--- a/asm1-cleaning-and-visualisation/COMP2501_Assignment_1_Questions_2026.docx
+++ b/asm1-cleaning-and-visualisation/COMP2501_Assignment_1_Questions_2026.docx
@@ -7,19 +7,7 @@
         <w:pStyle w:val="Title"/>
       </w:pPr>
       <w:r>
-        <w:t xml:space="preserve">COMP2501</w:t>
-      </w:r>
-      <w:r>
-        <w:t xml:space="preserve"> </w:t>
-      </w:r>
-      <w:r>
-        <w:t xml:space="preserve">Assignment</w:t>
-      </w:r>
-      <w:r>
-        <w:t xml:space="preserve"> </w:t>
-      </w:r>
-      <w:r>
-        <w:t xml:space="preserve">1</w:t>
+        <w:t xml:space="preserve">COMP2501 Assignment 1</w:t>
       </w:r>
     </w:p>
     <w:bookmarkStart w:id="20" w:name="requirements"/>
@@ -37,10 +25,22 @@
       </w:pPr>
       <w:r>
         <w:rPr>
+          <w:b/>
           <w:bCs/>
+        </w:rPr>
+        <w:t xml:space="preserve">Submission deadline: Feb 26th, 2026 at 23:59.</w:t>
+      </w:r>
+    </w:p>
+    <w:p>
+      <w:pPr>
+        <w:pStyle w:val="BodyText"/>
+      </w:pPr>
+      <w:r>
+        <w:rPr>
           <w:b/>
-        </w:rPr>
-        <w:t xml:space="preserve">Submission deadline: Feb 26th, 2026 at 23:59.</w:t>
+          <w:bCs/>
+        </w:rPr>
+        <w:t xml:space="preserve">Full mark of Assignment 1: 50.</w:t>
       </w:r>
     </w:p>
     <w:p>
@@ -48,40 +48,28 @@
         <w:pStyle w:val="BodyText"/>
       </w:pPr>
       <w:r>
-        <w:rPr>
-          <w:bCs/>
-          <w:b/>
-        </w:rPr>
-        <w:t xml:space="preserve">Full mark of Assignment 1: 50.</w:t>
-      </w:r>
-    </w:p>
-    <w:p>
-      <w:pPr>
-        <w:pStyle w:val="BodyText"/>
-      </w:pPr>
-      <w:r>
         <w:t xml:space="preserve">For the following questions, please:</w:t>
       </w:r>
     </w:p>
     <w:p>
       <w:pPr>
+        <w:pStyle w:val="Compact"/>
         <w:numPr>
           <w:ilvl w:val="0"/>
           <w:numId w:val="1001"/>
         </w:numPr>
+      </w:pPr>
+      <w:r>
+        <w:t xml:space="preserve">Replace all [Input here] places with your information or your answer (for multiple choice).</w:t>
+      </w:r>
+    </w:p>
+    <w:p>
+      <w:pPr>
         <w:pStyle w:val="Compact"/>
-      </w:pPr>
-      <w:r>
-        <w:t xml:space="preserve">Replace all [Input here] places with your information or your answer (for multiple choice).</w:t>
-      </w:r>
-    </w:p>
-    <w:p>
-      <w:pPr>
         <w:numPr>
           <w:ilvl w:val="0"/>
           <w:numId w:val="1001"/>
         </w:numPr>
-        <w:pStyle w:val="Compact"/>
       </w:pPr>
       <w:r>
         <w:t xml:space="preserve">Complete the code block by adding your own code to fulfill the requirements in each question. Please use the existing code block and do not add your own code block.</w:t>
@@ -107,24 +95,24 @@
       </w:r>
       <w:r>
         <w:rPr>
+          <w:b/>
           <w:bCs/>
+        </w:rPr>
+        <w:t xml:space="preserve">Rmd</w:t>
+      </w:r>
+      <w:r>
+        <w:t xml:space="preserve"> </w:t>
+      </w:r>
+      <w:r>
+        <w:t xml:space="preserve">file and the knitted</w:t>
+      </w:r>
+      <w:r>
+        <w:t xml:space="preserve"> </w:t>
+      </w:r>
+      <w:r>
+        <w:rPr>
           <w:b/>
-        </w:rPr>
-        <w:t xml:space="preserve">Rmd</w:t>
-      </w:r>
-      <w:r>
-        <w:t xml:space="preserve"> </w:t>
-      </w:r>
-      <w:r>
-        <w:t xml:space="preserve">file and the knitted</w:t>
-      </w:r>
-      <w:r>
-        <w:t xml:space="preserve"> </w:t>
-      </w:r>
-      <w:r>
-        <w:rPr>
           <w:bCs/>
-          <w:b/>
         </w:rPr>
         <w:t xml:space="preserve">Microsoft Word</w:t>
       </w:r>
@@ -143,7 +131,7 @@
       </w:r>
     </w:p>
     <w:bookmarkEnd w:id="20"/>
-    <w:bookmarkStart w:id="41" w:name="name-and-uid"/>
+    <w:bookmarkStart w:id="62" w:name="name-and-uid"/>
     <w:p>
       <w:pPr>
         <w:pStyle w:val="Heading2"/>
@@ -157,7 +145,7 @@
         <w:pStyle w:val="FirstParagraph"/>
       </w:pPr>
       <w:r>
-        <w:t xml:space="preserve">Name: [Input here]</w:t>
+        <w:t xml:space="preserve">Name: Kan Chi Fu</w:t>
       </w:r>
     </w:p>
     <w:p>
@@ -165,7 +153,7 @@
         <w:pStyle w:val="BodyText"/>
       </w:pPr>
       <w:r>
-        <w:t xml:space="preserve">UID: [Input here]</w:t>
+        <w:t xml:space="preserve">UID: 3035807902</w:t>
       </w:r>
     </w:p>
     <w:p>
@@ -551,6 +539,151 @@
       </w:r>
       <w:r>
         <w:t xml:space="preserve">, print the entries of row 2, and columns 2 to 4. Please define a matrix of your choice. You will need to select both row 2 and columns 2 to 4 simultaneously.</w:t>
+      </w:r>
+    </w:p>
+    <w:p>
+      <w:pPr>
+        <w:pStyle w:val="SourceCode"/>
+      </w:pPr>
+      <w:r>
+        <w:rPr>
+          <w:rStyle w:val="NormalTok"/>
+        </w:rPr>
+        <w:t xml:space="preserve">mat </w:t>
+      </w:r>
+      <w:r>
+        <w:rPr>
+          <w:rStyle w:val="OtherTok"/>
+        </w:rPr>
+        <w:t xml:space="preserve">&lt;-</w:t>
+      </w:r>
+      <w:r>
+        <w:rPr>
+          <w:rStyle w:val="NormalTok"/>
+        </w:rPr>
+        <w:t xml:space="preserve"> </w:t>
+      </w:r>
+      <w:r>
+        <w:rPr>
+          <w:rStyle w:val="FunctionTok"/>
+        </w:rPr>
+        <w:t xml:space="preserve">matrix</w:t>
+      </w:r>
+      <w:r>
+        <w:rPr>
+          <w:rStyle w:val="NormalTok"/>
+        </w:rPr>
+        <w:t xml:space="preserve">(</w:t>
+      </w:r>
+      <w:r>
+        <w:rPr>
+          <w:rStyle w:val="DecValTok"/>
+        </w:rPr>
+        <w:t xml:space="preserve">1</w:t>
+      </w:r>
+      <w:r>
+        <w:rPr>
+          <w:rStyle w:val="SpecialCharTok"/>
+        </w:rPr>
+        <w:t xml:space="preserve">:</w:t>
+      </w:r>
+      <w:r>
+        <w:rPr>
+          <w:rStyle w:val="DecValTok"/>
+        </w:rPr>
+        <w:t xml:space="preserve">100</w:t>
+      </w:r>
+      <w:r>
+        <w:rPr>
+          <w:rStyle w:val="NormalTok"/>
+        </w:rPr>
+        <w:t xml:space="preserve">,</w:t>
+      </w:r>
+      <w:r>
+        <w:rPr>
+          <w:rStyle w:val="DecValTok"/>
+        </w:rPr>
+        <w:t xml:space="preserve">10</w:t>
+      </w:r>
+      <w:r>
+        <w:rPr>
+          <w:rStyle w:val="NormalTok"/>
+        </w:rPr>
+        <w:t xml:space="preserve">,</w:t>
+      </w:r>
+      <w:r>
+        <w:rPr>
+          <w:rStyle w:val="DecValTok"/>
+        </w:rPr>
+        <w:t xml:space="preserve">10</w:t>
+      </w:r>
+      <w:r>
+        <w:rPr>
+          <w:rStyle w:val="NormalTok"/>
+        </w:rPr>
+        <w:t xml:space="preserve">)</w:t>
+      </w:r>
+      <w:r>
+        <w:br/>
+      </w:r>
+      <w:r>
+        <w:rPr>
+          <w:rStyle w:val="FunctionTok"/>
+        </w:rPr>
+        <w:t xml:space="preserve">print</w:t>
+      </w:r>
+      <w:r>
+        <w:rPr>
+          <w:rStyle w:val="NormalTok"/>
+        </w:rPr>
+        <w:t xml:space="preserve">(mat[</w:t>
+      </w:r>
+      <w:r>
+        <w:rPr>
+          <w:rStyle w:val="DecValTok"/>
+        </w:rPr>
+        <w:t xml:space="preserve">2</w:t>
+      </w:r>
+      <w:r>
+        <w:rPr>
+          <w:rStyle w:val="NormalTok"/>
+        </w:rPr>
+        <w:t xml:space="preserve">,</w:t>
+      </w:r>
+      <w:r>
+        <w:rPr>
+          <w:rStyle w:val="DecValTok"/>
+        </w:rPr>
+        <w:t xml:space="preserve">2</w:t>
+      </w:r>
+      <w:r>
+        <w:rPr>
+          <w:rStyle w:val="SpecialCharTok"/>
+        </w:rPr>
+        <w:t xml:space="preserve">:</w:t>
+      </w:r>
+      <w:r>
+        <w:rPr>
+          <w:rStyle w:val="DecValTok"/>
+        </w:rPr>
+        <w:t xml:space="preserve">4</w:t>
+      </w:r>
+      <w:r>
+        <w:rPr>
+          <w:rStyle w:val="NormalTok"/>
+        </w:rPr>
+        <w:t xml:space="preserve">])</w:t>
+      </w:r>
+    </w:p>
+    <w:p>
+      <w:pPr>
+        <w:pStyle w:val="SourceCode"/>
+      </w:pPr>
+      <w:r>
+        <w:rPr>
+          <w:rStyle w:val="VerbatimChar"/>
+        </w:rPr>
+        <w:t xml:space="preserve">## [1] 12 22 32</w:t>
       </w:r>
     </w:p>
     <w:bookmarkEnd w:id="23"/>
@@ -610,15 +743,15 @@
         </m:r>
         <m:rad>
           <m:radPr>
-            <m:degHide m:val="1"/>
+            <m:degHide m:val="on"/>
           </m:radPr>
           <m:deg/>
           <m:e>
             <m:d>
               <m:dPr>
                 <m:begChr m:val="("/>
+                <m:sepChr m:val=""/>
                 <m:endChr m:val=")"/>
-                <m:sepChr m:val=""/>
                 <m:grow/>
               </m:dPr>
               <m:e>
@@ -665,8 +798,8 @@
         <m:d>
           <m:dPr>
             <m:begChr m:val="("/>
+            <m:sepChr m:val=""/>
             <m:endChr m:val=")"/>
-            <m:sepChr m:val=""/>
             <m:grow/>
           </m:dPr>
           <m:e>
@@ -723,6 +856,187 @@
         <w:t xml:space="preserve">.</w:t>
       </w:r>
     </w:p>
+    <w:p>
+      <w:pPr>
+        <w:pStyle w:val="SourceCode"/>
+      </w:pPr>
+      <w:r>
+        <w:rPr>
+          <w:rStyle w:val="NormalTok"/>
+        </w:rPr>
+        <w:t xml:space="preserve">compute_s_n </w:t>
+      </w:r>
+      <w:r>
+        <w:rPr>
+          <w:rStyle w:val="OtherTok"/>
+        </w:rPr>
+        <w:t xml:space="preserve">&lt;-</w:t>
+      </w:r>
+      <w:r>
+        <w:rPr>
+          <w:rStyle w:val="NormalTok"/>
+        </w:rPr>
+        <w:t xml:space="preserve"> </w:t>
+      </w:r>
+      <w:r>
+        <w:rPr>
+          <w:rStyle w:val="ControlFlowTok"/>
+        </w:rPr>
+        <w:t xml:space="preserve">function</w:t>
+      </w:r>
+      <w:r>
+        <w:rPr>
+          <w:rStyle w:val="NormalTok"/>
+        </w:rPr>
+        <w:t xml:space="preserve">(n){</w:t>
+      </w:r>
+      <w:r>
+        <w:br/>
+      </w:r>
+      <w:r>
+        <w:rPr>
+          <w:rStyle w:val="NormalTok"/>
+        </w:rPr>
+        <w:t xml:space="preserve">  </w:t>
+      </w:r>
+      <w:r>
+        <w:rPr>
+          <w:rStyle w:val="FunctionTok"/>
+        </w:rPr>
+        <w:t xml:space="preserve">return</w:t>
+      </w:r>
+      <w:r>
+        <w:rPr>
+          <w:rStyle w:val="NormalTok"/>
+        </w:rPr>
+        <w:t xml:space="preserve">(n </w:t>
+      </w:r>
+      <w:r>
+        <w:rPr>
+          <w:rStyle w:val="SpecialCharTok"/>
+        </w:rPr>
+        <w:t xml:space="preserve">*</w:t>
+      </w:r>
+      <w:r>
+        <w:rPr>
+          <w:rStyle w:val="NormalTok"/>
+        </w:rPr>
+        <w:t xml:space="preserve"> </w:t>
+      </w:r>
+      <w:r>
+        <w:rPr>
+          <w:rStyle w:val="FunctionTok"/>
+        </w:rPr>
+        <w:t xml:space="preserve">sqrt</w:t>
+      </w:r>
+      <w:r>
+        <w:rPr>
+          <w:rStyle w:val="NormalTok"/>
+        </w:rPr>
+        <w:t xml:space="preserve">(n</w:t>
+      </w:r>
+      <w:r>
+        <w:rPr>
+          <w:rStyle w:val="SpecialCharTok"/>
+        </w:rPr>
+        <w:t xml:space="preserve">+</w:t>
+      </w:r>
+      <w:r>
+        <w:rPr>
+          <w:rStyle w:val="DecValTok"/>
+        </w:rPr>
+        <w:t xml:space="preserve">9</w:t>
+      </w:r>
+      <w:r>
+        <w:rPr>
+          <w:rStyle w:val="NormalTok"/>
+        </w:rPr>
+        <w:t xml:space="preserve">) </w:t>
+      </w:r>
+      <w:r>
+        <w:rPr>
+          <w:rStyle w:val="SpecialCharTok"/>
+        </w:rPr>
+        <w:t xml:space="preserve">*</w:t>
+      </w:r>
+      <w:r>
+        <w:rPr>
+          <w:rStyle w:val="NormalTok"/>
+        </w:rPr>
+        <w:t xml:space="preserve"> </w:t>
+      </w:r>
+      <w:r>
+        <w:rPr>
+          <w:rStyle w:val="FunctionTok"/>
+        </w:rPr>
+        <w:t xml:space="preserve">log10</w:t>
+      </w:r>
+      <w:r>
+        <w:rPr>
+          <w:rStyle w:val="NormalTok"/>
+        </w:rPr>
+        <w:t xml:space="preserve">(n))</w:t>
+      </w:r>
+      <w:r>
+        <w:br/>
+      </w:r>
+      <w:r>
+        <w:rPr>
+          <w:rStyle w:val="NormalTok"/>
+        </w:rPr>
+        <w:t xml:space="preserve">}</w:t>
+      </w:r>
+      <w:r>
+        <w:br/>
+      </w:r>
+      <w:r>
+        <w:rPr>
+          <w:rStyle w:val="FunctionTok"/>
+        </w:rPr>
+        <w:t xml:space="preserve">print</w:t>
+      </w:r>
+      <w:r>
+        <w:rPr>
+          <w:rStyle w:val="NormalTok"/>
+        </w:rPr>
+        <w:t xml:space="preserve">(</w:t>
+      </w:r>
+      <w:r>
+        <w:rPr>
+          <w:rStyle w:val="FunctionTok"/>
+        </w:rPr>
+        <w:t xml:space="preserve">compute_s_n</w:t>
+      </w:r>
+      <w:r>
+        <w:rPr>
+          <w:rStyle w:val="NormalTok"/>
+        </w:rPr>
+        <w:t xml:space="preserve">(</w:t>
+      </w:r>
+      <w:r>
+        <w:rPr>
+          <w:rStyle w:val="DecValTok"/>
+        </w:rPr>
+        <w:t xml:space="preserve">500</w:t>
+      </w:r>
+      <w:r>
+        <w:rPr>
+          <w:rStyle w:val="NormalTok"/>
+        </w:rPr>
+        <w:t xml:space="preserve">))</w:t>
+      </w:r>
+    </w:p>
+    <w:p>
+      <w:pPr>
+        <w:pStyle w:val="SourceCode"/>
+      </w:pPr>
+      <w:r>
+        <w:rPr>
+          <w:rStyle w:val="VerbatimChar"/>
+        </w:rPr>
+        <w:t xml:space="preserve">## [1] 30445.77</w:t>
+      </w:r>
+    </w:p>
     <w:bookmarkEnd w:id="24"/>
     <w:bookmarkStart w:id="25" w:name="X64a2fbbe7acc2d835aaf08fcbf927bfcfe75c94"/>
     <w:p>
@@ -747,83 +1061,83 @@
     </w:p>
     <w:p>
       <w:pPr>
+        <w:pStyle w:val="Compact"/>
         <w:numPr>
           <w:ilvl w:val="0"/>
           <w:numId w:val="1002"/>
         </w:numPr>
+      </w:pPr>
+    </w:p>
+    <w:p>
+      <w:pPr>
         <w:pStyle w:val="Compact"/>
-      </w:pPr>
-    </w:p>
-    <w:p>
-      <w:pPr>
         <w:numPr>
           <w:ilvl w:val="1"/>
           <w:numId w:val="1003"/>
         </w:numPr>
+      </w:pPr>
+      <w:r>
+        <w:t xml:space="preserve">Orange is tidy data: it has one observation for each row.</w:t>
+      </w:r>
+    </w:p>
+    <w:p>
+      <w:pPr>
         <w:pStyle w:val="Compact"/>
-      </w:pPr>
-      <w:r>
-        <w:t xml:space="preserve">Orange is tidy data: it has one observation for each row.</w:t>
-      </w:r>
-    </w:p>
-    <w:p>
-      <w:pPr>
         <w:numPr>
           <w:ilvl w:val="0"/>
           <w:numId w:val="1002"/>
         </w:numPr>
+      </w:pPr>
+    </w:p>
+    <w:p>
+      <w:pPr>
         <w:pStyle w:val="Compact"/>
-      </w:pPr>
-    </w:p>
-    <w:p>
-      <w:pPr>
         <w:numPr>
           <w:ilvl w:val="1"/>
           <w:numId w:val="1004"/>
         </w:numPr>
+      </w:pPr>
+      <w:r>
+        <w:t xml:space="preserve">Orange is not tidy: we need at least one column with a character vector.</w:t>
+      </w:r>
+    </w:p>
+    <w:p>
+      <w:pPr>
         <w:pStyle w:val="Compact"/>
-      </w:pPr>
-      <w:r>
-        <w:t xml:space="preserve">Orange is not tidy: we need at least one column with a character vector.</w:t>
-      </w:r>
-    </w:p>
-    <w:p>
-      <w:pPr>
         <w:numPr>
           <w:ilvl w:val="0"/>
           <w:numId w:val="1002"/>
         </w:numPr>
+      </w:pPr>
+    </w:p>
+    <w:p>
+      <w:pPr>
         <w:pStyle w:val="Compact"/>
-      </w:pPr>
-    </w:p>
-    <w:p>
-      <w:pPr>
         <w:numPr>
           <w:ilvl w:val="1"/>
           <w:numId w:val="1005"/>
         </w:numPr>
+      </w:pPr>
+      <w:r>
+        <w:t xml:space="preserve">Orange is not tidy: it is a matrix instead of a data frame.</w:t>
+      </w:r>
+    </w:p>
+    <w:p>
+      <w:pPr>
         <w:pStyle w:val="Compact"/>
-      </w:pPr>
-      <w:r>
-        <w:t xml:space="preserve">Orange is not tidy: it is a matrix instead of a data frame.</w:t>
-      </w:r>
-    </w:p>
-    <w:p>
-      <w:pPr>
         <w:numPr>
           <w:ilvl w:val="0"/>
           <w:numId w:val="1002"/>
         </w:numPr>
+      </w:pPr>
+    </w:p>
+    <w:p>
+      <w:pPr>
         <w:pStyle w:val="Compact"/>
-      </w:pPr>
-    </w:p>
-    <w:p>
-      <w:pPr>
         <w:numPr>
           <w:ilvl w:val="1"/>
           <w:numId w:val="1006"/>
         </w:numPr>
-        <w:pStyle w:val="Compact"/>
       </w:pPr>
       <w:r>
         <w:t xml:space="preserve">Orange is tidy data: all small datasets are tidy by definition.</w:t>
@@ -834,11 +1148,11 @@
         <w:pStyle w:val="FirstParagraph"/>
       </w:pPr>
       <w:r>
-        <w:t xml:space="preserve">Your answer is: [Input here]</w:t>
+        <w:t xml:space="preserve">Your answer is: a</w:t>
       </w:r>
     </w:p>
     <w:bookmarkEnd w:id="25"/>
-    <w:bookmarkStart w:id="30" w:name="Xd560b960f225b6332298f9ddd99a29558421d42"/>
+    <w:bookmarkStart w:id="36" w:name="Xd560b960f225b6332298f9ddd99a29558421d42"/>
     <w:p>
       <w:pPr>
         <w:pStyle w:val="Heading3"/>
@@ -987,16 +1301,533 @@
         <w:t xml:space="preserve"> </w:t>
       </w:r>
       <w:r>
-        <w:t xml:space="preserve">“</w:t>
-      </w:r>
-      <w:r>
-        <w:t xml:space="preserve">Unknown</w:t>
-      </w:r>
-      <w:r>
-        <w:t xml:space="preserve">”</w:t>
+        <w:t xml:space="preserve">“Unknown”</w:t>
       </w:r>
       <w:r>
         <w:t xml:space="preserve">. Tropical Depression: &lt; 34 knots. Tropical Storm: 34–63 knots. Hurricane: larger or equal to 64 knots.</w:t>
+      </w:r>
+    </w:p>
+    <w:p>
+      <w:pPr>
+        <w:pStyle w:val="SourceCode"/>
+      </w:pPr>
+      <w:r>
+        <w:rPr>
+          <w:rStyle w:val="CommentTok"/>
+        </w:rPr>
+        <w:t xml:space="preserve"># 1. Filters for 1990 onwards</w:t>
+      </w:r>
+      <w:r>
+        <w:br/>
+      </w:r>
+      <w:r>
+        <w:rPr>
+          <w:rStyle w:val="NormalTok"/>
+        </w:rPr>
+        <w:t xml:space="preserve">storms </w:t>
+      </w:r>
+      <w:r>
+        <w:rPr>
+          <w:rStyle w:val="OtherTok"/>
+        </w:rPr>
+        <w:t xml:space="preserve">&lt;-</w:t>
+      </w:r>
+      <w:r>
+        <w:rPr>
+          <w:rStyle w:val="NormalTok"/>
+        </w:rPr>
+        <w:t xml:space="preserve"> </w:t>
+      </w:r>
+      <w:r>
+        <w:rPr>
+          <w:rStyle w:val="FunctionTok"/>
+        </w:rPr>
+        <w:t xml:space="preserve">filter</w:t>
+      </w:r>
+      <w:r>
+        <w:rPr>
+          <w:rStyle w:val="NormalTok"/>
+        </w:rPr>
+        <w:t xml:space="preserve">(storms, year </w:t>
+      </w:r>
+      <w:r>
+        <w:rPr>
+          <w:rStyle w:val="SpecialCharTok"/>
+        </w:rPr>
+        <w:t xml:space="preserve">&gt;=</w:t>
+      </w:r>
+      <w:r>
+        <w:rPr>
+          <w:rStyle w:val="NormalTok"/>
+        </w:rPr>
+        <w:t xml:space="preserve"> </w:t>
+      </w:r>
+      <w:r>
+        <w:rPr>
+          <w:rStyle w:val="DecValTok"/>
+        </w:rPr>
+        <w:t xml:space="preserve">1990</w:t>
+      </w:r>
+      <w:r>
+        <w:rPr>
+          <w:rStyle w:val="NormalTok"/>
+        </w:rPr>
+        <w:t xml:space="preserve">)</w:t>
+      </w:r>
+      <w:r>
+        <w:br/>
+      </w:r>
+      <w:r>
+        <w:rPr>
+          <w:rStyle w:val="CommentTok"/>
+        </w:rPr>
+        <w:t xml:space="preserve"># 2. New column "storm_category"</w:t>
+      </w:r>
+      <w:r>
+        <w:br/>
+      </w:r>
+      <w:r>
+        <w:rPr>
+          <w:rStyle w:val="NormalTok"/>
+        </w:rPr>
+        <w:t xml:space="preserve">storms </w:t>
+      </w:r>
+      <w:r>
+        <w:rPr>
+          <w:rStyle w:val="OtherTok"/>
+        </w:rPr>
+        <w:t xml:space="preserve">&lt;-</w:t>
+      </w:r>
+      <w:r>
+        <w:rPr>
+          <w:rStyle w:val="NormalTok"/>
+        </w:rPr>
+        <w:t xml:space="preserve"> storms </w:t>
+      </w:r>
+      <w:r>
+        <w:rPr>
+          <w:rStyle w:val="SpecialCharTok"/>
+        </w:rPr>
+        <w:t xml:space="preserve">|&gt;</w:t>
+      </w:r>
+      <w:r>
+        <w:rPr>
+          <w:rStyle w:val="NormalTok"/>
+        </w:rPr>
+        <w:t xml:space="preserve"> </w:t>
+      </w:r>
+      <w:r>
+        <w:rPr>
+          <w:rStyle w:val="FunctionTok"/>
+        </w:rPr>
+        <w:t xml:space="preserve">mutate</w:t>
+      </w:r>
+      <w:r>
+        <w:rPr>
+          <w:rStyle w:val="NormalTok"/>
+        </w:rPr>
+        <w:t xml:space="preserve">(</w:t>
+      </w:r>
+      <w:r>
+        <w:br/>
+      </w:r>
+      <w:r>
+        <w:rPr>
+          <w:rStyle w:val="NormalTok"/>
+        </w:rPr>
+        <w:t xml:space="preserve">  </w:t>
+      </w:r>
+      <w:r>
+        <w:rPr>
+          <w:rStyle w:val="AttributeTok"/>
+        </w:rPr>
+        <w:t xml:space="preserve">storm_category =</w:t>
+      </w:r>
+      <w:r>
+        <w:rPr>
+          <w:rStyle w:val="NormalTok"/>
+        </w:rPr>
+        <w:t xml:space="preserve"> </w:t>
+      </w:r>
+      <w:r>
+        <w:rPr>
+          <w:rStyle w:val="FunctionTok"/>
+        </w:rPr>
+        <w:t xml:space="preserve">case_when</w:t>
+      </w:r>
+      <w:r>
+        <w:rPr>
+          <w:rStyle w:val="NormalTok"/>
+        </w:rPr>
+        <w:t xml:space="preserve">(</w:t>
+      </w:r>
+      <w:r>
+        <w:br/>
+      </w:r>
+      <w:r>
+        <w:rPr>
+          <w:rStyle w:val="NormalTok"/>
+        </w:rPr>
+        <w:t xml:space="preserve">    </w:t>
+      </w:r>
+      <w:r>
+        <w:rPr>
+          <w:rStyle w:val="FunctionTok"/>
+        </w:rPr>
+        <w:t xml:space="preserve">is.na</w:t>
+      </w:r>
+      <w:r>
+        <w:rPr>
+          <w:rStyle w:val="NormalTok"/>
+        </w:rPr>
+        <w:t xml:space="preserve">(wind) </w:t>
+      </w:r>
+      <w:r>
+        <w:rPr>
+          <w:rStyle w:val="SpecialCharTok"/>
+        </w:rPr>
+        <w:t xml:space="preserve">~</w:t>
+      </w:r>
+      <w:r>
+        <w:rPr>
+          <w:rStyle w:val="NormalTok"/>
+        </w:rPr>
+        <w:t xml:space="preserve"> </w:t>
+      </w:r>
+      <w:r>
+        <w:rPr>
+          <w:rStyle w:val="StringTok"/>
+        </w:rPr>
+        <w:t xml:space="preserve">"Unknown"</w:t>
+      </w:r>
+      <w:r>
+        <w:rPr>
+          <w:rStyle w:val="NormalTok"/>
+        </w:rPr>
+        <w:t xml:space="preserve">,</w:t>
+      </w:r>
+      <w:r>
+        <w:br/>
+      </w:r>
+      <w:r>
+        <w:rPr>
+          <w:rStyle w:val="NormalTok"/>
+        </w:rPr>
+        <w:t xml:space="preserve">    wind </w:t>
+      </w:r>
+      <w:r>
+        <w:rPr>
+          <w:rStyle w:val="SpecialCharTok"/>
+        </w:rPr>
+        <w:t xml:space="preserve">&lt;</w:t>
+      </w:r>
+      <w:r>
+        <w:rPr>
+          <w:rStyle w:val="NormalTok"/>
+        </w:rPr>
+        <w:t xml:space="preserve"> </w:t>
+      </w:r>
+      <w:r>
+        <w:rPr>
+          <w:rStyle w:val="DecValTok"/>
+        </w:rPr>
+        <w:t xml:space="preserve">34</w:t>
+      </w:r>
+      <w:r>
+        <w:rPr>
+          <w:rStyle w:val="NormalTok"/>
+        </w:rPr>
+        <w:t xml:space="preserve"> </w:t>
+      </w:r>
+      <w:r>
+        <w:rPr>
+          <w:rStyle w:val="SpecialCharTok"/>
+        </w:rPr>
+        <w:t xml:space="preserve">~</w:t>
+      </w:r>
+      <w:r>
+        <w:rPr>
+          <w:rStyle w:val="NormalTok"/>
+        </w:rPr>
+        <w:t xml:space="preserve"> </w:t>
+      </w:r>
+      <w:r>
+        <w:rPr>
+          <w:rStyle w:val="StringTok"/>
+        </w:rPr>
+        <w:t xml:space="preserve">"Tropical Depression"</w:t>
+      </w:r>
+      <w:r>
+        <w:rPr>
+          <w:rStyle w:val="NormalTok"/>
+        </w:rPr>
+        <w:t xml:space="preserve">,</w:t>
+      </w:r>
+      <w:r>
+        <w:br/>
+      </w:r>
+      <w:r>
+        <w:rPr>
+          <w:rStyle w:val="NormalTok"/>
+        </w:rPr>
+        <w:t xml:space="preserve">    </w:t>
+      </w:r>
+      <w:r>
+        <w:rPr>
+          <w:rStyle w:val="FunctionTok"/>
+        </w:rPr>
+        <w:t xml:space="preserve">between</w:t>
+      </w:r>
+      <w:r>
+        <w:rPr>
+          <w:rStyle w:val="NormalTok"/>
+        </w:rPr>
+        <w:t xml:space="preserve">(wind, </w:t>
+      </w:r>
+      <w:r>
+        <w:rPr>
+          <w:rStyle w:val="DecValTok"/>
+        </w:rPr>
+        <w:t xml:space="preserve">34</w:t>
+      </w:r>
+      <w:r>
+        <w:rPr>
+          <w:rStyle w:val="NormalTok"/>
+        </w:rPr>
+        <w:t xml:space="preserve">, </w:t>
+      </w:r>
+      <w:r>
+        <w:rPr>
+          <w:rStyle w:val="DecValTok"/>
+        </w:rPr>
+        <w:t xml:space="preserve">63</w:t>
+      </w:r>
+      <w:r>
+        <w:rPr>
+          <w:rStyle w:val="NormalTok"/>
+        </w:rPr>
+        <w:t xml:space="preserve">) </w:t>
+      </w:r>
+      <w:r>
+        <w:rPr>
+          <w:rStyle w:val="SpecialCharTok"/>
+        </w:rPr>
+        <w:t xml:space="preserve">~</w:t>
+      </w:r>
+      <w:r>
+        <w:rPr>
+          <w:rStyle w:val="NormalTok"/>
+        </w:rPr>
+        <w:t xml:space="preserve"> </w:t>
+      </w:r>
+      <w:r>
+        <w:rPr>
+          <w:rStyle w:val="StringTok"/>
+        </w:rPr>
+        <w:t xml:space="preserve">"Tropical Storm"</w:t>
+      </w:r>
+      <w:r>
+        <w:rPr>
+          <w:rStyle w:val="NormalTok"/>
+        </w:rPr>
+        <w:t xml:space="preserve">,</w:t>
+      </w:r>
+      <w:r>
+        <w:br/>
+      </w:r>
+      <w:r>
+        <w:rPr>
+          <w:rStyle w:val="NormalTok"/>
+        </w:rPr>
+        <w:t xml:space="preserve">    wind </w:t>
+      </w:r>
+      <w:r>
+        <w:rPr>
+          <w:rStyle w:val="SpecialCharTok"/>
+        </w:rPr>
+        <w:t xml:space="preserve">&gt;</w:t>
+      </w:r>
+      <w:r>
+        <w:rPr>
+          <w:rStyle w:val="NormalTok"/>
+        </w:rPr>
+        <w:t xml:space="preserve"> </w:t>
+      </w:r>
+      <w:r>
+        <w:rPr>
+          <w:rStyle w:val="DecValTok"/>
+        </w:rPr>
+        <w:t xml:space="preserve">63</w:t>
+      </w:r>
+      <w:r>
+        <w:rPr>
+          <w:rStyle w:val="NormalTok"/>
+        </w:rPr>
+        <w:t xml:space="preserve"> </w:t>
+      </w:r>
+      <w:r>
+        <w:rPr>
+          <w:rStyle w:val="SpecialCharTok"/>
+        </w:rPr>
+        <w:t xml:space="preserve">~</w:t>
+      </w:r>
+      <w:r>
+        <w:rPr>
+          <w:rStyle w:val="NormalTok"/>
+        </w:rPr>
+        <w:t xml:space="preserve"> </w:t>
+      </w:r>
+      <w:r>
+        <w:rPr>
+          <w:rStyle w:val="StringTok"/>
+        </w:rPr>
+        <w:t xml:space="preserve">"Hurricane"</w:t>
+      </w:r>
+      <w:r>
+        <w:br/>
+      </w:r>
+      <w:r>
+        <w:rPr>
+          <w:rStyle w:val="NormalTok"/>
+        </w:rPr>
+        <w:t xml:space="preserve">  )</w:t>
+      </w:r>
+      <w:r>
+        <w:br/>
+      </w:r>
+      <w:r>
+        <w:rPr>
+          <w:rStyle w:val="NormalTok"/>
+        </w:rPr>
+        <w:t xml:space="preserve">)</w:t>
+      </w:r>
+      <w:r>
+        <w:br/>
+      </w:r>
+      <w:r>
+        <w:rPr>
+          <w:rStyle w:val="FunctionTok"/>
+        </w:rPr>
+        <w:t xml:space="preserve">print</w:t>
+      </w:r>
+      <w:r>
+        <w:rPr>
+          <w:rStyle w:val="NormalTok"/>
+        </w:rPr>
+        <w:t xml:space="preserve">(storms </w:t>
+      </w:r>
+      <w:r>
+        <w:rPr>
+          <w:rStyle w:val="SpecialCharTok"/>
+        </w:rPr>
+        <w:t xml:space="preserve">|&gt;</w:t>
+      </w:r>
+      <w:r>
+        <w:rPr>
+          <w:rStyle w:val="NormalTok"/>
+        </w:rPr>
+        <w:t xml:space="preserve"> </w:t>
+      </w:r>
+      <w:r>
+        <w:rPr>
+          <w:rStyle w:val="FunctionTok"/>
+        </w:rPr>
+        <w:t xml:space="preserve">group_by</w:t>
+      </w:r>
+      <w:r>
+        <w:rPr>
+          <w:rStyle w:val="NormalTok"/>
+        </w:rPr>
+        <w:t xml:space="preserve">(storm_category) </w:t>
+      </w:r>
+      <w:r>
+        <w:rPr>
+          <w:rStyle w:val="SpecialCharTok"/>
+        </w:rPr>
+        <w:t xml:space="preserve">|&gt;</w:t>
+      </w:r>
+      <w:r>
+        <w:rPr>
+          <w:rStyle w:val="NormalTok"/>
+        </w:rPr>
+        <w:t xml:space="preserve"> </w:t>
+      </w:r>
+      <w:r>
+        <w:rPr>
+          <w:rStyle w:val="FunctionTok"/>
+        </w:rPr>
+        <w:t xml:space="preserve">count</w:t>
+      </w:r>
+      <w:r>
+        <w:rPr>
+          <w:rStyle w:val="NormalTok"/>
+        </w:rPr>
+        <w:t xml:space="preserve">())</w:t>
+      </w:r>
+    </w:p>
+    <w:p>
+      <w:pPr>
+        <w:pStyle w:val="SourceCode"/>
+      </w:pPr>
+      <w:r>
+        <w:rPr>
+          <w:rStyle w:val="VerbatimChar"/>
+        </w:rPr>
+        <w:t xml:space="preserve">## # A tibble: 3 × 2</w:t>
+      </w:r>
+      <w:r>
+        <w:br/>
+      </w:r>
+      <w:r>
+        <w:rPr>
+          <w:rStyle w:val="VerbatimChar"/>
+        </w:rPr>
+        <w:t xml:space="preserve">## # Groups:   storm_category [3]</w:t>
+      </w:r>
+      <w:r>
+        <w:br/>
+      </w:r>
+      <w:r>
+        <w:rPr>
+          <w:rStyle w:val="VerbatimChar"/>
+        </w:rPr>
+        <w:t xml:space="preserve">##   storm_category          n</w:t>
+      </w:r>
+      <w:r>
+        <w:br/>
+      </w:r>
+      <w:r>
+        <w:rPr>
+          <w:rStyle w:val="VerbatimChar"/>
+        </w:rPr>
+        <w:t xml:space="preserve">##   &lt;chr&gt;               &lt;int&gt;</w:t>
+      </w:r>
+      <w:r>
+        <w:br/>
+      </w:r>
+      <w:r>
+        <w:rPr>
+          <w:rStyle w:val="VerbatimChar"/>
+        </w:rPr>
+        <w:t xml:space="preserve">## 1 Hurricane            3905</w:t>
+      </w:r>
+      <w:r>
+        <w:br/>
+      </w:r>
+      <w:r>
+        <w:rPr>
+          <w:rStyle w:val="VerbatimChar"/>
+        </w:rPr>
+        <w:t xml:space="preserve">## 2 Tropical Depression  4698</w:t>
+      </w:r>
+      <w:r>
+        <w:br/>
+      </w:r>
+      <w:r>
+        <w:rPr>
+          <w:rStyle w:val="VerbatimChar"/>
+        </w:rPr>
+        <w:t xml:space="preserve">## 3 Tropical Storm       7328</w:t>
       </w:r>
     </w:p>
     <w:bookmarkEnd w:id="26"/>
@@ -1012,13 +1843,7 @@
         <w:t xml:space="preserve"> </w:t>
       </w:r>
       <w:r>
-        <w:t xml:space="preserve">“</w:t>
-      </w:r>
-      <w:r>
-        <w:t xml:space="preserve">Hurricane</w:t>
-      </w:r>
-      <w:r>
-        <w:t xml:space="preserve">”</w:t>
+        <w:t xml:space="preserve">“Hurricane”</w:t>
       </w:r>
       <w:r>
         <w:t xml:space="preserve"> </w:t>
@@ -1027,8 +1852,486 @@
         <w:t xml:space="preserve">status. Print their names, years, max wind speeds, and duration.</w:t>
       </w:r>
     </w:p>
+    <w:p>
+      <w:pPr>
+        <w:pStyle w:val="SourceCode"/>
+      </w:pPr>
+      <w:r>
+        <w:rPr>
+          <w:rStyle w:val="CommentTok"/>
+        </w:rPr>
+        <w:t xml:space="preserve"># Summarize max speed and duraion</w:t>
+      </w:r>
+      <w:r>
+        <w:br/>
+      </w:r>
+      <w:r>
+        <w:rPr>
+          <w:rStyle w:val="NormalTok"/>
+        </w:rPr>
+        <w:t xml:space="preserve">uni_storms </w:t>
+      </w:r>
+      <w:r>
+        <w:rPr>
+          <w:rStyle w:val="OtherTok"/>
+        </w:rPr>
+        <w:t xml:space="preserve">&lt;-</w:t>
+      </w:r>
+      <w:r>
+        <w:rPr>
+          <w:rStyle w:val="NormalTok"/>
+        </w:rPr>
+        <w:t xml:space="preserve"> storms </w:t>
+      </w:r>
+      <w:r>
+        <w:rPr>
+          <w:rStyle w:val="SpecialCharTok"/>
+        </w:rPr>
+        <w:t xml:space="preserve">|&gt;</w:t>
+      </w:r>
+      <w:r>
+        <w:rPr>
+          <w:rStyle w:val="NormalTok"/>
+        </w:rPr>
+        <w:t xml:space="preserve"> </w:t>
+      </w:r>
+      <w:r>
+        <w:rPr>
+          <w:rStyle w:val="FunctionTok"/>
+        </w:rPr>
+        <w:t xml:space="preserve">group_by</w:t>
+      </w:r>
+      <w:r>
+        <w:rPr>
+          <w:rStyle w:val="NormalTok"/>
+        </w:rPr>
+        <w:t xml:space="preserve">(name,year) </w:t>
+      </w:r>
+      <w:r>
+        <w:rPr>
+          <w:rStyle w:val="SpecialCharTok"/>
+        </w:rPr>
+        <w:t xml:space="preserve">|&gt;</w:t>
+      </w:r>
+      <w:r>
+        <w:rPr>
+          <w:rStyle w:val="NormalTok"/>
+        </w:rPr>
+        <w:t xml:space="preserve"> </w:t>
+      </w:r>
+      <w:r>
+        <w:rPr>
+          <w:rStyle w:val="FunctionTok"/>
+        </w:rPr>
+        <w:t xml:space="preserve">summarise</w:t>
+      </w:r>
+      <w:r>
+        <w:rPr>
+          <w:rStyle w:val="NormalTok"/>
+        </w:rPr>
+        <w:t xml:space="preserve">(</w:t>
+      </w:r>
+      <w:r>
+        <w:br/>
+      </w:r>
+      <w:r>
+        <w:rPr>
+          <w:rStyle w:val="NormalTok"/>
+        </w:rPr>
+        <w:t xml:space="preserve">  </w:t>
+      </w:r>
+      <w:r>
+        <w:rPr>
+          <w:rStyle w:val="AttributeTok"/>
+        </w:rPr>
+        <w:t xml:space="preserve">is_hurricane =</w:t>
+      </w:r>
+      <w:r>
+        <w:rPr>
+          <w:rStyle w:val="NormalTok"/>
+        </w:rPr>
+        <w:t xml:space="preserve"> </w:t>
+      </w:r>
+      <w:r>
+        <w:rPr>
+          <w:rStyle w:val="StringTok"/>
+        </w:rPr>
+        <w:t xml:space="preserve">"hurricane"</w:t>
+      </w:r>
+      <w:r>
+        <w:rPr>
+          <w:rStyle w:val="NormalTok"/>
+        </w:rPr>
+        <w:t xml:space="preserve"> </w:t>
+      </w:r>
+      <w:r>
+        <w:rPr>
+          <w:rStyle w:val="SpecialCharTok"/>
+        </w:rPr>
+        <w:t xml:space="preserve">%in%</w:t>
+      </w:r>
+      <w:r>
+        <w:rPr>
+          <w:rStyle w:val="NormalTok"/>
+        </w:rPr>
+        <w:t xml:space="preserve"> status,</w:t>
+      </w:r>
+      <w:r>
+        <w:br/>
+      </w:r>
+      <w:r>
+        <w:rPr>
+          <w:rStyle w:val="NormalTok"/>
+        </w:rPr>
+        <w:t xml:space="preserve">  </w:t>
+      </w:r>
+      <w:r>
+        <w:rPr>
+          <w:rStyle w:val="AttributeTok"/>
+        </w:rPr>
+        <w:t xml:space="preserve">max_wind_speed =</w:t>
+      </w:r>
+      <w:r>
+        <w:rPr>
+          <w:rStyle w:val="NormalTok"/>
+        </w:rPr>
+        <w:t xml:space="preserve"> </w:t>
+      </w:r>
+      <w:r>
+        <w:rPr>
+          <w:rStyle w:val="FunctionTok"/>
+        </w:rPr>
+        <w:t xml:space="preserve">max</w:t>
+      </w:r>
+      <w:r>
+        <w:rPr>
+          <w:rStyle w:val="NormalTok"/>
+        </w:rPr>
+        <w:t xml:space="preserve">(wind),</w:t>
+      </w:r>
+      <w:r>
+        <w:br/>
+      </w:r>
+      <w:r>
+        <w:rPr>
+          <w:rStyle w:val="NormalTok"/>
+        </w:rPr>
+        <w:t xml:space="preserve">  </w:t>
+      </w:r>
+      <w:r>
+        <w:rPr>
+          <w:rStyle w:val="AttributeTok"/>
+        </w:rPr>
+        <w:t xml:space="preserve">duration =</w:t>
+      </w:r>
+      <w:r>
+        <w:rPr>
+          <w:rStyle w:val="NormalTok"/>
+        </w:rPr>
+        <w:t xml:space="preserve"> </w:t>
+      </w:r>
+      <w:r>
+        <w:rPr>
+          <w:rStyle w:val="FunctionTok"/>
+        </w:rPr>
+        <w:t xml:space="preserve">n</w:t>
+      </w:r>
+      <w:r>
+        <w:rPr>
+          <w:rStyle w:val="NormalTok"/>
+        </w:rPr>
+        <w:t xml:space="preserve">(),</w:t>
+      </w:r>
+      <w:r>
+        <w:br/>
+      </w:r>
+      <w:r>
+        <w:rPr>
+          <w:rStyle w:val="NormalTok"/>
+        </w:rPr>
+        <w:t xml:space="preserve">  </w:t>
+      </w:r>
+      <w:r>
+        <w:rPr>
+          <w:rStyle w:val="AttributeTok"/>
+        </w:rPr>
+        <w:t xml:space="preserve">.groups =</w:t>
+      </w:r>
+      <w:r>
+        <w:rPr>
+          <w:rStyle w:val="NormalTok"/>
+        </w:rPr>
+        <w:t xml:space="preserve"> </w:t>
+      </w:r>
+      <w:r>
+        <w:rPr>
+          <w:rStyle w:val="StringTok"/>
+        </w:rPr>
+        <w:t xml:space="preserve">"keep"</w:t>
+      </w:r>
+      <w:r>
+        <w:br/>
+      </w:r>
+      <w:r>
+        <w:rPr>
+          <w:rStyle w:val="NormalTok"/>
+        </w:rPr>
+        <w:t xml:space="preserve">)</w:t>
+      </w:r>
+      <w:r>
+        <w:br/>
+      </w:r>
+      <w:r>
+        <w:rPr>
+          <w:rStyle w:val="CommentTok"/>
+        </w:rPr>
+        <w:t xml:space="preserve"># Get top 5 hurricane</w:t>
+      </w:r>
+      <w:r>
+        <w:br/>
+      </w:r>
+      <w:r>
+        <w:rPr>
+          <w:rStyle w:val="NormalTok"/>
+        </w:rPr>
+        <w:t xml:space="preserve">top_hurr </w:t>
+      </w:r>
+      <w:r>
+        <w:rPr>
+          <w:rStyle w:val="OtherTok"/>
+        </w:rPr>
+        <w:t xml:space="preserve">&lt;-</w:t>
+      </w:r>
+      <w:r>
+        <w:rPr>
+          <w:rStyle w:val="NormalTok"/>
+        </w:rPr>
+        <w:t xml:space="preserve"> uni_storms </w:t>
+      </w:r>
+      <w:r>
+        <w:rPr>
+          <w:rStyle w:val="SpecialCharTok"/>
+        </w:rPr>
+        <w:t xml:space="preserve">|&gt;</w:t>
+      </w:r>
+      <w:r>
+        <w:rPr>
+          <w:rStyle w:val="NormalTok"/>
+        </w:rPr>
+        <w:t xml:space="preserve"> </w:t>
+      </w:r>
+      <w:r>
+        <w:rPr>
+          <w:rStyle w:val="FunctionTok"/>
+        </w:rPr>
+        <w:t xml:space="preserve">filter</w:t>
+      </w:r>
+      <w:r>
+        <w:rPr>
+          <w:rStyle w:val="NormalTok"/>
+        </w:rPr>
+        <w:t xml:space="preserve">(is_hurricane) </w:t>
+      </w:r>
+      <w:r>
+        <w:rPr>
+          <w:rStyle w:val="SpecialCharTok"/>
+        </w:rPr>
+        <w:t xml:space="preserve">|&gt;</w:t>
+      </w:r>
+      <w:r>
+        <w:rPr>
+          <w:rStyle w:val="NormalTok"/>
+        </w:rPr>
+        <w:t xml:space="preserve"> </w:t>
+      </w:r>
+      <w:r>
+        <w:rPr>
+          <w:rStyle w:val="FunctionTok"/>
+        </w:rPr>
+        <w:t xml:space="preserve">arrange</w:t>
+      </w:r>
+      <w:r>
+        <w:rPr>
+          <w:rStyle w:val="NormalTok"/>
+        </w:rPr>
+        <w:t xml:space="preserve">(</w:t>
+      </w:r>
+      <w:r>
+        <w:rPr>
+          <w:rStyle w:val="FunctionTok"/>
+        </w:rPr>
+        <w:t xml:space="preserve">desc</w:t>
+      </w:r>
+      <w:r>
+        <w:rPr>
+          <w:rStyle w:val="NormalTok"/>
+        </w:rPr>
+        <w:t xml:space="preserve">(duration)) </w:t>
+      </w:r>
+      <w:r>
+        <w:rPr>
+          <w:rStyle w:val="SpecialCharTok"/>
+        </w:rPr>
+        <w:t xml:space="preserve">|&gt;</w:t>
+      </w:r>
+      <w:r>
+        <w:rPr>
+          <w:rStyle w:val="NormalTok"/>
+        </w:rPr>
+        <w:t xml:space="preserve"> </w:t>
+      </w:r>
+      <w:r>
+        <w:rPr>
+          <w:rStyle w:val="FunctionTok"/>
+        </w:rPr>
+        <w:t xml:space="preserve">head</w:t>
+      </w:r>
+      <w:r>
+        <w:rPr>
+          <w:rStyle w:val="NormalTok"/>
+        </w:rPr>
+        <w:t xml:space="preserve">(</w:t>
+      </w:r>
+      <w:r>
+        <w:rPr>
+          <w:rStyle w:val="DecValTok"/>
+        </w:rPr>
+        <w:t xml:space="preserve">5</w:t>
+      </w:r>
+      <w:r>
+        <w:rPr>
+          <w:rStyle w:val="NormalTok"/>
+        </w:rPr>
+        <w:t xml:space="preserve">) </w:t>
+      </w:r>
+      <w:r>
+        <w:rPr>
+          <w:rStyle w:val="SpecialCharTok"/>
+        </w:rPr>
+        <w:t xml:space="preserve">|&gt;</w:t>
+      </w:r>
+      <w:r>
+        <w:br/>
+      </w:r>
+      <w:r>
+        <w:rPr>
+          <w:rStyle w:val="NormalTok"/>
+        </w:rPr>
+        <w:t xml:space="preserve">  </w:t>
+      </w:r>
+      <w:r>
+        <w:rPr>
+          <w:rStyle w:val="FunctionTok"/>
+        </w:rPr>
+        <w:t xml:space="preserve">select</w:t>
+      </w:r>
+      <w:r>
+        <w:rPr>
+          <w:rStyle w:val="NormalTok"/>
+        </w:rPr>
+        <w:t xml:space="preserve">(name,year,max_wind_speed,duration)</w:t>
+      </w:r>
+      <w:r>
+        <w:br/>
+      </w:r>
+      <w:r>
+        <w:rPr>
+          <w:rStyle w:val="FunctionTok"/>
+        </w:rPr>
+        <w:t xml:space="preserve">print</w:t>
+      </w:r>
+      <w:r>
+        <w:rPr>
+          <w:rStyle w:val="NormalTok"/>
+        </w:rPr>
+        <w:t xml:space="preserve">(top_hurr)</w:t>
+      </w:r>
+    </w:p>
+    <w:p>
+      <w:pPr>
+        <w:pStyle w:val="SourceCode"/>
+      </w:pPr>
+      <w:r>
+        <w:rPr>
+          <w:rStyle w:val="VerbatimChar"/>
+        </w:rPr>
+        <w:t xml:space="preserve">## # A tibble: 5 × 4</w:t>
+      </w:r>
+      <w:r>
+        <w:br/>
+      </w:r>
+      <w:r>
+        <w:rPr>
+          <w:rStyle w:val="VerbatimChar"/>
+        </w:rPr>
+        <w:t xml:space="preserve">## # Groups:   name, year [5]</w:t>
+      </w:r>
+      <w:r>
+        <w:br/>
+      </w:r>
+      <w:r>
+        <w:rPr>
+          <w:rStyle w:val="VerbatimChar"/>
+        </w:rPr>
+        <w:t xml:space="preserve">##   name      year max_wind_speed duration</w:t>
+      </w:r>
+      <w:r>
+        <w:br/>
+      </w:r>
+      <w:r>
+        <w:rPr>
+          <w:rStyle w:val="VerbatimChar"/>
+        </w:rPr>
+        <w:t xml:space="preserve">##   &lt;chr&gt;    &lt;dbl&gt;          &lt;int&gt;    &lt;int&gt;</w:t>
+      </w:r>
+      <w:r>
+        <w:br/>
+      </w:r>
+      <w:r>
+        <w:rPr>
+          <w:rStyle w:val="VerbatimChar"/>
+        </w:rPr>
+        <w:t xml:space="preserve">## 1 Nadine    2012             80       96</w:t>
+      </w:r>
+      <w:r>
+        <w:br/>
+      </w:r>
+      <w:r>
+        <w:rPr>
+          <w:rStyle w:val="VerbatimChar"/>
+        </w:rPr>
+        <w:t xml:space="preserve">## 2 Ivan      2004            145       94</w:t>
+      </w:r>
+      <w:r>
+        <w:br/>
+      </w:r>
+      <w:r>
+        <w:rPr>
+          <w:rStyle w:val="VerbatimChar"/>
+        </w:rPr>
+        <w:t xml:space="preserve">## 3 Kyle      2002             75       90</w:t>
+      </w:r>
+      <w:r>
+        <w:br/>
+      </w:r>
+      <w:r>
+        <w:rPr>
+          <w:rStyle w:val="VerbatimChar"/>
+        </w:rPr>
+        <w:t xml:space="preserve">## 4 Leslie    2018             80       89</w:t>
+      </w:r>
+      <w:r>
+        <w:br/>
+      </w:r>
+      <w:r>
+        <w:rPr>
+          <w:rStyle w:val="VerbatimChar"/>
+        </w:rPr>
+        <w:t xml:space="preserve">## 5 Paulette  2020             90       88</w:t>
+      </w:r>
+    </w:p>
     <w:bookmarkEnd w:id="27"/>
-    <w:bookmarkStart w:id="28" w:name="X346a0434604bafe3698b6adc724f9b2de3b3be3"/>
+    <w:bookmarkStart w:id="31" w:name="X346a0434604bafe3698b6adc724f9b2de3b3be3"/>
     <w:p>
       <w:pPr>
         <w:pStyle w:val="Heading4"/>
@@ -1040,13 +2343,7 @@
         <w:t xml:space="preserve"> </w:t>
       </w:r>
       <w:r>
-        <w:t xml:space="preserve">“</w:t>
-      </w:r>
-      <w:r>
-        <w:t xml:space="preserve">lightblue</w:t>
-      </w:r>
-      <w:r>
-        <w:t xml:space="preserve">”</w:t>
+        <w:t xml:space="preserve">“lightblue”</w:t>
       </w:r>
       <w:r>
         <w:t xml:space="preserve">). Add a title</w:t>
@@ -1055,13 +2352,7 @@
         <w:t xml:space="preserve"> </w:t>
       </w:r>
       <w:r>
-        <w:t xml:space="preserve">“</w:t>
-      </w:r>
-      <w:r>
-        <w:t xml:space="preserve">Wind Speed Distribution by Month</w:t>
-      </w:r>
-      <w:r>
-        <w:t xml:space="preserve">”</w:t>
+        <w:t xml:space="preserve">“Wind Speed Distribution by Month”</w:t>
       </w:r>
       <w:r>
         <w:t xml:space="preserve"> </w:t>
@@ -1070,8 +2361,414 @@
         <w:t xml:space="preserve">and appropriate axis labels.</w:t>
       </w:r>
     </w:p>
-    <w:bookmarkEnd w:id="28"/>
-    <w:bookmarkStart w:id="29" w:name="X8729f7205b2ecd0924405843680f18659576d3b"/>
+    <w:p>
+      <w:pPr>
+        <w:pStyle w:val="SourceCode"/>
+      </w:pPr>
+      <w:r>
+        <w:rPr>
+          <w:rStyle w:val="NormalTok"/>
+        </w:rPr>
+        <w:t xml:space="preserve">storms </w:t>
+      </w:r>
+      <w:r>
+        <w:rPr>
+          <w:rStyle w:val="OtherTok"/>
+        </w:rPr>
+        <w:t xml:space="preserve">&lt;-</w:t>
+      </w:r>
+      <w:r>
+        <w:rPr>
+          <w:rStyle w:val="NormalTok"/>
+        </w:rPr>
+        <w:t xml:space="preserve"> </w:t>
+      </w:r>
+      <w:r>
+        <w:rPr>
+          <w:rStyle w:val="FunctionTok"/>
+        </w:rPr>
+        <w:t xml:space="preserve">mutate</w:t>
+      </w:r>
+      <w:r>
+        <w:rPr>
+          <w:rStyle w:val="NormalTok"/>
+        </w:rPr>
+        <w:t xml:space="preserve">(storms, </w:t>
+      </w:r>
+      <w:r>
+        <w:rPr>
+          <w:rStyle w:val="AttributeTok"/>
+        </w:rPr>
+        <w:t xml:space="preserve">month =</w:t>
+      </w:r>
+      <w:r>
+        <w:rPr>
+          <w:rStyle w:val="NormalTok"/>
+        </w:rPr>
+        <w:t xml:space="preserve"> </w:t>
+      </w:r>
+      <w:r>
+        <w:rPr>
+          <w:rStyle w:val="FunctionTok"/>
+        </w:rPr>
+        <w:t xml:space="preserve">as.factor</w:t>
+      </w:r>
+      <w:r>
+        <w:rPr>
+          <w:rStyle w:val="NormalTok"/>
+        </w:rPr>
+        <w:t xml:space="preserve">(month))</w:t>
+      </w:r>
+      <w:r>
+        <w:br/>
+      </w:r>
+      <w:r>
+        <w:rPr>
+          <w:rStyle w:val="NormalTok"/>
+        </w:rPr>
+        <w:t xml:space="preserve">p </w:t>
+      </w:r>
+      <w:r>
+        <w:rPr>
+          <w:rStyle w:val="OtherTok"/>
+        </w:rPr>
+        <w:t xml:space="preserve">&lt;-</w:t>
+      </w:r>
+      <w:r>
+        <w:rPr>
+          <w:rStyle w:val="NormalTok"/>
+        </w:rPr>
+        <w:t xml:space="preserve"> storms </w:t>
+      </w:r>
+      <w:r>
+        <w:rPr>
+          <w:rStyle w:val="SpecialCharTok"/>
+        </w:rPr>
+        <w:t xml:space="preserve">|&gt;</w:t>
+      </w:r>
+      <w:r>
+        <w:rPr>
+          <w:rStyle w:val="NormalTok"/>
+        </w:rPr>
+        <w:t xml:space="preserve"> </w:t>
+      </w:r>
+      <w:r>
+        <w:br/>
+      </w:r>
+      <w:r>
+        <w:rPr>
+          <w:rStyle w:val="NormalTok"/>
+        </w:rPr>
+        <w:t xml:space="preserve">  </w:t>
+      </w:r>
+      <w:r>
+        <w:rPr>
+          <w:rStyle w:val="FunctionTok"/>
+        </w:rPr>
+        <w:t xml:space="preserve">ggplot</w:t>
+      </w:r>
+      <w:r>
+        <w:rPr>
+          <w:rStyle w:val="NormalTok"/>
+        </w:rPr>
+        <w:t xml:space="preserve">(</w:t>
+      </w:r>
+      <w:r>
+        <w:br/>
+      </w:r>
+      <w:r>
+        <w:rPr>
+          <w:rStyle w:val="NormalTok"/>
+        </w:rPr>
+        <w:t xml:space="preserve">  </w:t>
+      </w:r>
+      <w:r>
+        <w:rPr>
+          <w:rStyle w:val="FunctionTok"/>
+        </w:rPr>
+        <w:t xml:space="preserve">aes</w:t>
+      </w:r>
+      <w:r>
+        <w:rPr>
+          <w:rStyle w:val="NormalTok"/>
+        </w:rPr>
+        <w:t xml:space="preserve">(</w:t>
+      </w:r>
+      <w:r>
+        <w:rPr>
+          <w:rStyle w:val="AttributeTok"/>
+        </w:rPr>
+        <w:t xml:space="preserve">x =</w:t>
+      </w:r>
+      <w:r>
+        <w:rPr>
+          <w:rStyle w:val="NormalTok"/>
+        </w:rPr>
+        <w:t xml:space="preserve"> month, </w:t>
+      </w:r>
+      <w:r>
+        <w:rPr>
+          <w:rStyle w:val="AttributeTok"/>
+        </w:rPr>
+        <w:t xml:space="preserve">y =</w:t>
+      </w:r>
+      <w:r>
+        <w:rPr>
+          <w:rStyle w:val="NormalTok"/>
+        </w:rPr>
+        <w:t xml:space="preserve"> wind)</w:t>
+      </w:r>
+      <w:r>
+        <w:br/>
+      </w:r>
+      <w:r>
+        <w:rPr>
+          <w:rStyle w:val="NormalTok"/>
+        </w:rPr>
+        <w:t xml:space="preserve">  ) </w:t>
+      </w:r>
+      <w:r>
+        <w:rPr>
+          <w:rStyle w:val="SpecialCharTok"/>
+        </w:rPr>
+        <w:t xml:space="preserve">+</w:t>
+      </w:r>
+      <w:r>
+        <w:rPr>
+          <w:rStyle w:val="NormalTok"/>
+        </w:rPr>
+        <w:t xml:space="preserve"> </w:t>
+      </w:r>
+      <w:r>
+        <w:br/>
+      </w:r>
+      <w:r>
+        <w:rPr>
+          <w:rStyle w:val="NormalTok"/>
+        </w:rPr>
+        <w:t xml:space="preserve">  </w:t>
+      </w:r>
+      <w:r>
+        <w:rPr>
+          <w:rStyle w:val="FunctionTok"/>
+        </w:rPr>
+        <w:t xml:space="preserve">geom_boxplot</w:t>
+      </w:r>
+      <w:r>
+        <w:rPr>
+          <w:rStyle w:val="NormalTok"/>
+        </w:rPr>
+        <w:t xml:space="preserve">(</w:t>
+      </w:r>
+      <w:r>
+        <w:rPr>
+          <w:rStyle w:val="AttributeTok"/>
+        </w:rPr>
+        <w:t xml:space="preserve">fill =</w:t>
+      </w:r>
+      <w:r>
+        <w:rPr>
+          <w:rStyle w:val="NormalTok"/>
+        </w:rPr>
+        <w:t xml:space="preserve"> </w:t>
+      </w:r>
+      <w:r>
+        <w:rPr>
+          <w:rStyle w:val="StringTok"/>
+        </w:rPr>
+        <w:t xml:space="preserve">"lightblue"</w:t>
+      </w:r>
+      <w:r>
+        <w:rPr>
+          <w:rStyle w:val="NormalTok"/>
+        </w:rPr>
+        <w:t xml:space="preserve">) </w:t>
+      </w:r>
+      <w:r>
+        <w:rPr>
+          <w:rStyle w:val="SpecialCharTok"/>
+        </w:rPr>
+        <w:t xml:space="preserve">+</w:t>
+      </w:r>
+      <w:r>
+        <w:br/>
+      </w:r>
+      <w:r>
+        <w:rPr>
+          <w:rStyle w:val="NormalTok"/>
+        </w:rPr>
+        <w:t xml:space="preserve">  </w:t>
+      </w:r>
+      <w:r>
+        <w:rPr>
+          <w:rStyle w:val="FunctionTok"/>
+        </w:rPr>
+        <w:t xml:space="preserve">labs</w:t>
+      </w:r>
+      <w:r>
+        <w:rPr>
+          <w:rStyle w:val="NormalTok"/>
+        </w:rPr>
+        <w:t xml:space="preserve">(</w:t>
+      </w:r>
+      <w:r>
+        <w:br/>
+      </w:r>
+      <w:r>
+        <w:rPr>
+          <w:rStyle w:val="NormalTok"/>
+        </w:rPr>
+        <w:t xml:space="preserve">    </w:t>
+      </w:r>
+      <w:r>
+        <w:rPr>
+          <w:rStyle w:val="AttributeTok"/>
+        </w:rPr>
+        <w:t xml:space="preserve">title =</w:t>
+      </w:r>
+      <w:r>
+        <w:rPr>
+          <w:rStyle w:val="NormalTok"/>
+        </w:rPr>
+        <w:t xml:space="preserve"> </w:t>
+      </w:r>
+      <w:r>
+        <w:rPr>
+          <w:rStyle w:val="StringTok"/>
+        </w:rPr>
+        <w:t xml:space="preserve">"Wind Speed Distribution by Month"</w:t>
+      </w:r>
+      <w:r>
+        <w:rPr>
+          <w:rStyle w:val="NormalTok"/>
+        </w:rPr>
+        <w:t xml:space="preserve">,</w:t>
+      </w:r>
+      <w:r>
+        <w:br/>
+      </w:r>
+      <w:r>
+        <w:rPr>
+          <w:rStyle w:val="NormalTok"/>
+        </w:rPr>
+        <w:t xml:space="preserve">    </w:t>
+      </w:r>
+      <w:r>
+        <w:rPr>
+          <w:rStyle w:val="AttributeTok"/>
+        </w:rPr>
+        <w:t xml:space="preserve">x =</w:t>
+      </w:r>
+      <w:r>
+        <w:rPr>
+          <w:rStyle w:val="NormalTok"/>
+        </w:rPr>
+        <w:t xml:space="preserve"> </w:t>
+      </w:r>
+      <w:r>
+        <w:rPr>
+          <w:rStyle w:val="StringTok"/>
+        </w:rPr>
+        <w:t xml:space="preserve">"Month"</w:t>
+      </w:r>
+      <w:r>
+        <w:rPr>
+          <w:rStyle w:val="NormalTok"/>
+        </w:rPr>
+        <w:t xml:space="preserve">, </w:t>
+      </w:r>
+      <w:r>
+        <w:rPr>
+          <w:rStyle w:val="AttributeTok"/>
+        </w:rPr>
+        <w:t xml:space="preserve">y =</w:t>
+      </w:r>
+      <w:r>
+        <w:rPr>
+          <w:rStyle w:val="NormalTok"/>
+        </w:rPr>
+        <w:t xml:space="preserve"> </w:t>
+      </w:r>
+      <w:r>
+        <w:rPr>
+          <w:rStyle w:val="StringTok"/>
+        </w:rPr>
+        <w:t xml:space="preserve">"Wind speed (knots)"</w:t>
+      </w:r>
+      <w:r>
+        <w:br/>
+      </w:r>
+      <w:r>
+        <w:rPr>
+          <w:rStyle w:val="NormalTok"/>
+        </w:rPr>
+        <w:t xml:space="preserve">    )</w:t>
+      </w:r>
+      <w:r>
+        <w:br/>
+      </w:r>
+      <w:r>
+        <w:rPr>
+          <w:rStyle w:val="FunctionTok"/>
+        </w:rPr>
+        <w:t xml:space="preserve">print</w:t>
+      </w:r>
+      <w:r>
+        <w:rPr>
+          <w:rStyle w:val="NormalTok"/>
+        </w:rPr>
+        <w:t xml:space="preserve">(p)</w:t>
+      </w:r>
+    </w:p>
+    <w:p>
+      <w:pPr>
+        <w:pStyle w:val="FirstParagraph"/>
+      </w:pPr>
+      <w:r>
+        <w:drawing>
+          <wp:inline>
+            <wp:extent cx="5334000" cy="4267200"/>
+            <wp:effectExtent b="0" l="0" r="0" t="0"/>
+            <wp:docPr descr="" title="" id="29" name="Picture"/>
+            <a:graphic>
+              <a:graphicData uri="http://schemas.openxmlformats.org/drawingml/2006/picture">
+                <pic:pic>
+                  <pic:nvPicPr>
+                    <pic:cNvPr descr="COMP2501_Assignment_1_Questions_2026_files/figure-docx/unnamed-chunk-8-1.png" id="30" name="Picture"/>
+                    <pic:cNvPicPr>
+                      <a:picLocks noChangeArrowheads="1" noChangeAspect="1"/>
+                    </pic:cNvPicPr>
+                  </pic:nvPicPr>
+                  <pic:blipFill>
+                    <a:blip r:embed="rId28"/>
+                    <a:stretch>
+                      <a:fillRect/>
+                    </a:stretch>
+                  </pic:blipFill>
+                  <pic:spPr bwMode="auto">
+                    <a:xfrm>
+                      <a:off x="0" y="0"/>
+                      <a:ext cx="5334000" cy="4267200"/>
+                    </a:xfrm>
+                    <a:prstGeom prst="rect">
+                      <a:avLst/>
+                    </a:prstGeom>
+                    <a:noFill/>
+                    <a:ln w="9525">
+                      <a:noFill/>
+                      <a:headEnd/>
+                      <a:tailEnd/>
+                    </a:ln>
+                  </pic:spPr>
+                </pic:pic>
+              </a:graphicData>
+            </a:graphic>
+          </wp:inline>
+        </w:drawing>
+      </w:r>
+    </w:p>
+    <w:bookmarkEnd w:id="31"/>
+    <w:bookmarkStart w:id="35" w:name="X8729f7205b2ecd0924405843680f18659576d3b"/>
     <w:p>
       <w:pPr>
         <w:pStyle w:val="Heading4"/>
@@ -1095,9 +2792,372 @@
         <w:t xml:space="preserve">you created in part (a). Add a smooth trend line (linear regression) for each category to see if the pressure-wind relationship differs by storm intensity.</w:t>
       </w:r>
     </w:p>
-    <w:bookmarkEnd w:id="29"/>
-    <w:bookmarkEnd w:id="30"/>
-    <w:bookmarkStart w:id="35" w:name="X32e075b8e010024373cc7d76b45c7c52cd83d58"/>
+    <w:p>
+      <w:pPr>
+        <w:pStyle w:val="SourceCode"/>
+      </w:pPr>
+      <w:r>
+        <w:rPr>
+          <w:rStyle w:val="NormalTok"/>
+        </w:rPr>
+        <w:t xml:space="preserve">p </w:t>
+      </w:r>
+      <w:r>
+        <w:rPr>
+          <w:rStyle w:val="OtherTok"/>
+        </w:rPr>
+        <w:t xml:space="preserve">&lt;-</w:t>
+      </w:r>
+      <w:r>
+        <w:rPr>
+          <w:rStyle w:val="NormalTok"/>
+        </w:rPr>
+        <w:t xml:space="preserve"> storms </w:t>
+      </w:r>
+      <w:r>
+        <w:rPr>
+          <w:rStyle w:val="SpecialCharTok"/>
+        </w:rPr>
+        <w:t xml:space="preserve">|&gt;</w:t>
+      </w:r>
+      <w:r>
+        <w:rPr>
+          <w:rStyle w:val="NormalTok"/>
+        </w:rPr>
+        <w:t xml:space="preserve"> </w:t>
+      </w:r>
+      <w:r>
+        <w:br/>
+      </w:r>
+      <w:r>
+        <w:rPr>
+          <w:rStyle w:val="NormalTok"/>
+        </w:rPr>
+        <w:t xml:space="preserve">  </w:t>
+      </w:r>
+      <w:r>
+        <w:rPr>
+          <w:rStyle w:val="FunctionTok"/>
+        </w:rPr>
+        <w:t xml:space="preserve">ggplot</w:t>
+      </w:r>
+      <w:r>
+        <w:rPr>
+          <w:rStyle w:val="NormalTok"/>
+        </w:rPr>
+        <w:t xml:space="preserve">(</w:t>
+      </w:r>
+      <w:r>
+        <w:br/>
+      </w:r>
+      <w:r>
+        <w:rPr>
+          <w:rStyle w:val="NormalTok"/>
+        </w:rPr>
+        <w:t xml:space="preserve">  </w:t>
+      </w:r>
+      <w:r>
+        <w:rPr>
+          <w:rStyle w:val="FunctionTok"/>
+        </w:rPr>
+        <w:t xml:space="preserve">aes</w:t>
+      </w:r>
+      <w:r>
+        <w:rPr>
+          <w:rStyle w:val="NormalTok"/>
+        </w:rPr>
+        <w:t xml:space="preserve">(</w:t>
+      </w:r>
+      <w:r>
+        <w:rPr>
+          <w:rStyle w:val="AttributeTok"/>
+        </w:rPr>
+        <w:t xml:space="preserve">x =</w:t>
+      </w:r>
+      <w:r>
+        <w:rPr>
+          <w:rStyle w:val="NormalTok"/>
+        </w:rPr>
+        <w:t xml:space="preserve"> pressure, </w:t>
+      </w:r>
+      <w:r>
+        <w:rPr>
+          <w:rStyle w:val="AttributeTok"/>
+        </w:rPr>
+        <w:t xml:space="preserve">y =</w:t>
+      </w:r>
+      <w:r>
+        <w:rPr>
+          <w:rStyle w:val="NormalTok"/>
+        </w:rPr>
+        <w:t xml:space="preserve"> wind)</w:t>
+      </w:r>
+      <w:r>
+        <w:br/>
+      </w:r>
+      <w:r>
+        <w:rPr>
+          <w:rStyle w:val="NormalTok"/>
+        </w:rPr>
+        <w:t xml:space="preserve">  ) </w:t>
+      </w:r>
+      <w:r>
+        <w:rPr>
+          <w:rStyle w:val="SpecialCharTok"/>
+        </w:rPr>
+        <w:t xml:space="preserve">+</w:t>
+      </w:r>
+      <w:r>
+        <w:rPr>
+          <w:rStyle w:val="NormalTok"/>
+        </w:rPr>
+        <w:t xml:space="preserve"> </w:t>
+      </w:r>
+      <w:r>
+        <w:br/>
+      </w:r>
+      <w:r>
+        <w:rPr>
+          <w:rStyle w:val="NormalTok"/>
+        </w:rPr>
+        <w:t xml:space="preserve">  </w:t>
+      </w:r>
+      <w:r>
+        <w:rPr>
+          <w:rStyle w:val="FunctionTok"/>
+        </w:rPr>
+        <w:t xml:space="preserve">geom_point</w:t>
+      </w:r>
+      <w:r>
+        <w:rPr>
+          <w:rStyle w:val="NormalTok"/>
+        </w:rPr>
+        <w:t xml:space="preserve">(</w:t>
+      </w:r>
+      <w:r>
+        <w:rPr>
+          <w:rStyle w:val="FunctionTok"/>
+        </w:rPr>
+        <w:t xml:space="preserve">aes</w:t>
+      </w:r>
+      <w:r>
+        <w:rPr>
+          <w:rStyle w:val="NormalTok"/>
+        </w:rPr>
+        <w:t xml:space="preserve">(</w:t>
+      </w:r>
+      <w:r>
+        <w:rPr>
+          <w:rStyle w:val="AttributeTok"/>
+        </w:rPr>
+        <w:t xml:space="preserve">col =</w:t>
+      </w:r>
+      <w:r>
+        <w:rPr>
+          <w:rStyle w:val="NormalTok"/>
+        </w:rPr>
+        <w:t xml:space="preserve"> storm_category), </w:t>
+      </w:r>
+      <w:r>
+        <w:rPr>
+          <w:rStyle w:val="AttributeTok"/>
+        </w:rPr>
+        <w:t xml:space="preserve">size =</w:t>
+      </w:r>
+      <w:r>
+        <w:rPr>
+          <w:rStyle w:val="NormalTok"/>
+        </w:rPr>
+        <w:t xml:space="preserve"> </w:t>
+      </w:r>
+      <w:r>
+        <w:rPr>
+          <w:rStyle w:val="FloatTok"/>
+        </w:rPr>
+        <w:t xml:space="preserve">0.1</w:t>
+      </w:r>
+      <w:r>
+        <w:rPr>
+          <w:rStyle w:val="NormalTok"/>
+        </w:rPr>
+        <w:t xml:space="preserve">) </w:t>
+      </w:r>
+      <w:r>
+        <w:rPr>
+          <w:rStyle w:val="SpecialCharTok"/>
+        </w:rPr>
+        <w:t xml:space="preserve">+</w:t>
+      </w:r>
+      <w:r>
+        <w:br/>
+      </w:r>
+      <w:r>
+        <w:rPr>
+          <w:rStyle w:val="NormalTok"/>
+        </w:rPr>
+        <w:t xml:space="preserve">  </w:t>
+      </w:r>
+      <w:r>
+        <w:rPr>
+          <w:rStyle w:val="FunctionTok"/>
+        </w:rPr>
+        <w:t xml:space="preserve">geom_smooth</w:t>
+      </w:r>
+      <w:r>
+        <w:rPr>
+          <w:rStyle w:val="NormalTok"/>
+        </w:rPr>
+        <w:t xml:space="preserve">(</w:t>
+      </w:r>
+      <w:r>
+        <w:rPr>
+          <w:rStyle w:val="FunctionTok"/>
+        </w:rPr>
+        <w:t xml:space="preserve">aes</w:t>
+      </w:r>
+      <w:r>
+        <w:rPr>
+          <w:rStyle w:val="NormalTok"/>
+        </w:rPr>
+        <w:t xml:space="preserve">(</w:t>
+      </w:r>
+      <w:r>
+        <w:rPr>
+          <w:rStyle w:val="AttributeTok"/>
+        </w:rPr>
+        <w:t xml:space="preserve">col =</w:t>
+      </w:r>
+      <w:r>
+        <w:rPr>
+          <w:rStyle w:val="NormalTok"/>
+        </w:rPr>
+        <w:t xml:space="preserve"> storm_category), </w:t>
+      </w:r>
+      <w:r>
+        <w:rPr>
+          <w:rStyle w:val="AttributeTok"/>
+        </w:rPr>
+        <w:t xml:space="preserve">method =</w:t>
+      </w:r>
+      <w:r>
+        <w:rPr>
+          <w:rStyle w:val="NormalTok"/>
+        </w:rPr>
+        <w:t xml:space="preserve"> </w:t>
+      </w:r>
+      <w:r>
+        <w:rPr>
+          <w:rStyle w:val="StringTok"/>
+        </w:rPr>
+        <w:t xml:space="preserve">'lm'</w:t>
+      </w:r>
+      <w:r>
+        <w:rPr>
+          <w:rStyle w:val="NormalTok"/>
+        </w:rPr>
+        <w:t xml:space="preserve">, </w:t>
+      </w:r>
+      <w:r>
+        <w:rPr>
+          <w:rStyle w:val="AttributeTok"/>
+        </w:rPr>
+        <w:t xml:space="preserve">se =</w:t>
+      </w:r>
+      <w:r>
+        <w:rPr>
+          <w:rStyle w:val="NormalTok"/>
+        </w:rPr>
+        <w:t xml:space="preserve"> </w:t>
+      </w:r>
+      <w:r>
+        <w:rPr>
+          <w:rStyle w:val="ConstantTok"/>
+        </w:rPr>
+        <w:t xml:space="preserve">FALSE</w:t>
+      </w:r>
+      <w:r>
+        <w:rPr>
+          <w:rStyle w:val="NormalTok"/>
+        </w:rPr>
+        <w:t xml:space="preserve">)</w:t>
+      </w:r>
+      <w:r>
+        <w:br/>
+      </w:r>
+      <w:r>
+        <w:rPr>
+          <w:rStyle w:val="FunctionTok"/>
+        </w:rPr>
+        <w:t xml:space="preserve">print</w:t>
+      </w:r>
+      <w:r>
+        <w:rPr>
+          <w:rStyle w:val="NormalTok"/>
+        </w:rPr>
+        <w:t xml:space="preserve">(p)</w:t>
+      </w:r>
+    </w:p>
+    <w:p>
+      <w:pPr>
+        <w:pStyle w:val="SourceCode"/>
+      </w:pPr>
+      <w:r>
+        <w:rPr>
+          <w:rStyle w:val="VerbatimChar"/>
+        </w:rPr>
+        <w:t xml:space="preserve">## `geom_smooth()` using formula = 'y ~ x'</w:t>
+      </w:r>
+    </w:p>
+    <w:p>
+      <w:pPr>
+        <w:pStyle w:val="FirstParagraph"/>
+      </w:pPr>
+      <w:r>
+        <w:drawing>
+          <wp:inline>
+            <wp:extent cx="5334000" cy="4267200"/>
+            <wp:effectExtent b="0" l="0" r="0" t="0"/>
+            <wp:docPr descr="" title="" id="33" name="Picture"/>
+            <a:graphic>
+              <a:graphicData uri="http://schemas.openxmlformats.org/drawingml/2006/picture">
+                <pic:pic>
+                  <pic:nvPicPr>
+                    <pic:cNvPr descr="COMP2501_Assignment_1_Questions_2026_files/figure-docx/unnamed-chunk-9-1.png" id="34" name="Picture"/>
+                    <pic:cNvPicPr>
+                      <a:picLocks noChangeArrowheads="1" noChangeAspect="1"/>
+                    </pic:cNvPicPr>
+                  </pic:nvPicPr>
+                  <pic:blipFill>
+                    <a:blip r:embed="rId32"/>
+                    <a:stretch>
+                      <a:fillRect/>
+                    </a:stretch>
+                  </pic:blipFill>
+                  <pic:spPr bwMode="auto">
+                    <a:xfrm>
+                      <a:off x="0" y="0"/>
+                      <a:ext cx="5334000" cy="4267200"/>
+                    </a:xfrm>
+                    <a:prstGeom prst="rect">
+                      <a:avLst/>
+                    </a:prstGeom>
+                    <a:noFill/>
+                    <a:ln w="9525">
+                      <a:noFill/>
+                      <a:headEnd/>
+                      <a:tailEnd/>
+                    </a:ln>
+                  </pic:spPr>
+                </pic:pic>
+              </a:graphicData>
+            </a:graphic>
+          </wp:inline>
+        </w:drawing>
+      </w:r>
+    </w:p>
+    <w:bookmarkEnd w:id="35"/>
+    <w:bookmarkEnd w:id="36"/>
+    <w:bookmarkStart w:id="53" w:name="X32e075b8e010024373cc7d76b45c7c52cd83d58"/>
     <w:p>
       <w:pPr>
         <w:pStyle w:val="Heading3"/>
@@ -1179,7 +3239,7 @@
         <w:rPr>
           <w:rStyle w:val="VerbatimChar"/>
         </w:rPr>
-        <w:t xml:space="preserve">## ✔ tibble  3.2.1     ✔ purrr   1.0.1</w:t>
+        <w:t xml:space="preserve">## ✔ tibble  3.3.0     ✔ purrr   1.1.0</w:t>
       </w:r>
       <w:r>
         <w:br/>
@@ -1188,7 +3248,7 @@
         <w:rPr>
           <w:rStyle w:val="VerbatimChar"/>
         </w:rPr>
-        <w:t xml:space="preserve">## ✔ tidyr   1.3.0     ✔ stringr 1.5.0</w:t>
+        <w:t xml:space="preserve">## ✔ tidyr   1.3.1     ✔ stringr 1.6.0</w:t>
       </w:r>
       <w:r>
         <w:br/>
@@ -1197,7 +3257,7 @@
         <w:rPr>
           <w:rStyle w:val="VerbatimChar"/>
         </w:rPr>
-        <w:t xml:space="preserve">## ✔ readr   2.1.3     ✔ forcats 1.0.0</w:t>
+        <w:t xml:space="preserve">## ✔ readr   2.1.5     ✔ forcats 1.0.1</w:t>
       </w:r>
       <w:r>
         <w:br/>
@@ -1256,7 +3316,7 @@
         <w:t xml:space="preserve">)</w:t>
       </w:r>
     </w:p>
-    <w:bookmarkStart w:id="31" w:name="Xeaba66b1a541c360818153784bf973f1593a7ce"/>
+    <w:bookmarkStart w:id="40" w:name="Xeaba66b1a541c360818153784bf973f1593a7ce"/>
     <w:p>
       <w:pPr>
         <w:pStyle w:val="Heading4"/>
@@ -1280,8 +3340,369 @@
         <w:t xml:space="preserve">package to create a histogram of characters’ height. Add a vertical line representing the median height of the entire dataset.</w:t>
       </w:r>
     </w:p>
-    <w:bookmarkEnd w:id="31"/>
-    <w:bookmarkStart w:id="32" w:name="X8b8057e84bb389331094ec4e2f97cdb40103ef6"/>
+    <w:p>
+      <w:pPr>
+        <w:pStyle w:val="SourceCode"/>
+      </w:pPr>
+      <w:r>
+        <w:rPr>
+          <w:rStyle w:val="CommentTok"/>
+        </w:rPr>
+        <w:t xml:space="preserve"># Histogram for character's height (missing data dropped)</w:t>
+      </w:r>
+      <w:r>
+        <w:br/>
+      </w:r>
+      <w:r>
+        <w:rPr>
+          <w:rStyle w:val="NormalTok"/>
+        </w:rPr>
+        <w:t xml:space="preserve">p </w:t>
+      </w:r>
+      <w:r>
+        <w:rPr>
+          <w:rStyle w:val="OtherTok"/>
+        </w:rPr>
+        <w:t xml:space="preserve">&lt;-</w:t>
+      </w:r>
+      <w:r>
+        <w:rPr>
+          <w:rStyle w:val="NormalTok"/>
+        </w:rPr>
+        <w:t xml:space="preserve"> starwars </w:t>
+      </w:r>
+      <w:r>
+        <w:rPr>
+          <w:rStyle w:val="SpecialCharTok"/>
+        </w:rPr>
+        <w:t xml:space="preserve">|&gt;</w:t>
+      </w:r>
+      <w:r>
+        <w:rPr>
+          <w:rStyle w:val="NormalTok"/>
+        </w:rPr>
+        <w:t xml:space="preserve"> </w:t>
+      </w:r>
+      <w:r>
+        <w:rPr>
+          <w:rStyle w:val="FunctionTok"/>
+        </w:rPr>
+        <w:t xml:space="preserve">filter</w:t>
+      </w:r>
+      <w:r>
+        <w:rPr>
+          <w:rStyle w:val="NormalTok"/>
+        </w:rPr>
+        <w:t xml:space="preserve">(</w:t>
+      </w:r>
+      <w:r>
+        <w:rPr>
+          <w:rStyle w:val="SpecialCharTok"/>
+        </w:rPr>
+        <w:t xml:space="preserve">!</w:t>
+      </w:r>
+      <w:r>
+        <w:rPr>
+          <w:rStyle w:val="FunctionTok"/>
+        </w:rPr>
+        <w:t xml:space="preserve">is.na</w:t>
+      </w:r>
+      <w:r>
+        <w:rPr>
+          <w:rStyle w:val="NormalTok"/>
+        </w:rPr>
+        <w:t xml:space="preserve">(height)) </w:t>
+      </w:r>
+      <w:r>
+        <w:rPr>
+          <w:rStyle w:val="SpecialCharTok"/>
+        </w:rPr>
+        <w:t xml:space="preserve">|&gt;</w:t>
+      </w:r>
+      <w:r>
+        <w:br/>
+      </w:r>
+      <w:r>
+        <w:rPr>
+          <w:rStyle w:val="NormalTok"/>
+        </w:rPr>
+        <w:t xml:space="preserve">  </w:t>
+      </w:r>
+      <w:r>
+        <w:rPr>
+          <w:rStyle w:val="FunctionTok"/>
+        </w:rPr>
+        <w:t xml:space="preserve">ggplot</w:t>
+      </w:r>
+      <w:r>
+        <w:rPr>
+          <w:rStyle w:val="NormalTok"/>
+        </w:rPr>
+        <w:t xml:space="preserve">(</w:t>
+      </w:r>
+      <w:r>
+        <w:rPr>
+          <w:rStyle w:val="FunctionTok"/>
+        </w:rPr>
+        <w:t xml:space="preserve">aes</w:t>
+      </w:r>
+      <w:r>
+        <w:rPr>
+          <w:rStyle w:val="NormalTok"/>
+        </w:rPr>
+        <w:t xml:space="preserve">(height)) </w:t>
+      </w:r>
+      <w:r>
+        <w:rPr>
+          <w:rStyle w:val="SpecialCharTok"/>
+        </w:rPr>
+        <w:t xml:space="preserve">+</w:t>
+      </w:r>
+      <w:r>
+        <w:br/>
+      </w:r>
+      <w:r>
+        <w:rPr>
+          <w:rStyle w:val="NormalTok"/>
+        </w:rPr>
+        <w:t xml:space="preserve">  </w:t>
+      </w:r>
+      <w:r>
+        <w:rPr>
+          <w:rStyle w:val="FunctionTok"/>
+        </w:rPr>
+        <w:t xml:space="preserve">geom_histogram</w:t>
+      </w:r>
+      <w:r>
+        <w:rPr>
+          <w:rStyle w:val="NormalTok"/>
+        </w:rPr>
+        <w:t xml:space="preserve">(</w:t>
+      </w:r>
+      <w:r>
+        <w:rPr>
+          <w:rStyle w:val="AttributeTok"/>
+        </w:rPr>
+        <w:t xml:space="preserve">binwidth =</w:t>
+      </w:r>
+      <w:r>
+        <w:rPr>
+          <w:rStyle w:val="NormalTok"/>
+        </w:rPr>
+        <w:t xml:space="preserve"> </w:t>
+      </w:r>
+      <w:r>
+        <w:rPr>
+          <w:rStyle w:val="DecValTok"/>
+        </w:rPr>
+        <w:t xml:space="preserve">10</w:t>
+      </w:r>
+      <w:r>
+        <w:rPr>
+          <w:rStyle w:val="NormalTok"/>
+        </w:rPr>
+        <w:t xml:space="preserve">, </w:t>
+      </w:r>
+      <w:r>
+        <w:rPr>
+          <w:rStyle w:val="AttributeTok"/>
+        </w:rPr>
+        <w:t xml:space="preserve">color =</w:t>
+      </w:r>
+      <w:r>
+        <w:rPr>
+          <w:rStyle w:val="NormalTok"/>
+        </w:rPr>
+        <w:t xml:space="preserve"> </w:t>
+      </w:r>
+      <w:r>
+        <w:rPr>
+          <w:rStyle w:val="StringTok"/>
+        </w:rPr>
+        <w:t xml:space="preserve">"grey"</w:t>
+      </w:r>
+      <w:r>
+        <w:rPr>
+          <w:rStyle w:val="NormalTok"/>
+        </w:rPr>
+        <w:t xml:space="preserve">, </w:t>
+      </w:r>
+      <w:r>
+        <w:rPr>
+          <w:rStyle w:val="AttributeTok"/>
+        </w:rPr>
+        <w:t xml:space="preserve">fill =</w:t>
+      </w:r>
+      <w:r>
+        <w:rPr>
+          <w:rStyle w:val="NormalTok"/>
+        </w:rPr>
+        <w:t xml:space="preserve"> </w:t>
+      </w:r>
+      <w:r>
+        <w:rPr>
+          <w:rStyle w:val="StringTok"/>
+        </w:rPr>
+        <w:t xml:space="preserve">"lightblue"</w:t>
+      </w:r>
+      <w:r>
+        <w:rPr>
+          <w:rStyle w:val="NormalTok"/>
+        </w:rPr>
+        <w:t xml:space="preserve">) </w:t>
+      </w:r>
+      <w:r>
+        <w:rPr>
+          <w:rStyle w:val="SpecialCharTok"/>
+        </w:rPr>
+        <w:t xml:space="preserve">+</w:t>
+      </w:r>
+      <w:r>
+        <w:br/>
+      </w:r>
+      <w:r>
+        <w:rPr>
+          <w:rStyle w:val="NormalTok"/>
+        </w:rPr>
+        <w:t xml:space="preserve">  </w:t>
+      </w:r>
+      <w:r>
+        <w:rPr>
+          <w:rStyle w:val="FunctionTok"/>
+        </w:rPr>
+        <w:t xml:space="preserve">geom_vline</w:t>
+      </w:r>
+      <w:r>
+        <w:rPr>
+          <w:rStyle w:val="NormalTok"/>
+        </w:rPr>
+        <w:t xml:space="preserve">(</w:t>
+      </w:r>
+      <w:r>
+        <w:rPr>
+          <w:rStyle w:val="FunctionTok"/>
+        </w:rPr>
+        <w:t xml:space="preserve">aes</w:t>
+      </w:r>
+      <w:r>
+        <w:rPr>
+          <w:rStyle w:val="NormalTok"/>
+        </w:rPr>
+        <w:t xml:space="preserve">(</w:t>
+      </w:r>
+      <w:r>
+        <w:rPr>
+          <w:rStyle w:val="AttributeTok"/>
+        </w:rPr>
+        <w:t xml:space="preserve">xintercept =</w:t>
+      </w:r>
+      <w:r>
+        <w:rPr>
+          <w:rStyle w:val="NormalTok"/>
+        </w:rPr>
+        <w:t xml:space="preserve"> </w:t>
+      </w:r>
+      <w:r>
+        <w:rPr>
+          <w:rStyle w:val="FunctionTok"/>
+        </w:rPr>
+        <w:t xml:space="preserve">median</w:t>
+      </w:r>
+      <w:r>
+        <w:rPr>
+          <w:rStyle w:val="NormalTok"/>
+        </w:rPr>
+        <w:t xml:space="preserve">(height)), </w:t>
+      </w:r>
+      <w:r>
+        <w:rPr>
+          <w:rStyle w:val="AttributeTok"/>
+        </w:rPr>
+        <w:t xml:space="preserve">lty =</w:t>
+      </w:r>
+      <w:r>
+        <w:rPr>
+          <w:rStyle w:val="NormalTok"/>
+        </w:rPr>
+        <w:t xml:space="preserve"> </w:t>
+      </w:r>
+      <w:r>
+        <w:rPr>
+          <w:rStyle w:val="StringTok"/>
+        </w:rPr>
+        <w:t xml:space="preserve">"dashed"</w:t>
+      </w:r>
+      <w:r>
+        <w:rPr>
+          <w:rStyle w:val="NormalTok"/>
+        </w:rPr>
+        <w:t xml:space="preserve">)</w:t>
+      </w:r>
+      <w:r>
+        <w:br/>
+      </w:r>
+      <w:r>
+        <w:rPr>
+          <w:rStyle w:val="FunctionTok"/>
+        </w:rPr>
+        <w:t xml:space="preserve">print</w:t>
+      </w:r>
+      <w:r>
+        <w:rPr>
+          <w:rStyle w:val="NormalTok"/>
+        </w:rPr>
+        <w:t xml:space="preserve">(p)</w:t>
+      </w:r>
+    </w:p>
+    <w:p>
+      <w:pPr>
+        <w:pStyle w:val="FirstParagraph"/>
+      </w:pPr>
+      <w:r>
+        <w:drawing>
+          <wp:inline>
+            <wp:extent cx="5334000" cy="4267200"/>
+            <wp:effectExtent b="0" l="0" r="0" t="0"/>
+            <wp:docPr descr="" title="" id="38" name="Picture"/>
+            <a:graphic>
+              <a:graphicData uri="http://schemas.openxmlformats.org/drawingml/2006/picture">
+                <pic:pic>
+                  <pic:nvPicPr>
+                    <pic:cNvPr descr="COMP2501_Assignment_1_Questions_2026_files/figure-docx/unnamed-chunk-11-1.png" id="39" name="Picture"/>
+                    <pic:cNvPicPr>
+                      <a:picLocks noChangeArrowheads="1" noChangeAspect="1"/>
+                    </pic:cNvPicPr>
+                  </pic:nvPicPr>
+                  <pic:blipFill>
+                    <a:blip r:embed="rId37"/>
+                    <a:stretch>
+                      <a:fillRect/>
+                    </a:stretch>
+                  </pic:blipFill>
+                  <pic:spPr bwMode="auto">
+                    <a:xfrm>
+                      <a:off x="0" y="0"/>
+                      <a:ext cx="5334000" cy="4267200"/>
+                    </a:xfrm>
+                    <a:prstGeom prst="rect">
+                      <a:avLst/>
+                    </a:prstGeom>
+                    <a:noFill/>
+                    <a:ln w="9525">
+                      <a:noFill/>
+                      <a:headEnd/>
+                      <a:tailEnd/>
+                    </a:ln>
+                  </pic:spPr>
+                </pic:pic>
+              </a:graphicData>
+            </a:graphic>
+          </wp:inline>
+        </w:drawing>
+      </w:r>
+    </w:p>
+    <w:bookmarkEnd w:id="40"/>
+    <w:bookmarkStart w:id="44" w:name="X8b8057e84bb389331094ec4e2f97cdb40103ef6"/>
     <w:p>
       <w:pPr>
         <w:pStyle w:val="Heading4"/>
@@ -1305,8 +3726,476 @@
         <w:t xml:space="preserve">package to create a scatter plot showing the relationship between height (x-axis) and mass (y-axis) with a label for the outlier in the plot. Who is the outlier? Explain in one sentence why this outlier makes the rest of the data hard to see.</w:t>
       </w:r>
     </w:p>
-    <w:bookmarkEnd w:id="32"/>
-    <w:bookmarkStart w:id="33" w:name="X874c36bf15a08e1ee72066e6d0fef6c13d6e881"/>
+    <w:p>
+      <w:pPr>
+        <w:pStyle w:val="SourceCode"/>
+      </w:pPr>
+      <w:r>
+        <w:rPr>
+          <w:rStyle w:val="NormalTok"/>
+        </w:rPr>
+        <w:t xml:space="preserve">p </w:t>
+      </w:r>
+      <w:r>
+        <w:rPr>
+          <w:rStyle w:val="OtherTok"/>
+        </w:rPr>
+        <w:t xml:space="preserve">&lt;-</w:t>
+      </w:r>
+      <w:r>
+        <w:rPr>
+          <w:rStyle w:val="NormalTok"/>
+        </w:rPr>
+        <w:t xml:space="preserve"> starwars </w:t>
+      </w:r>
+      <w:r>
+        <w:rPr>
+          <w:rStyle w:val="SpecialCharTok"/>
+        </w:rPr>
+        <w:t xml:space="preserve">|&gt;</w:t>
+      </w:r>
+      <w:r>
+        <w:rPr>
+          <w:rStyle w:val="NormalTok"/>
+        </w:rPr>
+        <w:t xml:space="preserve"> </w:t>
+      </w:r>
+      <w:r>
+        <w:rPr>
+          <w:rStyle w:val="FunctionTok"/>
+        </w:rPr>
+        <w:t xml:space="preserve">filter</w:t>
+      </w:r>
+      <w:r>
+        <w:rPr>
+          <w:rStyle w:val="NormalTok"/>
+        </w:rPr>
+        <w:t xml:space="preserve">(</w:t>
+      </w:r>
+      <w:r>
+        <w:rPr>
+          <w:rStyle w:val="SpecialCharTok"/>
+        </w:rPr>
+        <w:t xml:space="preserve">!</w:t>
+      </w:r>
+      <w:r>
+        <w:rPr>
+          <w:rStyle w:val="FunctionTok"/>
+        </w:rPr>
+        <w:t xml:space="preserve">is.na</w:t>
+      </w:r>
+      <w:r>
+        <w:rPr>
+          <w:rStyle w:val="NormalTok"/>
+        </w:rPr>
+        <w:t xml:space="preserve">(height) </w:t>
+      </w:r>
+      <w:r>
+        <w:rPr>
+          <w:rStyle w:val="SpecialCharTok"/>
+        </w:rPr>
+        <w:t xml:space="preserve">&amp;</w:t>
+      </w:r>
+      <w:r>
+        <w:rPr>
+          <w:rStyle w:val="NormalTok"/>
+        </w:rPr>
+        <w:t xml:space="preserve"> </w:t>
+      </w:r>
+      <w:r>
+        <w:rPr>
+          <w:rStyle w:val="SpecialCharTok"/>
+        </w:rPr>
+        <w:t xml:space="preserve">!</w:t>
+      </w:r>
+      <w:r>
+        <w:rPr>
+          <w:rStyle w:val="FunctionTok"/>
+        </w:rPr>
+        <w:t xml:space="preserve">is.na</w:t>
+      </w:r>
+      <w:r>
+        <w:rPr>
+          <w:rStyle w:val="NormalTok"/>
+        </w:rPr>
+        <w:t xml:space="preserve">(mass)) </w:t>
+      </w:r>
+      <w:r>
+        <w:rPr>
+          <w:rStyle w:val="SpecialCharTok"/>
+        </w:rPr>
+        <w:t xml:space="preserve">|&gt;</w:t>
+      </w:r>
+      <w:r>
+        <w:br/>
+      </w:r>
+      <w:r>
+        <w:rPr>
+          <w:rStyle w:val="NormalTok"/>
+        </w:rPr>
+        <w:t xml:space="preserve">  </w:t>
+      </w:r>
+      <w:r>
+        <w:rPr>
+          <w:rStyle w:val="FunctionTok"/>
+        </w:rPr>
+        <w:t xml:space="preserve">ggplot</w:t>
+      </w:r>
+      <w:r>
+        <w:rPr>
+          <w:rStyle w:val="NormalTok"/>
+        </w:rPr>
+        <w:t xml:space="preserve">(</w:t>
+      </w:r>
+      <w:r>
+        <w:rPr>
+          <w:rStyle w:val="FunctionTok"/>
+        </w:rPr>
+        <w:t xml:space="preserve">aes</w:t>
+      </w:r>
+      <w:r>
+        <w:rPr>
+          <w:rStyle w:val="NormalTok"/>
+        </w:rPr>
+        <w:t xml:space="preserve">(</w:t>
+      </w:r>
+      <w:r>
+        <w:rPr>
+          <w:rStyle w:val="AttributeTok"/>
+        </w:rPr>
+        <w:t xml:space="preserve">x =</w:t>
+      </w:r>
+      <w:r>
+        <w:rPr>
+          <w:rStyle w:val="NormalTok"/>
+        </w:rPr>
+        <w:t xml:space="preserve"> height, </w:t>
+      </w:r>
+      <w:r>
+        <w:rPr>
+          <w:rStyle w:val="AttributeTok"/>
+        </w:rPr>
+        <w:t xml:space="preserve">y =</w:t>
+      </w:r>
+      <w:r>
+        <w:rPr>
+          <w:rStyle w:val="NormalTok"/>
+        </w:rPr>
+        <w:t xml:space="preserve"> mass)) </w:t>
+      </w:r>
+      <w:r>
+        <w:rPr>
+          <w:rStyle w:val="SpecialCharTok"/>
+        </w:rPr>
+        <w:t xml:space="preserve">+</w:t>
+      </w:r>
+      <w:r>
+        <w:br/>
+      </w:r>
+      <w:r>
+        <w:rPr>
+          <w:rStyle w:val="NormalTok"/>
+        </w:rPr>
+        <w:t xml:space="preserve">  </w:t>
+      </w:r>
+      <w:r>
+        <w:rPr>
+          <w:rStyle w:val="FunctionTok"/>
+        </w:rPr>
+        <w:t xml:space="preserve">geom_point</w:t>
+      </w:r>
+      <w:r>
+        <w:rPr>
+          <w:rStyle w:val="NormalTok"/>
+        </w:rPr>
+        <w:t xml:space="preserve">() </w:t>
+      </w:r>
+      <w:r>
+        <w:rPr>
+          <w:rStyle w:val="SpecialCharTok"/>
+        </w:rPr>
+        <w:t xml:space="preserve">+</w:t>
+      </w:r>
+      <w:r>
+        <w:br/>
+      </w:r>
+      <w:r>
+        <w:rPr>
+          <w:rStyle w:val="NormalTok"/>
+        </w:rPr>
+        <w:t xml:space="preserve">  </w:t>
+      </w:r>
+      <w:r>
+        <w:rPr>
+          <w:rStyle w:val="FunctionTok"/>
+        </w:rPr>
+        <w:t xml:space="preserve">geom_text</w:t>
+      </w:r>
+      <w:r>
+        <w:rPr>
+          <w:rStyle w:val="NormalTok"/>
+        </w:rPr>
+        <w:t xml:space="preserve">(</w:t>
+      </w:r>
+      <w:r>
+        <w:br/>
+      </w:r>
+      <w:r>
+        <w:rPr>
+          <w:rStyle w:val="NormalTok"/>
+        </w:rPr>
+        <w:t xml:space="preserve">    </w:t>
+      </w:r>
+      <w:r>
+        <w:rPr>
+          <w:rStyle w:val="FunctionTok"/>
+        </w:rPr>
+        <w:t xml:space="preserve">aes</w:t>
+      </w:r>
+      <w:r>
+        <w:rPr>
+          <w:rStyle w:val="NormalTok"/>
+        </w:rPr>
+        <w:t xml:space="preserve">(</w:t>
+      </w:r>
+      <w:r>
+        <w:rPr>
+          <w:rStyle w:val="AttributeTok"/>
+        </w:rPr>
+        <w:t xml:space="preserve">label=</w:t>
+      </w:r>
+      <w:r>
+        <w:rPr>
+          <w:rStyle w:val="NormalTok"/>
+        </w:rPr>
+        <w:t xml:space="preserve"> </w:t>
+      </w:r>
+      <w:r>
+        <w:rPr>
+          <w:rStyle w:val="FunctionTok"/>
+        </w:rPr>
+        <w:t xml:space="preserve">ifelse</w:t>
+      </w:r>
+      <w:r>
+        <w:rPr>
+          <w:rStyle w:val="NormalTok"/>
+        </w:rPr>
+        <w:t xml:space="preserve">(mass </w:t>
+      </w:r>
+      <w:r>
+        <w:rPr>
+          <w:rStyle w:val="SpecialCharTok"/>
+        </w:rPr>
+        <w:t xml:space="preserve">&gt;=</w:t>
+      </w:r>
+      <w:r>
+        <w:rPr>
+          <w:rStyle w:val="NormalTok"/>
+        </w:rPr>
+        <w:t xml:space="preserve"> </w:t>
+      </w:r>
+      <w:r>
+        <w:rPr>
+          <w:rStyle w:val="FunctionTok"/>
+        </w:rPr>
+        <w:t xml:space="preserve">quantile</w:t>
+      </w:r>
+      <w:r>
+        <w:rPr>
+          <w:rStyle w:val="NormalTok"/>
+        </w:rPr>
+        <w:t xml:space="preserve">(mass, </w:t>
+      </w:r>
+      <w:r>
+        <w:rPr>
+          <w:rStyle w:val="FloatTok"/>
+        </w:rPr>
+        <w:t xml:space="preserve">0.99</w:t>
+      </w:r>
+      <w:r>
+        <w:rPr>
+          <w:rStyle w:val="NormalTok"/>
+        </w:rPr>
+        <w:t xml:space="preserve">), </w:t>
+      </w:r>
+      <w:r>
+        <w:rPr>
+          <w:rStyle w:val="StringTok"/>
+        </w:rPr>
+        <w:t xml:space="preserve">"Outlier"</w:t>
+      </w:r>
+      <w:r>
+        <w:rPr>
+          <w:rStyle w:val="NormalTok"/>
+        </w:rPr>
+        <w:t xml:space="preserve">, </w:t>
+      </w:r>
+      <w:r>
+        <w:rPr>
+          <w:rStyle w:val="StringTok"/>
+        </w:rPr>
+        <w:t xml:space="preserve">""</w:t>
+      </w:r>
+      <w:r>
+        <w:rPr>
+          <w:rStyle w:val="NormalTok"/>
+        </w:rPr>
+        <w:t xml:space="preserve">)),</w:t>
+      </w:r>
+      <w:r>
+        <w:br/>
+      </w:r>
+      <w:r>
+        <w:rPr>
+          <w:rStyle w:val="NormalTok"/>
+        </w:rPr>
+        <w:t xml:space="preserve">    </w:t>
+      </w:r>
+      <w:r>
+        <w:rPr>
+          <w:rStyle w:val="AttributeTok"/>
+        </w:rPr>
+        <w:t xml:space="preserve">hjust=</w:t>
+      </w:r>
+      <w:r>
+        <w:rPr>
+          <w:rStyle w:val="SpecialCharTok"/>
+        </w:rPr>
+        <w:t xml:space="preserve">-</w:t>
+      </w:r>
+      <w:r>
+        <w:rPr>
+          <w:rStyle w:val="FloatTok"/>
+        </w:rPr>
+        <w:t xml:space="preserve">0.1</w:t>
+      </w:r>
+      <w:r>
+        <w:rPr>
+          <w:rStyle w:val="NormalTok"/>
+        </w:rPr>
+        <w:t xml:space="preserve">, </w:t>
+      </w:r>
+      <w:r>
+        <w:rPr>
+          <w:rStyle w:val="AttributeTok"/>
+        </w:rPr>
+        <w:t xml:space="preserve">vjust=</w:t>
+      </w:r>
+      <w:r>
+        <w:rPr>
+          <w:rStyle w:val="FloatTok"/>
+        </w:rPr>
+        <w:t xml:space="preserve">0.5</w:t>
+      </w:r>
+      <w:r>
+        <w:rPr>
+          <w:rStyle w:val="NormalTok"/>
+        </w:rPr>
+        <w:t xml:space="preserve">, </w:t>
+      </w:r>
+      <w:r>
+        <w:rPr>
+          <w:rStyle w:val="AttributeTok"/>
+        </w:rPr>
+        <w:t xml:space="preserve">col =</w:t>
+      </w:r>
+      <w:r>
+        <w:rPr>
+          <w:rStyle w:val="NormalTok"/>
+        </w:rPr>
+        <w:t xml:space="preserve"> </w:t>
+      </w:r>
+      <w:r>
+        <w:rPr>
+          <w:rStyle w:val="StringTok"/>
+        </w:rPr>
+        <w:t xml:space="preserve">"red"</w:t>
+      </w:r>
+      <w:r>
+        <w:br/>
+      </w:r>
+      <w:r>
+        <w:rPr>
+          <w:rStyle w:val="NormalTok"/>
+        </w:rPr>
+        <w:t xml:space="preserve">  )</w:t>
+      </w:r>
+      <w:r>
+        <w:br/>
+      </w:r>
+      <w:r>
+        <w:rPr>
+          <w:rStyle w:val="FunctionTok"/>
+        </w:rPr>
+        <w:t xml:space="preserve">print</w:t>
+      </w:r>
+      <w:r>
+        <w:rPr>
+          <w:rStyle w:val="NormalTok"/>
+        </w:rPr>
+        <w:t xml:space="preserve">(p)</w:t>
+      </w:r>
+    </w:p>
+    <w:p>
+      <w:pPr>
+        <w:pStyle w:val="FirstParagraph"/>
+      </w:pPr>
+      <w:r>
+        <w:drawing>
+          <wp:inline>
+            <wp:extent cx="5334000" cy="4267200"/>
+            <wp:effectExtent b="0" l="0" r="0" t="0"/>
+            <wp:docPr descr="" title="" id="42" name="Picture"/>
+            <a:graphic>
+              <a:graphicData uri="http://schemas.openxmlformats.org/drawingml/2006/picture">
+                <pic:pic>
+                  <pic:nvPicPr>
+                    <pic:cNvPr descr="COMP2501_Assignment_1_Questions_2026_files/figure-docx/unnamed-chunk-12-1.png" id="43" name="Picture"/>
+                    <pic:cNvPicPr>
+                      <a:picLocks noChangeArrowheads="1" noChangeAspect="1"/>
+                    </pic:cNvPicPr>
+                  </pic:nvPicPr>
+                  <pic:blipFill>
+                    <a:blip r:embed="rId41"/>
+                    <a:stretch>
+                      <a:fillRect/>
+                    </a:stretch>
+                  </pic:blipFill>
+                  <pic:spPr bwMode="auto">
+                    <a:xfrm>
+                      <a:off x="0" y="0"/>
+                      <a:ext cx="5334000" cy="4267200"/>
+                    </a:xfrm>
+                    <a:prstGeom prst="rect">
+                      <a:avLst/>
+                    </a:prstGeom>
+                    <a:noFill/>
+                    <a:ln w="9525">
+                      <a:noFill/>
+                      <a:headEnd/>
+                      <a:tailEnd/>
+                    </a:ln>
+                  </pic:spPr>
+                </pic:pic>
+              </a:graphicData>
+            </a:graphic>
+          </wp:inline>
+        </w:drawing>
+      </w:r>
+    </w:p>
+    <w:p>
+      <w:pPr>
+        <w:pStyle w:val="SourceCode"/>
+      </w:pPr>
+      <w:r>
+        <w:rPr>
+          <w:rStyle w:val="CommentTok"/>
+        </w:rPr>
+        <w:t xml:space="preserve"># This outlier extended the y-axis, making other data crowded in one small vertical range</w:t>
+      </w:r>
+    </w:p>
+    <w:bookmarkEnd w:id="44"/>
+    <w:bookmarkStart w:id="48" w:name="X874c36bf15a08e1ee72066e6d0fef6c13d6e881"/>
     <w:p>
       <w:pPr>
         <w:pStyle w:val="Heading4"/>
@@ -1330,8 +4219,515 @@
         <w:t xml:space="preserve">to the color aesthetic. Then add a trend line for extra insight.)</w:t>
       </w:r>
     </w:p>
-    <w:bookmarkEnd w:id="33"/>
-    <w:bookmarkStart w:id="34" w:name="Xf454b1153aaeeadb7ed6990535e9bd3ba06962c"/>
+    <w:p>
+      <w:pPr>
+        <w:pStyle w:val="SourceCode"/>
+      </w:pPr>
+      <w:r>
+        <w:rPr>
+          <w:rStyle w:val="NormalTok"/>
+        </w:rPr>
+        <w:t xml:space="preserve">p </w:t>
+      </w:r>
+      <w:r>
+        <w:rPr>
+          <w:rStyle w:val="OtherTok"/>
+        </w:rPr>
+        <w:t xml:space="preserve">&lt;-</w:t>
+      </w:r>
+      <w:r>
+        <w:rPr>
+          <w:rStyle w:val="NormalTok"/>
+        </w:rPr>
+        <w:t xml:space="preserve"> starwars </w:t>
+      </w:r>
+      <w:r>
+        <w:rPr>
+          <w:rStyle w:val="SpecialCharTok"/>
+        </w:rPr>
+        <w:t xml:space="preserve">|&gt;</w:t>
+      </w:r>
+      <w:r>
+        <w:rPr>
+          <w:rStyle w:val="NormalTok"/>
+        </w:rPr>
+        <w:t xml:space="preserve"> </w:t>
+      </w:r>
+      <w:r>
+        <w:rPr>
+          <w:rStyle w:val="FunctionTok"/>
+        </w:rPr>
+        <w:t xml:space="preserve">filter</w:t>
+      </w:r>
+      <w:r>
+        <w:rPr>
+          <w:rStyle w:val="NormalTok"/>
+        </w:rPr>
+        <w:t xml:space="preserve">(</w:t>
+      </w:r>
+      <w:r>
+        <w:rPr>
+          <w:rStyle w:val="SpecialCharTok"/>
+        </w:rPr>
+        <w:t xml:space="preserve">!</w:t>
+      </w:r>
+      <w:r>
+        <w:rPr>
+          <w:rStyle w:val="FunctionTok"/>
+        </w:rPr>
+        <w:t xml:space="preserve">is.na</w:t>
+      </w:r>
+      <w:r>
+        <w:rPr>
+          <w:rStyle w:val="NormalTok"/>
+        </w:rPr>
+        <w:t xml:space="preserve">(height) </w:t>
+      </w:r>
+      <w:r>
+        <w:rPr>
+          <w:rStyle w:val="SpecialCharTok"/>
+        </w:rPr>
+        <w:t xml:space="preserve">&amp;</w:t>
+      </w:r>
+      <w:r>
+        <w:rPr>
+          <w:rStyle w:val="NormalTok"/>
+        </w:rPr>
+        <w:t xml:space="preserve"> </w:t>
+      </w:r>
+      <w:r>
+        <w:rPr>
+          <w:rStyle w:val="SpecialCharTok"/>
+        </w:rPr>
+        <w:t xml:space="preserve">!</w:t>
+      </w:r>
+      <w:r>
+        <w:rPr>
+          <w:rStyle w:val="FunctionTok"/>
+        </w:rPr>
+        <w:t xml:space="preserve">is.na</w:t>
+      </w:r>
+      <w:r>
+        <w:rPr>
+          <w:rStyle w:val="NormalTok"/>
+        </w:rPr>
+        <w:t xml:space="preserve">(mass) </w:t>
+      </w:r>
+      <w:r>
+        <w:rPr>
+          <w:rStyle w:val="SpecialCharTok"/>
+        </w:rPr>
+        <w:t xml:space="preserve">&amp;</w:t>
+      </w:r>
+      <w:r>
+        <w:rPr>
+          <w:rStyle w:val="NormalTok"/>
+        </w:rPr>
+        <w:t xml:space="preserve"> </w:t>
+      </w:r>
+      <w:r>
+        <w:rPr>
+          <w:rStyle w:val="SpecialCharTok"/>
+        </w:rPr>
+        <w:t xml:space="preserve">!</w:t>
+      </w:r>
+      <w:r>
+        <w:rPr>
+          <w:rStyle w:val="FunctionTok"/>
+        </w:rPr>
+        <w:t xml:space="preserve">is.na</w:t>
+      </w:r>
+      <w:r>
+        <w:rPr>
+          <w:rStyle w:val="NormalTok"/>
+        </w:rPr>
+        <w:t xml:space="preserve">(gender)) </w:t>
+      </w:r>
+      <w:r>
+        <w:rPr>
+          <w:rStyle w:val="SpecialCharTok"/>
+        </w:rPr>
+        <w:t xml:space="preserve">|&gt;</w:t>
+      </w:r>
+      <w:r>
+        <w:br/>
+      </w:r>
+      <w:r>
+        <w:rPr>
+          <w:rStyle w:val="NormalTok"/>
+        </w:rPr>
+        <w:t xml:space="preserve">  </w:t>
+      </w:r>
+      <w:r>
+        <w:rPr>
+          <w:rStyle w:val="FunctionTok"/>
+        </w:rPr>
+        <w:t xml:space="preserve">filter</w:t>
+      </w:r>
+      <w:r>
+        <w:rPr>
+          <w:rStyle w:val="NormalTok"/>
+        </w:rPr>
+        <w:t xml:space="preserve">(mass </w:t>
+      </w:r>
+      <w:r>
+        <w:rPr>
+          <w:rStyle w:val="SpecialCharTok"/>
+        </w:rPr>
+        <w:t xml:space="preserve">&lt;=</w:t>
+      </w:r>
+      <w:r>
+        <w:rPr>
+          <w:rStyle w:val="NormalTok"/>
+        </w:rPr>
+        <w:t xml:space="preserve"> </w:t>
+      </w:r>
+      <w:r>
+        <w:rPr>
+          <w:rStyle w:val="DecValTok"/>
+        </w:rPr>
+        <w:t xml:space="preserve">500</w:t>
+      </w:r>
+      <w:r>
+        <w:rPr>
+          <w:rStyle w:val="NormalTok"/>
+        </w:rPr>
+        <w:t xml:space="preserve">) </w:t>
+      </w:r>
+      <w:r>
+        <w:rPr>
+          <w:rStyle w:val="SpecialCharTok"/>
+        </w:rPr>
+        <w:t xml:space="preserve">|&gt;</w:t>
+      </w:r>
+      <w:r>
+        <w:rPr>
+          <w:rStyle w:val="NormalTok"/>
+        </w:rPr>
+        <w:t xml:space="preserve"> </w:t>
+      </w:r>
+      <w:r>
+        <w:br/>
+      </w:r>
+      <w:r>
+        <w:rPr>
+          <w:rStyle w:val="NormalTok"/>
+        </w:rPr>
+        <w:t xml:space="preserve">  </w:t>
+      </w:r>
+      <w:r>
+        <w:rPr>
+          <w:rStyle w:val="FunctionTok"/>
+        </w:rPr>
+        <w:t xml:space="preserve">ggplot</w:t>
+      </w:r>
+      <w:r>
+        <w:rPr>
+          <w:rStyle w:val="NormalTok"/>
+        </w:rPr>
+        <w:t xml:space="preserve">(</w:t>
+      </w:r>
+      <w:r>
+        <w:rPr>
+          <w:rStyle w:val="FunctionTok"/>
+        </w:rPr>
+        <w:t xml:space="preserve">aes</w:t>
+      </w:r>
+      <w:r>
+        <w:rPr>
+          <w:rStyle w:val="NormalTok"/>
+        </w:rPr>
+        <w:t xml:space="preserve">(</w:t>
+      </w:r>
+      <w:r>
+        <w:rPr>
+          <w:rStyle w:val="AttributeTok"/>
+        </w:rPr>
+        <w:t xml:space="preserve">x =</w:t>
+      </w:r>
+      <w:r>
+        <w:rPr>
+          <w:rStyle w:val="NormalTok"/>
+        </w:rPr>
+        <w:t xml:space="preserve"> height, </w:t>
+      </w:r>
+      <w:r>
+        <w:rPr>
+          <w:rStyle w:val="AttributeTok"/>
+        </w:rPr>
+        <w:t xml:space="preserve">y =</w:t>
+      </w:r>
+      <w:r>
+        <w:rPr>
+          <w:rStyle w:val="NormalTok"/>
+        </w:rPr>
+        <w:t xml:space="preserve"> mass)) </w:t>
+      </w:r>
+      <w:r>
+        <w:rPr>
+          <w:rStyle w:val="SpecialCharTok"/>
+        </w:rPr>
+        <w:t xml:space="preserve">+</w:t>
+      </w:r>
+      <w:r>
+        <w:br/>
+      </w:r>
+      <w:r>
+        <w:rPr>
+          <w:rStyle w:val="NormalTok"/>
+        </w:rPr>
+        <w:t xml:space="preserve">  </w:t>
+      </w:r>
+      <w:r>
+        <w:rPr>
+          <w:rStyle w:val="FunctionTok"/>
+        </w:rPr>
+        <w:t xml:space="preserve">geom_point</w:t>
+      </w:r>
+      <w:r>
+        <w:rPr>
+          <w:rStyle w:val="NormalTok"/>
+        </w:rPr>
+        <w:t xml:space="preserve">(</w:t>
+      </w:r>
+      <w:r>
+        <w:rPr>
+          <w:rStyle w:val="FunctionTok"/>
+        </w:rPr>
+        <w:t xml:space="preserve">aes</w:t>
+      </w:r>
+      <w:r>
+        <w:rPr>
+          <w:rStyle w:val="NormalTok"/>
+        </w:rPr>
+        <w:t xml:space="preserve">(</w:t>
+      </w:r>
+      <w:r>
+        <w:rPr>
+          <w:rStyle w:val="AttributeTok"/>
+        </w:rPr>
+        <w:t xml:space="preserve">col =</w:t>
+      </w:r>
+      <w:r>
+        <w:rPr>
+          <w:rStyle w:val="NormalTok"/>
+        </w:rPr>
+        <w:t xml:space="preserve"> gender)) </w:t>
+      </w:r>
+      <w:r>
+        <w:rPr>
+          <w:rStyle w:val="SpecialCharTok"/>
+        </w:rPr>
+        <w:t xml:space="preserve">+</w:t>
+      </w:r>
+      <w:r>
+        <w:br/>
+      </w:r>
+      <w:r>
+        <w:rPr>
+          <w:rStyle w:val="NormalTok"/>
+        </w:rPr>
+        <w:t xml:space="preserve">  </w:t>
+      </w:r>
+      <w:r>
+        <w:rPr>
+          <w:rStyle w:val="FunctionTok"/>
+        </w:rPr>
+        <w:t xml:space="preserve">geom_smooth</w:t>
+      </w:r>
+      <w:r>
+        <w:rPr>
+          <w:rStyle w:val="NormalTok"/>
+        </w:rPr>
+        <w:t xml:space="preserve">(</w:t>
+      </w:r>
+      <w:r>
+        <w:rPr>
+          <w:rStyle w:val="FunctionTok"/>
+        </w:rPr>
+        <w:t xml:space="preserve">aes</w:t>
+      </w:r>
+      <w:r>
+        <w:rPr>
+          <w:rStyle w:val="NormalTok"/>
+        </w:rPr>
+        <w:t xml:space="preserve">(</w:t>
+      </w:r>
+      <w:r>
+        <w:rPr>
+          <w:rStyle w:val="AttributeTok"/>
+        </w:rPr>
+        <w:t xml:space="preserve">col =</w:t>
+      </w:r>
+      <w:r>
+        <w:rPr>
+          <w:rStyle w:val="NormalTok"/>
+        </w:rPr>
+        <w:t xml:space="preserve"> gender), </w:t>
+      </w:r>
+      <w:r>
+        <w:rPr>
+          <w:rStyle w:val="AttributeTok"/>
+        </w:rPr>
+        <w:t xml:space="preserve">method =</w:t>
+      </w:r>
+      <w:r>
+        <w:rPr>
+          <w:rStyle w:val="NormalTok"/>
+        </w:rPr>
+        <w:t xml:space="preserve"> </w:t>
+      </w:r>
+      <w:r>
+        <w:rPr>
+          <w:rStyle w:val="StringTok"/>
+        </w:rPr>
+        <w:t xml:space="preserve">'lm'</w:t>
+      </w:r>
+      <w:r>
+        <w:rPr>
+          <w:rStyle w:val="NormalTok"/>
+        </w:rPr>
+        <w:t xml:space="preserve">, </w:t>
+      </w:r>
+      <w:r>
+        <w:rPr>
+          <w:rStyle w:val="AttributeTok"/>
+        </w:rPr>
+        <w:t xml:space="preserve">se =</w:t>
+      </w:r>
+      <w:r>
+        <w:rPr>
+          <w:rStyle w:val="NormalTok"/>
+        </w:rPr>
+        <w:t xml:space="preserve"> </w:t>
+      </w:r>
+      <w:r>
+        <w:rPr>
+          <w:rStyle w:val="ConstantTok"/>
+        </w:rPr>
+        <w:t xml:space="preserve">FALSE</w:t>
+      </w:r>
+      <w:r>
+        <w:rPr>
+          <w:rStyle w:val="NormalTok"/>
+        </w:rPr>
+        <w:t xml:space="preserve">) </w:t>
+      </w:r>
+      <w:r>
+        <w:rPr>
+          <w:rStyle w:val="SpecialCharTok"/>
+        </w:rPr>
+        <w:t xml:space="preserve">+</w:t>
+      </w:r>
+      <w:r>
+        <w:br/>
+      </w:r>
+      <w:r>
+        <w:rPr>
+          <w:rStyle w:val="NormalTok"/>
+        </w:rPr>
+        <w:t xml:space="preserve">  </w:t>
+      </w:r>
+      <w:r>
+        <w:rPr>
+          <w:rStyle w:val="FunctionTok"/>
+        </w:rPr>
+        <w:t xml:space="preserve">ggtitle</w:t>
+      </w:r>
+      <w:r>
+        <w:rPr>
+          <w:rStyle w:val="NormalTok"/>
+        </w:rPr>
+        <w:t xml:space="preserve">(</w:t>
+      </w:r>
+      <w:r>
+        <w:rPr>
+          <w:rStyle w:val="StringTok"/>
+        </w:rPr>
+        <w:t xml:space="preserve">"Filtered mass &gt; 500kg (n=1)"</w:t>
+      </w:r>
+      <w:r>
+        <w:rPr>
+          <w:rStyle w:val="NormalTok"/>
+        </w:rPr>
+        <w:t xml:space="preserve">)</w:t>
+      </w:r>
+      <w:r>
+        <w:br/>
+      </w:r>
+      <w:r>
+        <w:rPr>
+          <w:rStyle w:val="FunctionTok"/>
+        </w:rPr>
+        <w:t xml:space="preserve">print</w:t>
+      </w:r>
+      <w:r>
+        <w:rPr>
+          <w:rStyle w:val="NormalTok"/>
+        </w:rPr>
+        <w:t xml:space="preserve">(p)</w:t>
+      </w:r>
+    </w:p>
+    <w:p>
+      <w:pPr>
+        <w:pStyle w:val="SourceCode"/>
+      </w:pPr>
+      <w:r>
+        <w:rPr>
+          <w:rStyle w:val="VerbatimChar"/>
+        </w:rPr>
+        <w:t xml:space="preserve">## `geom_smooth()` using formula = 'y ~ x'</w:t>
+      </w:r>
+    </w:p>
+    <w:p>
+      <w:pPr>
+        <w:pStyle w:val="FirstParagraph"/>
+      </w:pPr>
+      <w:r>
+        <w:drawing>
+          <wp:inline>
+            <wp:extent cx="5334000" cy="4267200"/>
+            <wp:effectExtent b="0" l="0" r="0" t="0"/>
+            <wp:docPr descr="" title="" id="46" name="Picture"/>
+            <a:graphic>
+              <a:graphicData uri="http://schemas.openxmlformats.org/drawingml/2006/picture">
+                <pic:pic>
+                  <pic:nvPicPr>
+                    <pic:cNvPr descr="COMP2501_Assignment_1_Questions_2026_files/figure-docx/unnamed-chunk-13-1.png" id="47" name="Picture"/>
+                    <pic:cNvPicPr>
+                      <a:picLocks noChangeArrowheads="1" noChangeAspect="1"/>
+                    </pic:cNvPicPr>
+                  </pic:nvPicPr>
+                  <pic:blipFill>
+                    <a:blip r:embed="rId45"/>
+                    <a:stretch>
+                      <a:fillRect/>
+                    </a:stretch>
+                  </pic:blipFill>
+                  <pic:spPr bwMode="auto">
+                    <a:xfrm>
+                      <a:off x="0" y="0"/>
+                      <a:ext cx="5334000" cy="4267200"/>
+                    </a:xfrm>
+                    <a:prstGeom prst="rect">
+                      <a:avLst/>
+                    </a:prstGeom>
+                    <a:noFill/>
+                    <a:ln w="9525">
+                      <a:noFill/>
+                      <a:headEnd/>
+                      <a:tailEnd/>
+                    </a:ln>
+                  </pic:spPr>
+                </pic:pic>
+              </a:graphicData>
+            </a:graphic>
+          </wp:inline>
+        </w:drawing>
+      </w:r>
+    </w:p>
+    <w:bookmarkEnd w:id="48"/>
+    <w:bookmarkStart w:id="52" w:name="Xf454b1153aaeeadb7ed6990535e9bd3ba06962c"/>
     <w:p>
       <w:pPr>
         <w:pStyle w:val="Heading4"/>
@@ -1355,9 +4751,511 @@
         <w:t xml:space="preserve">to create a ranked bar chart of the Top 10 Species with the highest average height (exclude species with only 1 character).</w:t>
       </w:r>
     </w:p>
-    <w:bookmarkEnd w:id="34"/>
-    <w:bookmarkEnd w:id="35"/>
-    <w:bookmarkStart w:id="40" w:name="X38609a989e92a5fa846fbeefeb108dc7fcb3b9c"/>
+    <w:p>
+      <w:pPr>
+        <w:pStyle w:val="SourceCode"/>
+      </w:pPr>
+      <w:r>
+        <w:rPr>
+          <w:rStyle w:val="NormalTok"/>
+        </w:rPr>
+        <w:t xml:space="preserve">p </w:t>
+      </w:r>
+      <w:r>
+        <w:rPr>
+          <w:rStyle w:val="OtherTok"/>
+        </w:rPr>
+        <w:t xml:space="preserve">&lt;-</w:t>
+      </w:r>
+      <w:r>
+        <w:rPr>
+          <w:rStyle w:val="NormalTok"/>
+        </w:rPr>
+        <w:t xml:space="preserve"> starwars </w:t>
+      </w:r>
+      <w:r>
+        <w:rPr>
+          <w:rStyle w:val="SpecialCharTok"/>
+        </w:rPr>
+        <w:t xml:space="preserve">|&gt;</w:t>
+      </w:r>
+      <w:r>
+        <w:rPr>
+          <w:rStyle w:val="NormalTok"/>
+        </w:rPr>
+        <w:t xml:space="preserve"> </w:t>
+      </w:r>
+      <w:r>
+        <w:rPr>
+          <w:rStyle w:val="FunctionTok"/>
+        </w:rPr>
+        <w:t xml:space="preserve">filter</w:t>
+      </w:r>
+      <w:r>
+        <w:rPr>
+          <w:rStyle w:val="NormalTok"/>
+        </w:rPr>
+        <w:t xml:space="preserve">(</w:t>
+      </w:r>
+      <w:r>
+        <w:rPr>
+          <w:rStyle w:val="SpecialCharTok"/>
+        </w:rPr>
+        <w:t xml:space="preserve">!</w:t>
+      </w:r>
+      <w:r>
+        <w:rPr>
+          <w:rStyle w:val="FunctionTok"/>
+        </w:rPr>
+        <w:t xml:space="preserve">is.na</w:t>
+      </w:r>
+      <w:r>
+        <w:rPr>
+          <w:rStyle w:val="NormalTok"/>
+        </w:rPr>
+        <w:t xml:space="preserve">(height) </w:t>
+      </w:r>
+      <w:r>
+        <w:rPr>
+          <w:rStyle w:val="SpecialCharTok"/>
+        </w:rPr>
+        <w:t xml:space="preserve">&amp;</w:t>
+      </w:r>
+      <w:r>
+        <w:rPr>
+          <w:rStyle w:val="NormalTok"/>
+        </w:rPr>
+        <w:t xml:space="preserve"> </w:t>
+      </w:r>
+      <w:r>
+        <w:rPr>
+          <w:rStyle w:val="SpecialCharTok"/>
+        </w:rPr>
+        <w:t xml:space="preserve">!</w:t>
+      </w:r>
+      <w:r>
+        <w:rPr>
+          <w:rStyle w:val="FunctionTok"/>
+        </w:rPr>
+        <w:t xml:space="preserve">is.na</w:t>
+      </w:r>
+      <w:r>
+        <w:rPr>
+          <w:rStyle w:val="NormalTok"/>
+        </w:rPr>
+        <w:t xml:space="preserve">(species)) </w:t>
+      </w:r>
+      <w:r>
+        <w:rPr>
+          <w:rStyle w:val="SpecialCharTok"/>
+        </w:rPr>
+        <w:t xml:space="preserve">|&gt;</w:t>
+      </w:r>
+      <w:r>
+        <w:br/>
+      </w:r>
+      <w:r>
+        <w:rPr>
+          <w:rStyle w:val="NormalTok"/>
+        </w:rPr>
+        <w:t xml:space="preserve">  </w:t>
+      </w:r>
+      <w:r>
+        <w:rPr>
+          <w:rStyle w:val="FunctionTok"/>
+        </w:rPr>
+        <w:t xml:space="preserve">group_by</w:t>
+      </w:r>
+      <w:r>
+        <w:rPr>
+          <w:rStyle w:val="NormalTok"/>
+        </w:rPr>
+        <w:t xml:space="preserve">(species) </w:t>
+      </w:r>
+      <w:r>
+        <w:rPr>
+          <w:rStyle w:val="SpecialCharTok"/>
+        </w:rPr>
+        <w:t xml:space="preserve">|&gt;</w:t>
+      </w:r>
+      <w:r>
+        <w:rPr>
+          <w:rStyle w:val="NormalTok"/>
+        </w:rPr>
+        <w:t xml:space="preserve"> </w:t>
+      </w:r>
+      <w:r>
+        <w:rPr>
+          <w:rStyle w:val="FunctionTok"/>
+        </w:rPr>
+        <w:t xml:space="preserve">summarize</w:t>
+      </w:r>
+      <w:r>
+        <w:rPr>
+          <w:rStyle w:val="NormalTok"/>
+        </w:rPr>
+        <w:t xml:space="preserve">(</w:t>
+      </w:r>
+      <w:r>
+        <w:rPr>
+          <w:rStyle w:val="AttributeTok"/>
+        </w:rPr>
+        <w:t xml:space="preserve">avg_height =</w:t>
+      </w:r>
+      <w:r>
+        <w:rPr>
+          <w:rStyle w:val="NormalTok"/>
+        </w:rPr>
+        <w:t xml:space="preserve"> </w:t>
+      </w:r>
+      <w:r>
+        <w:rPr>
+          <w:rStyle w:val="FunctionTok"/>
+        </w:rPr>
+        <w:t xml:space="preserve">mean</w:t>
+      </w:r>
+      <w:r>
+        <w:rPr>
+          <w:rStyle w:val="NormalTok"/>
+        </w:rPr>
+        <w:t xml:space="preserve">(height), </w:t>
+      </w:r>
+      <w:r>
+        <w:rPr>
+          <w:rStyle w:val="AttributeTok"/>
+        </w:rPr>
+        <w:t xml:space="preserve">n_char =</w:t>
+      </w:r>
+      <w:r>
+        <w:rPr>
+          <w:rStyle w:val="NormalTok"/>
+        </w:rPr>
+        <w:t xml:space="preserve"> </w:t>
+      </w:r>
+      <w:r>
+        <w:rPr>
+          <w:rStyle w:val="FunctionTok"/>
+        </w:rPr>
+        <w:t xml:space="preserve">n</w:t>
+      </w:r>
+      <w:r>
+        <w:rPr>
+          <w:rStyle w:val="NormalTok"/>
+        </w:rPr>
+        <w:t xml:space="preserve">()) </w:t>
+      </w:r>
+      <w:r>
+        <w:rPr>
+          <w:rStyle w:val="SpecialCharTok"/>
+        </w:rPr>
+        <w:t xml:space="preserve">|&gt;</w:t>
+      </w:r>
+      <w:r>
+        <w:rPr>
+          <w:rStyle w:val="NormalTok"/>
+        </w:rPr>
+        <w:t xml:space="preserve">  </w:t>
+      </w:r>
+      <w:r>
+        <w:br/>
+      </w:r>
+      <w:r>
+        <w:rPr>
+          <w:rStyle w:val="NormalTok"/>
+        </w:rPr>
+        <w:t xml:space="preserve">  </w:t>
+      </w:r>
+      <w:r>
+        <w:rPr>
+          <w:rStyle w:val="FunctionTok"/>
+        </w:rPr>
+        <w:t xml:space="preserve">filter</w:t>
+      </w:r>
+      <w:r>
+        <w:rPr>
+          <w:rStyle w:val="NormalTok"/>
+        </w:rPr>
+        <w:t xml:space="preserve">(n_char </w:t>
+      </w:r>
+      <w:r>
+        <w:rPr>
+          <w:rStyle w:val="SpecialCharTok"/>
+        </w:rPr>
+        <w:t xml:space="preserve">&gt;</w:t>
+      </w:r>
+      <w:r>
+        <w:rPr>
+          <w:rStyle w:val="NormalTok"/>
+        </w:rPr>
+        <w:t xml:space="preserve"> </w:t>
+      </w:r>
+      <w:r>
+        <w:rPr>
+          <w:rStyle w:val="DecValTok"/>
+        </w:rPr>
+        <w:t xml:space="preserve">1</w:t>
+      </w:r>
+      <w:r>
+        <w:rPr>
+          <w:rStyle w:val="NormalTok"/>
+        </w:rPr>
+        <w:t xml:space="preserve">) </w:t>
+      </w:r>
+      <w:r>
+        <w:rPr>
+          <w:rStyle w:val="SpecialCharTok"/>
+        </w:rPr>
+        <w:t xml:space="preserve">|&gt;</w:t>
+      </w:r>
+      <w:r>
+        <w:br/>
+      </w:r>
+      <w:r>
+        <w:rPr>
+          <w:rStyle w:val="NormalTok"/>
+        </w:rPr>
+        <w:t xml:space="preserve">  </w:t>
+      </w:r>
+      <w:r>
+        <w:rPr>
+          <w:rStyle w:val="FunctionTok"/>
+        </w:rPr>
+        <w:t xml:space="preserve">mutate</w:t>
+      </w:r>
+      <w:r>
+        <w:rPr>
+          <w:rStyle w:val="NormalTok"/>
+        </w:rPr>
+        <w:t xml:space="preserve">(</w:t>
+      </w:r>
+      <w:r>
+        <w:rPr>
+          <w:rStyle w:val="AttributeTok"/>
+        </w:rPr>
+        <w:t xml:space="preserve">species =</w:t>
+      </w:r>
+      <w:r>
+        <w:rPr>
+          <w:rStyle w:val="NormalTok"/>
+        </w:rPr>
+        <w:t xml:space="preserve"> </w:t>
+      </w:r>
+      <w:r>
+        <w:rPr>
+          <w:rStyle w:val="FunctionTok"/>
+        </w:rPr>
+        <w:t xml:space="preserve">reorder</w:t>
+      </w:r>
+      <w:r>
+        <w:rPr>
+          <w:rStyle w:val="NormalTok"/>
+        </w:rPr>
+        <w:t xml:space="preserve">(species, </w:t>
+      </w:r>
+      <w:r>
+        <w:rPr>
+          <w:rStyle w:val="SpecialCharTok"/>
+        </w:rPr>
+        <w:t xml:space="preserve">-</w:t>
+      </w:r>
+      <w:r>
+        <w:rPr>
+          <w:rStyle w:val="NormalTok"/>
+        </w:rPr>
+        <w:t xml:space="preserve">avg_height)) </w:t>
+      </w:r>
+      <w:r>
+        <w:rPr>
+          <w:rStyle w:val="SpecialCharTok"/>
+        </w:rPr>
+        <w:t xml:space="preserve">|&gt;</w:t>
+      </w:r>
+      <w:r>
+        <w:rPr>
+          <w:rStyle w:val="NormalTok"/>
+        </w:rPr>
+        <w:t xml:space="preserve"> </w:t>
+      </w:r>
+      <w:r>
+        <w:rPr>
+          <w:rStyle w:val="FunctionTok"/>
+        </w:rPr>
+        <w:t xml:space="preserve">head</w:t>
+      </w:r>
+      <w:r>
+        <w:rPr>
+          <w:rStyle w:val="NormalTok"/>
+        </w:rPr>
+        <w:t xml:space="preserve">(</w:t>
+      </w:r>
+      <w:r>
+        <w:rPr>
+          <w:rStyle w:val="DecValTok"/>
+        </w:rPr>
+        <w:t xml:space="preserve">10</w:t>
+      </w:r>
+      <w:r>
+        <w:rPr>
+          <w:rStyle w:val="NormalTok"/>
+        </w:rPr>
+        <w:t xml:space="preserve">) </w:t>
+      </w:r>
+      <w:r>
+        <w:rPr>
+          <w:rStyle w:val="SpecialCharTok"/>
+        </w:rPr>
+        <w:t xml:space="preserve">|&gt;</w:t>
+      </w:r>
+      <w:r>
+        <w:br/>
+      </w:r>
+      <w:r>
+        <w:rPr>
+          <w:rStyle w:val="NormalTok"/>
+        </w:rPr>
+        <w:t xml:space="preserve">  </w:t>
+      </w:r>
+      <w:r>
+        <w:rPr>
+          <w:rStyle w:val="FunctionTok"/>
+        </w:rPr>
+        <w:t xml:space="preserve">ggplot</w:t>
+      </w:r>
+      <w:r>
+        <w:rPr>
+          <w:rStyle w:val="NormalTok"/>
+        </w:rPr>
+        <w:t xml:space="preserve">(</w:t>
+      </w:r>
+      <w:r>
+        <w:rPr>
+          <w:rStyle w:val="FunctionTok"/>
+        </w:rPr>
+        <w:t xml:space="preserve">aes</w:t>
+      </w:r>
+      <w:r>
+        <w:rPr>
+          <w:rStyle w:val="NormalTok"/>
+        </w:rPr>
+        <w:t xml:space="preserve">(species, avg_height)) </w:t>
+      </w:r>
+      <w:r>
+        <w:rPr>
+          <w:rStyle w:val="SpecialCharTok"/>
+        </w:rPr>
+        <w:t xml:space="preserve">+</w:t>
+      </w:r>
+      <w:r>
+        <w:br/>
+      </w:r>
+      <w:r>
+        <w:rPr>
+          <w:rStyle w:val="NormalTok"/>
+        </w:rPr>
+        <w:t xml:space="preserve">  </w:t>
+      </w:r>
+      <w:r>
+        <w:rPr>
+          <w:rStyle w:val="FunctionTok"/>
+        </w:rPr>
+        <w:t xml:space="preserve">geom_bar</w:t>
+      </w:r>
+      <w:r>
+        <w:rPr>
+          <w:rStyle w:val="NormalTok"/>
+        </w:rPr>
+        <w:t xml:space="preserve">(</w:t>
+      </w:r>
+      <w:r>
+        <w:rPr>
+          <w:rStyle w:val="AttributeTok"/>
+        </w:rPr>
+        <w:t xml:space="preserve">stat =</w:t>
+      </w:r>
+      <w:r>
+        <w:rPr>
+          <w:rStyle w:val="NormalTok"/>
+        </w:rPr>
+        <w:t xml:space="preserve"> </w:t>
+      </w:r>
+      <w:r>
+        <w:rPr>
+          <w:rStyle w:val="StringTok"/>
+        </w:rPr>
+        <w:t xml:space="preserve">'identity'</w:t>
+      </w:r>
+      <w:r>
+        <w:rPr>
+          <w:rStyle w:val="NormalTok"/>
+        </w:rPr>
+        <w:t xml:space="preserve">)</w:t>
+      </w:r>
+      <w:r>
+        <w:br/>
+      </w:r>
+      <w:r>
+        <w:rPr>
+          <w:rStyle w:val="FunctionTok"/>
+        </w:rPr>
+        <w:t xml:space="preserve">print</w:t>
+      </w:r>
+      <w:r>
+        <w:rPr>
+          <w:rStyle w:val="NormalTok"/>
+        </w:rPr>
+        <w:t xml:space="preserve">(p)</w:t>
+      </w:r>
+    </w:p>
+    <w:p>
+      <w:pPr>
+        <w:pStyle w:val="FirstParagraph"/>
+      </w:pPr>
+      <w:r>
+        <w:drawing>
+          <wp:inline>
+            <wp:extent cx="5334000" cy="4267200"/>
+            <wp:effectExtent b="0" l="0" r="0" t="0"/>
+            <wp:docPr descr="" title="" id="50" name="Picture"/>
+            <a:graphic>
+              <a:graphicData uri="http://schemas.openxmlformats.org/drawingml/2006/picture">
+                <pic:pic>
+                  <pic:nvPicPr>
+                    <pic:cNvPr descr="COMP2501_Assignment_1_Questions_2026_files/figure-docx/unnamed-chunk-14-1.png" id="51" name="Picture"/>
+                    <pic:cNvPicPr>
+                      <a:picLocks noChangeArrowheads="1" noChangeAspect="1"/>
+                    </pic:cNvPicPr>
+                  </pic:nvPicPr>
+                  <pic:blipFill>
+                    <a:blip r:embed="rId49"/>
+                    <a:stretch>
+                      <a:fillRect/>
+                    </a:stretch>
+                  </pic:blipFill>
+                  <pic:spPr bwMode="auto">
+                    <a:xfrm>
+                      <a:off x="0" y="0"/>
+                      <a:ext cx="5334000" cy="4267200"/>
+                    </a:xfrm>
+                    <a:prstGeom prst="rect">
+                      <a:avLst/>
+                    </a:prstGeom>
+                    <a:noFill/>
+                    <a:ln w="9525">
+                      <a:noFill/>
+                      <a:headEnd/>
+                      <a:tailEnd/>
+                    </a:ln>
+                  </pic:spPr>
+                </pic:pic>
+              </a:graphicData>
+            </a:graphic>
+          </wp:inline>
+        </w:drawing>
+      </w:r>
+    </w:p>
+    <w:bookmarkEnd w:id="52"/>
+    <w:bookmarkEnd w:id="53"/>
+    <w:bookmarkStart w:id="61" w:name="X38609a989e92a5fa846fbeefeb108dc7fcb3b9c"/>
     <w:p>
       <w:pPr>
         <w:pStyle w:val="Heading3"/>
@@ -1479,7 +5377,7 @@
         <w:t xml:space="preserve">)</w:t>
       </w:r>
     </w:p>
-    <w:bookmarkStart w:id="36" w:name="X6d15cff037487301f81798a5e159074109c8099"/>
+    <w:bookmarkStart w:id="54" w:name="X6d15cff037487301f81798a5e159074109c8099"/>
     <w:p>
       <w:pPr>
         <w:pStyle w:val="Heading4"/>
@@ -1491,13 +5389,7 @@
         <w:t xml:space="preserve"> </w:t>
       </w:r>
       <w:r>
-        <w:t xml:space="preserve">“</w:t>
-      </w:r>
-      <w:r>
-        <w:t xml:space="preserve">Measles</w:t>
-      </w:r>
-      <w:r>
-        <w:t xml:space="preserve">”</w:t>
+        <w:t xml:space="preserve">“Measles”</w:t>
       </w:r>
       <w:r>
         <w:t xml:space="preserve">. 2) Create a new column called</w:t>
@@ -1548,8 +5440,339 @@
         <w:t xml:space="preserve">hence print the first 5 rows.</w:t>
       </w:r>
     </w:p>
-    <w:bookmarkEnd w:id="36"/>
-    <w:bookmarkStart w:id="37" w:name="X5c7b958f87c5328449aeb8c88b2b1938c97f2dc"/>
+    <w:p>
+      <w:pPr>
+        <w:pStyle w:val="SourceCode"/>
+      </w:pPr>
+      <w:r>
+        <w:rPr>
+          <w:rStyle w:val="NormalTok"/>
+        </w:rPr>
+        <w:t xml:space="preserve">measles_data </w:t>
+      </w:r>
+      <w:r>
+        <w:rPr>
+          <w:rStyle w:val="OtherTok"/>
+        </w:rPr>
+        <w:t xml:space="preserve">&lt;-</w:t>
+      </w:r>
+      <w:r>
+        <w:rPr>
+          <w:rStyle w:val="NormalTok"/>
+        </w:rPr>
+        <w:t xml:space="preserve"> us_contagious_diseases </w:t>
+      </w:r>
+      <w:r>
+        <w:rPr>
+          <w:rStyle w:val="SpecialCharTok"/>
+        </w:rPr>
+        <w:t xml:space="preserve">|&gt;</w:t>
+      </w:r>
+      <w:r>
+        <w:rPr>
+          <w:rStyle w:val="NormalTok"/>
+        </w:rPr>
+        <w:t xml:space="preserve"> </w:t>
+      </w:r>
+      <w:r>
+        <w:br/>
+      </w:r>
+      <w:r>
+        <w:rPr>
+          <w:rStyle w:val="CommentTok"/>
+        </w:rPr>
+        <w:t xml:space="preserve"># 1. Filter measles</w:t>
+      </w:r>
+      <w:r>
+        <w:br/>
+      </w:r>
+      <w:r>
+        <w:rPr>
+          <w:rStyle w:val="NormalTok"/>
+        </w:rPr>
+        <w:t xml:space="preserve">  </w:t>
+      </w:r>
+      <w:r>
+        <w:rPr>
+          <w:rStyle w:val="FunctionTok"/>
+        </w:rPr>
+        <w:t xml:space="preserve">filter</w:t>
+      </w:r>
+      <w:r>
+        <w:rPr>
+          <w:rStyle w:val="NormalTok"/>
+        </w:rPr>
+        <w:t xml:space="preserve">(disease </w:t>
+      </w:r>
+      <w:r>
+        <w:rPr>
+          <w:rStyle w:val="SpecialCharTok"/>
+        </w:rPr>
+        <w:t xml:space="preserve">==</w:t>
+      </w:r>
+      <w:r>
+        <w:rPr>
+          <w:rStyle w:val="NormalTok"/>
+        </w:rPr>
+        <w:t xml:space="preserve"> </w:t>
+      </w:r>
+      <w:r>
+        <w:rPr>
+          <w:rStyle w:val="StringTok"/>
+        </w:rPr>
+        <w:t xml:space="preserve">"Measles"</w:t>
+      </w:r>
+      <w:r>
+        <w:rPr>
+          <w:rStyle w:val="NormalTok"/>
+        </w:rPr>
+        <w:t xml:space="preserve">) </w:t>
+      </w:r>
+      <w:r>
+        <w:rPr>
+          <w:rStyle w:val="SpecialCharTok"/>
+        </w:rPr>
+        <w:t xml:space="preserve">|&gt;</w:t>
+      </w:r>
+      <w:r>
+        <w:rPr>
+          <w:rStyle w:val="NormalTok"/>
+        </w:rPr>
+        <w:t xml:space="preserve"> </w:t>
+      </w:r>
+      <w:r>
+        <w:br/>
+      </w:r>
+      <w:r>
+        <w:rPr>
+          <w:rStyle w:val="CommentTok"/>
+        </w:rPr>
+        <w:t xml:space="preserve"># 2. Create "rate_per_10000"</w:t>
+      </w:r>
+      <w:r>
+        <w:br/>
+      </w:r>
+      <w:r>
+        <w:rPr>
+          <w:rStyle w:val="NormalTok"/>
+        </w:rPr>
+        <w:t xml:space="preserve">  </w:t>
+      </w:r>
+      <w:r>
+        <w:rPr>
+          <w:rStyle w:val="FunctionTok"/>
+        </w:rPr>
+        <w:t xml:space="preserve">mutate</w:t>
+      </w:r>
+      <w:r>
+        <w:rPr>
+          <w:rStyle w:val="NormalTok"/>
+        </w:rPr>
+        <w:t xml:space="preserve">(</w:t>
+      </w:r>
+      <w:r>
+        <w:rPr>
+          <w:rStyle w:val="AttributeTok"/>
+        </w:rPr>
+        <w:t xml:space="preserve">rate_per_10000 =</w:t>
+      </w:r>
+      <w:r>
+        <w:rPr>
+          <w:rStyle w:val="NormalTok"/>
+        </w:rPr>
+        <w:t xml:space="preserve"> count</w:t>
+      </w:r>
+      <w:r>
+        <w:rPr>
+          <w:rStyle w:val="SpecialCharTok"/>
+        </w:rPr>
+        <w:t xml:space="preserve">/</w:t>
+      </w:r>
+      <w:r>
+        <w:rPr>
+          <w:rStyle w:val="NormalTok"/>
+        </w:rPr>
+        <w:t xml:space="preserve">population</w:t>
+      </w:r>
+      <w:r>
+        <w:rPr>
+          <w:rStyle w:val="SpecialCharTok"/>
+        </w:rPr>
+        <w:t xml:space="preserve">*</w:t>
+      </w:r>
+      <w:r>
+        <w:rPr>
+          <w:rStyle w:val="DecValTok"/>
+        </w:rPr>
+        <w:t xml:space="preserve">10000</w:t>
+      </w:r>
+      <w:r>
+        <w:rPr>
+          <w:rStyle w:val="NormalTok"/>
+        </w:rPr>
+        <w:t xml:space="preserve">) </w:t>
+      </w:r>
+      <w:r>
+        <w:rPr>
+          <w:rStyle w:val="SpecialCharTok"/>
+        </w:rPr>
+        <w:t xml:space="preserve">|&gt;</w:t>
+      </w:r>
+      <w:r>
+        <w:br/>
+      </w:r>
+      <w:r>
+        <w:rPr>
+          <w:rStyle w:val="CommentTok"/>
+        </w:rPr>
+        <w:t xml:space="preserve"># 3. Remove missing rows</w:t>
+      </w:r>
+      <w:r>
+        <w:br/>
+      </w:r>
+      <w:r>
+        <w:rPr>
+          <w:rStyle w:val="NormalTok"/>
+        </w:rPr>
+        <w:t xml:space="preserve">  </w:t>
+      </w:r>
+      <w:r>
+        <w:rPr>
+          <w:rStyle w:val="FunctionTok"/>
+        </w:rPr>
+        <w:t xml:space="preserve">filter</w:t>
+      </w:r>
+      <w:r>
+        <w:rPr>
+          <w:rStyle w:val="NormalTok"/>
+        </w:rPr>
+        <w:t xml:space="preserve">(</w:t>
+      </w:r>
+      <w:r>
+        <w:rPr>
+          <w:rStyle w:val="SpecialCharTok"/>
+        </w:rPr>
+        <w:t xml:space="preserve">!</w:t>
+      </w:r>
+      <w:r>
+        <w:rPr>
+          <w:rStyle w:val="FunctionTok"/>
+        </w:rPr>
+        <w:t xml:space="preserve">is.na</w:t>
+      </w:r>
+      <w:r>
+        <w:rPr>
+          <w:rStyle w:val="NormalTok"/>
+        </w:rPr>
+        <w:t xml:space="preserve">(rate_per_10000))</w:t>
+      </w:r>
+      <w:r>
+        <w:br/>
+      </w:r>
+      <w:r>
+        <w:rPr>
+          <w:rStyle w:val="CommentTok"/>
+        </w:rPr>
+        <w:t xml:space="preserve"># 4. First 5 rows</w:t>
+      </w:r>
+      <w:r>
+        <w:br/>
+      </w:r>
+      <w:r>
+        <w:rPr>
+          <w:rStyle w:val="FunctionTok"/>
+        </w:rPr>
+        <w:t xml:space="preserve">print</w:t>
+      </w:r>
+      <w:r>
+        <w:rPr>
+          <w:rStyle w:val="NormalTok"/>
+        </w:rPr>
+        <w:t xml:space="preserve">(</w:t>
+      </w:r>
+      <w:r>
+        <w:rPr>
+          <w:rStyle w:val="FunctionTok"/>
+        </w:rPr>
+        <w:t xml:space="preserve">head</w:t>
+      </w:r>
+      <w:r>
+        <w:rPr>
+          <w:rStyle w:val="NormalTok"/>
+        </w:rPr>
+        <w:t xml:space="preserve">(measles_data,</w:t>
+      </w:r>
+      <w:r>
+        <w:rPr>
+          <w:rStyle w:val="DecValTok"/>
+        </w:rPr>
+        <w:t xml:space="preserve">5</w:t>
+      </w:r>
+      <w:r>
+        <w:rPr>
+          <w:rStyle w:val="NormalTok"/>
+        </w:rPr>
+        <w:t xml:space="preserve">))</w:t>
+      </w:r>
+    </w:p>
+    <w:p>
+      <w:pPr>
+        <w:pStyle w:val="SourceCode"/>
+      </w:pPr>
+      <w:r>
+        <w:rPr>
+          <w:rStyle w:val="VerbatimChar"/>
+        </w:rPr>
+        <w:t xml:space="preserve">##   disease   state year weeks_reporting count population rate_per_10000</w:t>
+      </w:r>
+      <w:r>
+        <w:br/>
+      </w:r>
+      <w:r>
+        <w:rPr>
+          <w:rStyle w:val="VerbatimChar"/>
+        </w:rPr>
+        <w:t xml:space="preserve">## 1 Measles Alabama 1928              52  8843    2589923      34.143872</w:t>
+      </w:r>
+      <w:r>
+        <w:br/>
+      </w:r>
+      <w:r>
+        <w:rPr>
+          <w:rStyle w:val="VerbatimChar"/>
+        </w:rPr>
+        <w:t xml:space="preserve">## 2 Measles Alabama 1929              49  2959    2619131      11.297640</w:t>
+      </w:r>
+      <w:r>
+        <w:br/>
+      </w:r>
+      <w:r>
+        <w:rPr>
+          <w:rStyle w:val="VerbatimChar"/>
+        </w:rPr>
+        <w:t xml:space="preserve">## 3 Measles Alabama 1930              52  4156    2646248      15.705255</w:t>
+      </w:r>
+      <w:r>
+        <w:br/>
+      </w:r>
+      <w:r>
+        <w:rPr>
+          <w:rStyle w:val="VerbatimChar"/>
+        </w:rPr>
+        <w:t xml:space="preserve">## 4 Measles Alabama 1931              49  8934    2670818      33.450426</w:t>
+      </w:r>
+      <w:r>
+        <w:br/>
+      </w:r>
+      <w:r>
+        <w:rPr>
+          <w:rStyle w:val="VerbatimChar"/>
+        </w:rPr>
+        <w:t xml:space="preserve">## 5 Measles Alabama 1932              41   270    2693027       1.002589</w:t>
+      </w:r>
+    </w:p>
+    <w:bookmarkEnd w:id="54"/>
+    <w:bookmarkStart w:id="58" w:name="X5c7b958f87c5328449aeb8c88b2b1938c97f2dc"/>
     <w:p>
       <w:pPr>
         <w:pStyle w:val="Heading4"/>
@@ -1561,13 +5784,7 @@
         <w:t xml:space="preserve"> </w:t>
       </w:r>
       <w:r>
-        <w:t xml:space="preserve">“</w:t>
-      </w:r>
-      <w:r>
-        <w:t xml:space="preserve">California</w:t>
-      </w:r>
-      <w:r>
-        <w:t xml:space="preserve">”</w:t>
+        <w:t xml:space="preserve">“California”</w:t>
       </w:r>
       <w:r>
         <w:t xml:space="preserve"> </w:t>
@@ -1579,13 +5796,7 @@
         <w:t xml:space="preserve"> </w:t>
       </w:r>
       <w:r>
-        <w:t xml:space="preserve">“</w:t>
-      </w:r>
-      <w:r>
-        <w:t xml:space="preserve">New York</w:t>
-      </w:r>
-      <w:r>
-        <w:t xml:space="preserve">”</w:t>
+        <w:t xml:space="preserve">“New York”</w:t>
       </w:r>
       <w:r>
         <w:t xml:space="preserve"> </w:t>
@@ -1612,13 +5823,7 @@
         <w:t xml:space="preserve"> </w:t>
       </w:r>
       <w:r>
-        <w:t xml:space="preserve">“</w:t>
-      </w:r>
-      <w:r>
-        <w:t xml:space="preserve">California</w:t>
-      </w:r>
-      <w:r>
-        <w:t xml:space="preserve">”</w:t>
+        <w:t xml:space="preserve">“California”</w:t>
       </w:r>
       <w:r>
         <w:t xml:space="preserve"> </w:t>
@@ -1630,13 +5835,7 @@
         <w:t xml:space="preserve"> </w:t>
       </w:r>
       <w:r>
-        <w:t xml:space="preserve">“</w:t>
-      </w:r>
-      <w:r>
-        <w:t xml:space="preserve">New York</w:t>
-      </w:r>
-      <w:r>
-        <w:t xml:space="preserve">”</w:t>
+        <w:t xml:space="preserve">“New York”</w:t>
       </w:r>
       <w:r>
         <w:t xml:space="preserve">. 2) Create a line plot with year on the x-axis and rate_per_10000 on the y-axis. 3) Use color to distinguish between the two states. 4) Add a title</w:t>
@@ -1645,20 +5844,321 @@
         <w:t xml:space="preserve"> </w:t>
       </w:r>
       <w:r>
-        <w:t xml:space="preserve">“</w:t>
-      </w:r>
-      <w:r>
-        <w:t xml:space="preserve">Measles Rate Comparison: CA vs NY</w:t>
-      </w:r>
-      <w:r>
-        <w:t xml:space="preserve">”</w:t>
+        <w:t xml:space="preserve">“Measles Rate Comparison: CA vs NY”</w:t>
       </w:r>
       <w:r>
         <w:t xml:space="preserve">.</w:t>
       </w:r>
     </w:p>
-    <w:bookmarkEnd w:id="37"/>
-    <w:bookmarkStart w:id="38" w:name="Xd2741a12316cd1c11bb031cca0fb82da1721354"/>
+    <w:p>
+      <w:pPr>
+        <w:pStyle w:val="SourceCode"/>
+      </w:pPr>
+      <w:r>
+        <w:rPr>
+          <w:rStyle w:val="NormalTok"/>
+        </w:rPr>
+        <w:t xml:space="preserve">p </w:t>
+      </w:r>
+      <w:r>
+        <w:rPr>
+          <w:rStyle w:val="OtherTok"/>
+        </w:rPr>
+        <w:t xml:space="preserve">&lt;-</w:t>
+      </w:r>
+      <w:r>
+        <w:rPr>
+          <w:rStyle w:val="NormalTok"/>
+        </w:rPr>
+        <w:t xml:space="preserve"> measles_data </w:t>
+      </w:r>
+      <w:r>
+        <w:rPr>
+          <w:rStyle w:val="SpecialCharTok"/>
+        </w:rPr>
+        <w:t xml:space="preserve">|&gt;</w:t>
+      </w:r>
+      <w:r>
+        <w:rPr>
+          <w:rStyle w:val="NormalTok"/>
+        </w:rPr>
+        <w:t xml:space="preserve"> </w:t>
+      </w:r>
+      <w:r>
+        <w:br/>
+      </w:r>
+      <w:r>
+        <w:rPr>
+          <w:rStyle w:val="NormalTok"/>
+        </w:rPr>
+        <w:t xml:space="preserve">  </w:t>
+      </w:r>
+      <w:r>
+        <w:rPr>
+          <w:rStyle w:val="FunctionTok"/>
+        </w:rPr>
+        <w:t xml:space="preserve">filter</w:t>
+      </w:r>
+      <w:r>
+        <w:rPr>
+          <w:rStyle w:val="NormalTok"/>
+        </w:rPr>
+        <w:t xml:space="preserve">(state </w:t>
+      </w:r>
+      <w:r>
+        <w:rPr>
+          <w:rStyle w:val="SpecialCharTok"/>
+        </w:rPr>
+        <w:t xml:space="preserve">%in%</w:t>
+      </w:r>
+      <w:r>
+        <w:rPr>
+          <w:rStyle w:val="NormalTok"/>
+        </w:rPr>
+        <w:t xml:space="preserve"> </w:t>
+      </w:r>
+      <w:r>
+        <w:rPr>
+          <w:rStyle w:val="FunctionTok"/>
+        </w:rPr>
+        <w:t xml:space="preserve">c</w:t>
+      </w:r>
+      <w:r>
+        <w:rPr>
+          <w:rStyle w:val="NormalTok"/>
+        </w:rPr>
+        <w:t xml:space="preserve">(</w:t>
+      </w:r>
+      <w:r>
+        <w:rPr>
+          <w:rStyle w:val="StringTok"/>
+        </w:rPr>
+        <w:t xml:space="preserve">"California"</w:t>
+      </w:r>
+      <w:r>
+        <w:rPr>
+          <w:rStyle w:val="NormalTok"/>
+        </w:rPr>
+        <w:t xml:space="preserve">,</w:t>
+      </w:r>
+      <w:r>
+        <w:rPr>
+          <w:rStyle w:val="StringTok"/>
+        </w:rPr>
+        <w:t xml:space="preserve">"New York"</w:t>
+      </w:r>
+      <w:r>
+        <w:rPr>
+          <w:rStyle w:val="NormalTok"/>
+        </w:rPr>
+        <w:t xml:space="preserve">)) </w:t>
+      </w:r>
+      <w:r>
+        <w:rPr>
+          <w:rStyle w:val="SpecialCharTok"/>
+        </w:rPr>
+        <w:t xml:space="preserve">|&gt;</w:t>
+      </w:r>
+      <w:r>
+        <w:br/>
+      </w:r>
+      <w:r>
+        <w:rPr>
+          <w:rStyle w:val="NormalTok"/>
+        </w:rPr>
+        <w:t xml:space="preserve">  </w:t>
+      </w:r>
+      <w:r>
+        <w:rPr>
+          <w:rStyle w:val="FunctionTok"/>
+        </w:rPr>
+        <w:t xml:space="preserve">ggplot</w:t>
+      </w:r>
+      <w:r>
+        <w:rPr>
+          <w:rStyle w:val="NormalTok"/>
+        </w:rPr>
+        <w:t xml:space="preserve">(</w:t>
+      </w:r>
+      <w:r>
+        <w:rPr>
+          <w:rStyle w:val="FunctionTok"/>
+        </w:rPr>
+        <w:t xml:space="preserve">aes</w:t>
+      </w:r>
+      <w:r>
+        <w:rPr>
+          <w:rStyle w:val="NormalTok"/>
+        </w:rPr>
+        <w:t xml:space="preserve">(</w:t>
+      </w:r>
+      <w:r>
+        <w:rPr>
+          <w:rStyle w:val="AttributeTok"/>
+        </w:rPr>
+        <w:t xml:space="preserve">x=</w:t>
+      </w:r>
+      <w:r>
+        <w:rPr>
+          <w:rStyle w:val="NormalTok"/>
+        </w:rPr>
+        <w:t xml:space="preserve">year, </w:t>
+      </w:r>
+      <w:r>
+        <w:rPr>
+          <w:rStyle w:val="AttributeTok"/>
+        </w:rPr>
+        <w:t xml:space="preserve">y=</w:t>
+      </w:r>
+      <w:r>
+        <w:rPr>
+          <w:rStyle w:val="NormalTok"/>
+        </w:rPr>
+        <w:t xml:space="preserve">rate_per_10000, </w:t>
+      </w:r>
+      <w:r>
+        <w:rPr>
+          <w:rStyle w:val="AttributeTok"/>
+        </w:rPr>
+        <w:t xml:space="preserve">col=</w:t>
+      </w:r>
+      <w:r>
+        <w:rPr>
+          <w:rStyle w:val="NormalTok"/>
+        </w:rPr>
+        <w:t xml:space="preserve">state)) </w:t>
+      </w:r>
+      <w:r>
+        <w:rPr>
+          <w:rStyle w:val="SpecialCharTok"/>
+        </w:rPr>
+        <w:t xml:space="preserve">+</w:t>
+      </w:r>
+      <w:r>
+        <w:br/>
+      </w:r>
+      <w:r>
+        <w:rPr>
+          <w:rStyle w:val="NormalTok"/>
+        </w:rPr>
+        <w:t xml:space="preserve">  </w:t>
+      </w:r>
+      <w:r>
+        <w:rPr>
+          <w:rStyle w:val="FunctionTok"/>
+        </w:rPr>
+        <w:t xml:space="preserve">geom_line</w:t>
+      </w:r>
+      <w:r>
+        <w:rPr>
+          <w:rStyle w:val="NormalTok"/>
+        </w:rPr>
+        <w:t xml:space="preserve">() </w:t>
+      </w:r>
+      <w:r>
+        <w:rPr>
+          <w:rStyle w:val="SpecialCharTok"/>
+        </w:rPr>
+        <w:t xml:space="preserve">+</w:t>
+      </w:r>
+      <w:r>
+        <w:br/>
+      </w:r>
+      <w:r>
+        <w:rPr>
+          <w:rStyle w:val="NormalTok"/>
+        </w:rPr>
+        <w:t xml:space="preserve">  </w:t>
+      </w:r>
+      <w:r>
+        <w:rPr>
+          <w:rStyle w:val="FunctionTok"/>
+        </w:rPr>
+        <w:t xml:space="preserve">ggtitle</w:t>
+      </w:r>
+      <w:r>
+        <w:rPr>
+          <w:rStyle w:val="NormalTok"/>
+        </w:rPr>
+        <w:t xml:space="preserve">(</w:t>
+      </w:r>
+      <w:r>
+        <w:rPr>
+          <w:rStyle w:val="StringTok"/>
+        </w:rPr>
+        <w:t xml:space="preserve">"Measles Rate Comparison: CA vs NY"</w:t>
+      </w:r>
+      <w:r>
+        <w:rPr>
+          <w:rStyle w:val="NormalTok"/>
+        </w:rPr>
+        <w:t xml:space="preserve">)</w:t>
+      </w:r>
+      <w:r>
+        <w:br/>
+      </w:r>
+      <w:r>
+        <w:rPr>
+          <w:rStyle w:val="FunctionTok"/>
+        </w:rPr>
+        <w:t xml:space="preserve">print</w:t>
+      </w:r>
+      <w:r>
+        <w:rPr>
+          <w:rStyle w:val="NormalTok"/>
+        </w:rPr>
+        <w:t xml:space="preserve">(p)</w:t>
+      </w:r>
+    </w:p>
+    <w:p>
+      <w:pPr>
+        <w:pStyle w:val="FirstParagraph"/>
+      </w:pPr>
+      <w:r>
+        <w:drawing>
+          <wp:inline>
+            <wp:extent cx="5334000" cy="4267200"/>
+            <wp:effectExtent b="0" l="0" r="0" t="0"/>
+            <wp:docPr descr="" title="" id="56" name="Picture"/>
+            <a:graphic>
+              <a:graphicData uri="http://schemas.openxmlformats.org/drawingml/2006/picture">
+                <pic:pic>
+                  <pic:nvPicPr>
+                    <pic:cNvPr descr="COMP2501_Assignment_1_Questions_2026_files/figure-docx/unnamed-chunk-17-1.png" id="57" name="Picture"/>
+                    <pic:cNvPicPr>
+                      <a:picLocks noChangeArrowheads="1" noChangeAspect="1"/>
+                    </pic:cNvPicPr>
+                  </pic:nvPicPr>
+                  <pic:blipFill>
+                    <a:blip r:embed="rId55"/>
+                    <a:stretch>
+                      <a:fillRect/>
+                    </a:stretch>
+                  </pic:blipFill>
+                  <pic:spPr bwMode="auto">
+                    <a:xfrm>
+                      <a:off x="0" y="0"/>
+                      <a:ext cx="5334000" cy="4267200"/>
+                    </a:xfrm>
+                    <a:prstGeom prst="rect">
+                      <a:avLst/>
+                    </a:prstGeom>
+                    <a:noFill/>
+                    <a:ln w="9525">
+                      <a:noFill/>
+                      <a:headEnd/>
+                      <a:tailEnd/>
+                    </a:ln>
+                  </pic:spPr>
+                </pic:pic>
+              </a:graphicData>
+            </a:graphic>
+          </wp:inline>
+        </w:drawing>
+      </w:r>
+    </w:p>
+    <w:bookmarkEnd w:id="58"/>
+    <w:bookmarkStart w:id="59" w:name="Xd2741a12316cd1c11bb031cca0fb82da1721354"/>
     <w:p>
       <w:pPr>
         <w:pStyle w:val="Heading4"/>
@@ -1691,8 +6191,246 @@
         <w:t xml:space="preserve">. 3) Arrange the results in descending order to find the year with the highest number of cases. 4) Print the top 1 row (the worst year).</w:t>
       </w:r>
     </w:p>
-    <w:bookmarkEnd w:id="38"/>
-    <w:bookmarkStart w:id="39" w:name="Xaeb88a05a2a42eeaab6f9d0b02b34ac859eea7c"/>
+    <w:p>
+      <w:pPr>
+        <w:pStyle w:val="SourceCode"/>
+      </w:pPr>
+      <w:r>
+        <w:rPr>
+          <w:rStyle w:val="NormalTok"/>
+        </w:rPr>
+        <w:t xml:space="preserve">worst_outbreak </w:t>
+      </w:r>
+      <w:r>
+        <w:rPr>
+          <w:rStyle w:val="OtherTok"/>
+        </w:rPr>
+        <w:t xml:space="preserve">&lt;-</w:t>
+      </w:r>
+      <w:r>
+        <w:rPr>
+          <w:rStyle w:val="NormalTok"/>
+        </w:rPr>
+        <w:t xml:space="preserve"> measles_data </w:t>
+      </w:r>
+      <w:r>
+        <w:rPr>
+          <w:rStyle w:val="SpecialCharTok"/>
+        </w:rPr>
+        <w:t xml:space="preserve">|&gt;</w:t>
+      </w:r>
+      <w:r>
+        <w:rPr>
+          <w:rStyle w:val="NormalTok"/>
+        </w:rPr>
+        <w:t xml:space="preserve"> </w:t>
+      </w:r>
+      <w:r>
+        <w:br/>
+      </w:r>
+      <w:r>
+        <w:rPr>
+          <w:rStyle w:val="NormalTok"/>
+        </w:rPr>
+        <w:t xml:space="preserve">  </w:t>
+      </w:r>
+      <w:r>
+        <w:rPr>
+          <w:rStyle w:val="FunctionTok"/>
+        </w:rPr>
+        <w:t xml:space="preserve">group_by</w:t>
+      </w:r>
+      <w:r>
+        <w:rPr>
+          <w:rStyle w:val="NormalTok"/>
+        </w:rPr>
+        <w:t xml:space="preserve">(year) </w:t>
+      </w:r>
+      <w:r>
+        <w:rPr>
+          <w:rStyle w:val="SpecialCharTok"/>
+        </w:rPr>
+        <w:t xml:space="preserve">|&gt;</w:t>
+      </w:r>
+      <w:r>
+        <w:rPr>
+          <w:rStyle w:val="NormalTok"/>
+        </w:rPr>
+        <w:t xml:space="preserve"> </w:t>
+      </w:r>
+      <w:r>
+        <w:br/>
+      </w:r>
+      <w:r>
+        <w:rPr>
+          <w:rStyle w:val="NormalTok"/>
+        </w:rPr>
+        <w:t xml:space="preserve">  </w:t>
+      </w:r>
+      <w:r>
+        <w:rPr>
+          <w:rStyle w:val="FunctionTok"/>
+        </w:rPr>
+        <w:t xml:space="preserve">summarize</w:t>
+      </w:r>
+      <w:r>
+        <w:rPr>
+          <w:rStyle w:val="NormalTok"/>
+        </w:rPr>
+        <w:t xml:space="preserve">(</w:t>
+      </w:r>
+      <w:r>
+        <w:rPr>
+          <w:rStyle w:val="AttributeTok"/>
+        </w:rPr>
+        <w:t xml:space="preserve">total_cases=</w:t>
+      </w:r>
+      <w:r>
+        <w:rPr>
+          <w:rStyle w:val="FunctionTok"/>
+        </w:rPr>
+        <w:t xml:space="preserve">sum</w:t>
+      </w:r>
+      <w:r>
+        <w:rPr>
+          <w:rStyle w:val="NormalTok"/>
+        </w:rPr>
+        <w:t xml:space="preserve">(count)) </w:t>
+      </w:r>
+      <w:r>
+        <w:rPr>
+          <w:rStyle w:val="SpecialCharTok"/>
+        </w:rPr>
+        <w:t xml:space="preserve">|&gt;</w:t>
+      </w:r>
+      <w:r>
+        <w:br/>
+      </w:r>
+      <w:r>
+        <w:rPr>
+          <w:rStyle w:val="NormalTok"/>
+        </w:rPr>
+        <w:t xml:space="preserve">  </w:t>
+      </w:r>
+      <w:r>
+        <w:rPr>
+          <w:rStyle w:val="FunctionTok"/>
+        </w:rPr>
+        <w:t xml:space="preserve">arrange</w:t>
+      </w:r>
+      <w:r>
+        <w:rPr>
+          <w:rStyle w:val="NormalTok"/>
+        </w:rPr>
+        <w:t xml:space="preserve">(</w:t>
+      </w:r>
+      <w:r>
+        <w:rPr>
+          <w:rStyle w:val="SpecialCharTok"/>
+        </w:rPr>
+        <w:t xml:space="preserve">-</w:t>
+      </w:r>
+      <w:r>
+        <w:rPr>
+          <w:rStyle w:val="NormalTok"/>
+        </w:rPr>
+        <w:t xml:space="preserve">total_cases) </w:t>
+      </w:r>
+      <w:r>
+        <w:rPr>
+          <w:rStyle w:val="SpecialCharTok"/>
+        </w:rPr>
+        <w:t xml:space="preserve">|&gt;</w:t>
+      </w:r>
+      <w:r>
+        <w:br/>
+      </w:r>
+      <w:r>
+        <w:rPr>
+          <w:rStyle w:val="NormalTok"/>
+        </w:rPr>
+        <w:t xml:space="preserve">  </w:t>
+      </w:r>
+      <w:r>
+        <w:rPr>
+          <w:rStyle w:val="FunctionTok"/>
+        </w:rPr>
+        <w:t xml:space="preserve">head</w:t>
+      </w:r>
+      <w:r>
+        <w:rPr>
+          <w:rStyle w:val="NormalTok"/>
+        </w:rPr>
+        <w:t xml:space="preserve">(</w:t>
+      </w:r>
+      <w:r>
+        <w:rPr>
+          <w:rStyle w:val="DecValTok"/>
+        </w:rPr>
+        <w:t xml:space="preserve">1</w:t>
+      </w:r>
+      <w:r>
+        <w:rPr>
+          <w:rStyle w:val="NormalTok"/>
+        </w:rPr>
+        <w:t xml:space="preserve">)</w:t>
+      </w:r>
+      <w:r>
+        <w:br/>
+      </w:r>
+      <w:r>
+        <w:rPr>
+          <w:rStyle w:val="FunctionTok"/>
+        </w:rPr>
+        <w:t xml:space="preserve">print</w:t>
+      </w:r>
+      <w:r>
+        <w:rPr>
+          <w:rStyle w:val="NormalTok"/>
+        </w:rPr>
+        <w:t xml:space="preserve">(worst_outbreak)</w:t>
+      </w:r>
+    </w:p>
+    <w:p>
+      <w:pPr>
+        <w:pStyle w:val="SourceCode"/>
+      </w:pPr>
+      <w:r>
+        <w:rPr>
+          <w:rStyle w:val="VerbatimChar"/>
+        </w:rPr>
+        <w:t xml:space="preserve">## # A tibble: 1 × 2</w:t>
+      </w:r>
+      <w:r>
+        <w:br/>
+      </w:r>
+      <w:r>
+        <w:rPr>
+          <w:rStyle w:val="VerbatimChar"/>
+        </w:rPr>
+        <w:t xml:space="preserve">##    year total_cases</w:t>
+      </w:r>
+      <w:r>
+        <w:br/>
+      </w:r>
+      <w:r>
+        <w:rPr>
+          <w:rStyle w:val="VerbatimChar"/>
+        </w:rPr>
+        <w:t xml:space="preserve">##   &lt;dbl&gt;       &lt;dbl&gt;</w:t>
+      </w:r>
+      <w:r>
+        <w:br/>
+      </w:r>
+      <w:r>
+        <w:rPr>
+          <w:rStyle w:val="VerbatimChar"/>
+        </w:rPr>
+        <w:t xml:space="preserve">## 1  1938      820087</w:t>
+      </w:r>
+    </w:p>
+    <w:bookmarkEnd w:id="59"/>
+    <w:bookmarkStart w:id="60" w:name="Xaeb88a05a2a42eeaab6f9d0b02b34ac859eea7c"/>
     <w:p>
       <w:pPr>
         <w:pStyle w:val="Heading4"/>
@@ -1716,10 +6454,255 @@
         <w:t xml:space="preserve">dataset by disease. 2) Calculate the total number of cases (count) for each disease across all years and states. 3) Sort the results in descending order to identify which disease has the highest cumulative number of cases hence print the resulting table.</w:t>
       </w:r>
     </w:p>
-    <w:bookmarkEnd w:id="39"/>
-    <w:bookmarkEnd w:id="40"/>
-    <w:bookmarkEnd w:id="41"/>
-    <w:sectPr/>
+    <w:p>
+      <w:pPr>
+        <w:pStyle w:val="SourceCode"/>
+      </w:pPr>
+      <w:r>
+        <w:rPr>
+          <w:rStyle w:val="NormalTok"/>
+        </w:rPr>
+        <w:t xml:space="preserve">cum_cases </w:t>
+      </w:r>
+      <w:r>
+        <w:rPr>
+          <w:rStyle w:val="OtherTok"/>
+        </w:rPr>
+        <w:t xml:space="preserve">&lt;-</w:t>
+      </w:r>
+      <w:r>
+        <w:rPr>
+          <w:rStyle w:val="NormalTok"/>
+        </w:rPr>
+        <w:t xml:space="preserve"> us_contagious_diseases </w:t>
+      </w:r>
+      <w:r>
+        <w:rPr>
+          <w:rStyle w:val="SpecialCharTok"/>
+        </w:rPr>
+        <w:t xml:space="preserve">|&gt;</w:t>
+      </w:r>
+      <w:r>
+        <w:br/>
+      </w:r>
+      <w:r>
+        <w:rPr>
+          <w:rStyle w:val="NormalTok"/>
+        </w:rPr>
+        <w:t xml:space="preserve">  </w:t>
+      </w:r>
+      <w:r>
+        <w:rPr>
+          <w:rStyle w:val="FunctionTok"/>
+        </w:rPr>
+        <w:t xml:space="preserve">group_by</w:t>
+      </w:r>
+      <w:r>
+        <w:rPr>
+          <w:rStyle w:val="NormalTok"/>
+        </w:rPr>
+        <w:t xml:space="preserve">(disease) </w:t>
+      </w:r>
+      <w:r>
+        <w:rPr>
+          <w:rStyle w:val="SpecialCharTok"/>
+        </w:rPr>
+        <w:t xml:space="preserve">|&gt;</w:t>
+      </w:r>
+      <w:r>
+        <w:br/>
+      </w:r>
+      <w:r>
+        <w:rPr>
+          <w:rStyle w:val="NormalTok"/>
+        </w:rPr>
+        <w:t xml:space="preserve">  </w:t>
+      </w:r>
+      <w:r>
+        <w:rPr>
+          <w:rStyle w:val="FunctionTok"/>
+        </w:rPr>
+        <w:t xml:space="preserve">summarize</w:t>
+      </w:r>
+      <w:r>
+        <w:rPr>
+          <w:rStyle w:val="NormalTok"/>
+        </w:rPr>
+        <w:t xml:space="preserve">(</w:t>
+      </w:r>
+      <w:r>
+        <w:rPr>
+          <w:rStyle w:val="AttributeTok"/>
+        </w:rPr>
+        <w:t xml:space="preserve">total_cases=</w:t>
+      </w:r>
+      <w:r>
+        <w:rPr>
+          <w:rStyle w:val="FunctionTok"/>
+        </w:rPr>
+        <w:t xml:space="preserve">sum</w:t>
+      </w:r>
+      <w:r>
+        <w:rPr>
+          <w:rStyle w:val="NormalTok"/>
+        </w:rPr>
+        <w:t xml:space="preserve">(count)) </w:t>
+      </w:r>
+      <w:r>
+        <w:rPr>
+          <w:rStyle w:val="SpecialCharTok"/>
+        </w:rPr>
+        <w:t xml:space="preserve">|&gt;</w:t>
+      </w:r>
+      <w:r>
+        <w:br/>
+      </w:r>
+      <w:r>
+        <w:rPr>
+          <w:rStyle w:val="NormalTok"/>
+        </w:rPr>
+        <w:t xml:space="preserve">  </w:t>
+      </w:r>
+      <w:r>
+        <w:rPr>
+          <w:rStyle w:val="FunctionTok"/>
+        </w:rPr>
+        <w:t xml:space="preserve">arrange</w:t>
+      </w:r>
+      <w:r>
+        <w:rPr>
+          <w:rStyle w:val="NormalTok"/>
+        </w:rPr>
+        <w:t xml:space="preserve">(</w:t>
+      </w:r>
+      <w:r>
+        <w:rPr>
+          <w:rStyle w:val="SpecialCharTok"/>
+        </w:rPr>
+        <w:t xml:space="preserve">-</w:t>
+      </w:r>
+      <w:r>
+        <w:rPr>
+          <w:rStyle w:val="NormalTok"/>
+        </w:rPr>
+        <w:t xml:space="preserve">total_cases)</w:t>
+      </w:r>
+      <w:r>
+        <w:br/>
+      </w:r>
+      <w:r>
+        <w:rPr>
+          <w:rStyle w:val="FunctionTok"/>
+        </w:rPr>
+        <w:t xml:space="preserve">print</w:t>
+      </w:r>
+      <w:r>
+        <w:rPr>
+          <w:rStyle w:val="NormalTok"/>
+        </w:rPr>
+        <w:t xml:space="preserve">(cum_cases)</w:t>
+      </w:r>
+    </w:p>
+    <w:p>
+      <w:pPr>
+        <w:pStyle w:val="SourceCode"/>
+      </w:pPr>
+      <w:r>
+        <w:rPr>
+          <w:rStyle w:val="VerbatimChar"/>
+        </w:rPr>
+        <w:t xml:space="preserve">## # A tibble: 7 × 2</w:t>
+      </w:r>
+      <w:r>
+        <w:br/>
+      </w:r>
+      <w:r>
+        <w:rPr>
+          <w:rStyle w:val="VerbatimChar"/>
+        </w:rPr>
+        <w:t xml:space="preserve">##   disease     total_cases</w:t>
+      </w:r>
+      <w:r>
+        <w:br/>
+      </w:r>
+      <w:r>
+        <w:rPr>
+          <w:rStyle w:val="VerbatimChar"/>
+        </w:rPr>
+        <w:t xml:space="preserve">##   &lt;fct&gt;             &lt;dbl&gt;</w:t>
+      </w:r>
+      <w:r>
+        <w:br/>
+      </w:r>
+      <w:r>
+        <w:rPr>
+          <w:rStyle w:val="VerbatimChar"/>
+        </w:rPr>
+        <w:t xml:space="preserve">## 1 Measles        18670996</w:t>
+      </w:r>
+      <w:r>
+        <w:br/>
+      </w:r>
+      <w:r>
+        <w:rPr>
+          <w:rStyle w:val="VerbatimChar"/>
+        </w:rPr>
+        <w:t xml:space="preserve">## 2 Pertussis       2329020</w:t>
+      </w:r>
+      <w:r>
+        <w:br/>
+      </w:r>
+      <w:r>
+        <w:rPr>
+          <w:rStyle w:val="VerbatimChar"/>
+        </w:rPr>
+        <w:t xml:space="preserve">## 3 Hepatitis A      976362</w:t>
+      </w:r>
+      <w:r>
+        <w:br/>
+      </w:r>
+      <w:r>
+        <w:rPr>
+          <w:rStyle w:val="VerbatimChar"/>
+        </w:rPr>
+        <w:t xml:space="preserve">## 4 Mumps            832110</w:t>
+      </w:r>
+      <w:r>
+        <w:br/>
+      </w:r>
+      <w:r>
+        <w:rPr>
+          <w:rStyle w:val="VerbatimChar"/>
+        </w:rPr>
+        <w:t xml:space="preserve">## 5 Polio            500809</w:t>
+      </w:r>
+      <w:r>
+        <w:br/>
+      </w:r>
+      <w:r>
+        <w:rPr>
+          <w:rStyle w:val="VerbatimChar"/>
+        </w:rPr>
+        <w:t xml:space="preserve">## 6 Rubella          434966</w:t>
+      </w:r>
+      <w:r>
+        <w:br/>
+      </w:r>
+      <w:r>
+        <w:rPr>
+          <w:rStyle w:val="VerbatimChar"/>
+        </w:rPr>
+        <w:t xml:space="preserve">## 7 Smallpox         232828</w:t>
+      </w:r>
+    </w:p>
+    <w:bookmarkEnd w:id="60"/>
+    <w:bookmarkEnd w:id="61"/>
+    <w:bookmarkEnd w:id="62"/>
+    <w:sectPr>
+      <w:footnotePr>
+        <w:numRestart w:val="eachSect"/>
+      </w:footnotePr>
+    </w:sectPr>
   </w:body>
 </w:document>
 </file>
@@ -1750,14 +6733,14 @@
 <file path=word/numbering.xml><?xml version="1.0" encoding="utf-8"?>
 <w:numbering xmlns:w="http://schemas.openxmlformats.org/wordprocessingml/2006/main">
   <w:abstractNum w:abstractNumId="990">
-    <w:nsid w:val="A990"/>
+    <w:nsid w:val="0000A990"/>
     <w:multiLevelType w:val="multilevel"/>
     <w:lvl w:ilvl="0">
       <w:numFmt w:val="bullet"/>
       <w:lvlText w:val=" "/>
       <w:lvlJc w:val="left"/>
       <w:pPr>
-        <w:ind w:left="720" w:hanging="480"/>
+        <w:ind w:left="720" w:hanging="360"/>
       </w:pPr>
     </w:lvl>
     <w:lvl w:ilvl="1">
@@ -1765,7 +6748,7 @@
       <w:lvlText w:val=" "/>
       <w:lvlJc w:val="left"/>
       <w:pPr>
-        <w:ind w:left="1440" w:hanging="480"/>
+        <w:ind w:left="1440" w:hanging="360"/>
       </w:pPr>
     </w:lvl>
     <w:lvl w:ilvl="2">
@@ -1773,7 +6756,7 @@
       <w:lvlText w:val=" "/>
       <w:lvlJc w:val="left"/>
       <w:pPr>
-        <w:ind w:left="2160" w:hanging="480"/>
+        <w:ind w:left="2160" w:hanging="360"/>
       </w:pPr>
     </w:lvl>
     <w:lvl w:ilvl="3">
@@ -1781,7 +6764,7 @@
       <w:lvlText w:val=" "/>
       <w:lvlJc w:val="left"/>
       <w:pPr>
-        <w:ind w:left="2880" w:hanging="480"/>
+        <w:ind w:left="2880" w:hanging="360"/>
       </w:pPr>
     </w:lvl>
     <w:lvl w:ilvl="4">
@@ -1789,7 +6772,7 @@
       <w:lvlText w:val=" "/>
       <w:lvlJc w:val="left"/>
       <w:pPr>
-        <w:ind w:left="3600" w:hanging="480"/>
+        <w:ind w:left="3600" w:hanging="360"/>
       </w:pPr>
     </w:lvl>
     <w:lvl w:ilvl="5">
@@ -1797,7 +6780,7 @@
       <w:lvlText w:val=" "/>
       <w:lvlJc w:val="left"/>
       <w:pPr>
-        <w:ind w:left="4320" w:hanging="480"/>
+        <w:ind w:left="4320" w:hanging="360"/>
       </w:pPr>
     </w:lvl>
     <w:lvl w:ilvl="6">
@@ -1805,7 +6788,7 @@
       <w:lvlText w:val=" "/>
       <w:lvlJc w:val="left"/>
       <w:pPr>
-        <w:ind w:left="5040" w:hanging="480"/>
+        <w:ind w:left="5040" w:hanging="360"/>
       </w:pPr>
     </w:lvl>
     <w:lvl w:ilvl="7">
@@ -1813,7 +6796,7 @@
       <w:lvlText w:val=" "/>
       <w:lvlJc w:val="left"/>
       <w:pPr>
-        <w:ind w:left="5760" w:hanging="480"/>
+        <w:ind w:left="5760" w:hanging="360"/>
       </w:pPr>
     </w:lvl>
     <w:lvl w:ilvl="8">
@@ -1821,12 +6804,12 @@
       <w:lvlText w:val=" "/>
       <w:lvlJc w:val="left"/>
       <w:pPr>
-        <w:ind w:left="6480" w:hanging="480"/>
+        <w:ind w:left="6480" w:hanging="360"/>
       </w:pPr>
     </w:lvl>
   </w:abstractNum>
   <w:abstractNum w:abstractNumId="99411">
-    <w:nsid w:val="A99411"/>
+    <w:nsid w:val="00A99411"/>
     <w:multiLevelType w:val="multilevel"/>
     <w:lvl w:ilvl="0">
       <w:start w:val="1"/>
@@ -1834,7 +6817,7 @@
       <w:lvlText w:val="%1."/>
       <w:lvlJc w:val="left"/>
       <w:pPr>
-        <w:ind w:left="720" w:hanging="480"/>
+        <w:ind w:left="720" w:hanging="360"/>
       </w:pPr>
     </w:lvl>
     <w:lvl w:ilvl="1">
@@ -1843,7 +6826,7 @@
       <w:lvlText w:val="%2."/>
       <w:lvlJc w:val="left"/>
       <w:pPr>
-        <w:ind w:left="1440" w:hanging="480"/>
+        <w:ind w:left="1440" w:hanging="360"/>
       </w:pPr>
     </w:lvl>
     <w:lvl w:ilvl="2">
@@ -1852,7 +6835,7 @@
       <w:lvlText w:val="%3."/>
       <w:lvlJc w:val="left"/>
       <w:pPr>
-        <w:ind w:left="2160" w:hanging="480"/>
+        <w:ind w:left="2160" w:hanging="360"/>
       </w:pPr>
     </w:lvl>
     <w:lvl w:ilvl="3">
@@ -1861,7 +6844,7 @@
       <w:lvlText w:val="%4."/>
       <w:lvlJc w:val="left"/>
       <w:pPr>
-        <w:ind w:left="2880" w:hanging="480"/>
+        <w:ind w:left="2880" w:hanging="360"/>
       </w:pPr>
     </w:lvl>
     <w:lvl w:ilvl="4">
@@ -1870,7 +6853,7 @@
       <w:lvlText w:val="%5."/>
       <w:lvlJc w:val="left"/>
       <w:pPr>
-        <w:ind w:left="3600" w:hanging="480"/>
+        <w:ind w:left="3600" w:hanging="360"/>
       </w:pPr>
     </w:lvl>
     <w:lvl w:ilvl="5">
@@ -1879,7 +6862,7 @@
       <w:lvlText w:val="%6."/>
       <w:lvlJc w:val="left"/>
       <w:pPr>
-        <w:ind w:left="4320" w:hanging="480"/>
+        <w:ind w:left="4320" w:hanging="360"/>
       </w:pPr>
     </w:lvl>
     <w:lvl w:ilvl="6">
@@ -1888,7 +6871,7 @@
       <w:lvlText w:val="%7."/>
       <w:lvlJc w:val="left"/>
       <w:pPr>
-        <w:ind w:left="5040" w:hanging="480"/>
+        <w:ind w:left="5040" w:hanging="360"/>
       </w:pPr>
     </w:lvl>
     <w:lvl w:ilvl="7">
@@ -1897,7 +6880,7 @@
       <w:lvlText w:val="%8."/>
       <w:lvlJc w:val="left"/>
       <w:pPr>
-        <w:ind w:left="5760" w:hanging="480"/>
+        <w:ind w:left="5760" w:hanging="360"/>
       </w:pPr>
     </w:lvl>
     <w:lvl w:ilvl="8">
@@ -1906,88 +6889,115 @@
       <w:lvlText w:val="%9."/>
       <w:lvlJc w:val="left"/>
       <w:pPr>
-        <w:ind w:left="6480" w:hanging="480"/>
+        <w:ind w:left="6480" w:hanging="360"/>
       </w:pPr>
     </w:lvl>
   </w:abstractNum>
   <w:abstractNum w:abstractNumId="991">
-    <w:nsid w:val="A991"/>
+    <w:nsid w:val="0000A991"/>
     <w:multiLevelType w:val="multilevel"/>
     <w:lvl w:ilvl="0">
       <w:numFmt w:val="bullet"/>
-      <w:lvlText w:val="•"/>
+      <w:lvlText w:val=""/>
       <w:lvlJc w:val="left"/>
       <w:pPr>
-        <w:ind w:left="720" w:hanging="480"/>
-      </w:pPr>
+        <w:ind w:left="720" w:hanging="360"/>
+      </w:pPr>
+      <w:rPr>
+        <w:rFonts w:ascii="Symbol" w:hAnsi="Symbol" w:cs="Symbol" w:hint="default"/>
+      </w:rPr>
     </w:lvl>
     <w:lvl w:ilvl="1">
       <w:numFmt w:val="bullet"/>
-      <w:lvlText w:val="–"/>
+      <w:lvlText w:val="o"/>
       <w:lvlJc w:val="left"/>
       <w:pPr>
-        <w:ind w:left="1440" w:hanging="480"/>
-      </w:pPr>
+        <w:ind w:left="1440" w:hanging="360"/>
+      </w:pPr>
+      <w:rPr>
+        <w:rFonts w:ascii="Courier New" w:hAnsi="Courier New" w:cs="Courier New" w:hint="default"/>
+      </w:rPr>
     </w:lvl>
     <w:lvl w:ilvl="2">
       <w:numFmt w:val="bullet"/>
-      <w:lvlText w:val="•"/>
+      <w:lvlText w:val=""/>
       <w:lvlJc w:val="left"/>
       <w:pPr>
-        <w:ind w:left="2160" w:hanging="480"/>
-      </w:pPr>
+        <w:ind w:left="2160" w:hanging="360"/>
+      </w:pPr>
+      <w:rPr>
+        <w:rFonts w:ascii="Wingdings" w:hAnsi="Wingdings" w:cs="Wingdings" w:hint="default"/>
+      </w:rPr>
     </w:lvl>
     <w:lvl w:ilvl="3">
       <w:numFmt w:val="bullet"/>
-      <w:lvlText w:val="–"/>
+      <w:lvlText w:val=""/>
       <w:lvlJc w:val="left"/>
       <w:pPr>
-        <w:ind w:left="2880" w:hanging="480"/>
-      </w:pPr>
+        <w:ind w:left="2880" w:hanging="360"/>
+      </w:pPr>
+      <w:rPr>
+        <w:rFonts w:ascii="Symbol" w:hAnsi="Symbol" w:cs="Symbol" w:hint="default"/>
+      </w:rPr>
     </w:lvl>
     <w:lvl w:ilvl="4">
       <w:numFmt w:val="bullet"/>
-      <w:lvlText w:val="•"/>
+      <w:lvlText w:val="o"/>
       <w:lvlJc w:val="left"/>
       <w:pPr>
-        <w:ind w:left="3600" w:hanging="480"/>
-      </w:pPr>
+        <w:ind w:left="3600" w:hanging="360"/>
+      </w:pPr>
+      <w:rPr>
+        <w:rFonts w:ascii="Courier New" w:hAnsi="Courier New" w:cs="Courier New" w:hint="default"/>
+      </w:rPr>
     </w:lvl>
     <w:lvl w:ilvl="5">
       <w:numFmt w:val="bullet"/>
-      <w:lvlText w:val="–"/>
+      <w:lvlText w:val=""/>
       <w:lvlJc w:val="left"/>
       <w:pPr>
-        <w:ind w:left="4320" w:hanging="480"/>
-      </w:pPr>
+        <w:ind w:left="4320" w:hanging="360"/>
+      </w:pPr>
+      <w:rPr>
+        <w:rFonts w:ascii="Wingdings" w:hAnsi="Wingdings" w:cs="Wingdings" w:hint="default"/>
+      </w:rPr>
     </w:lvl>
     <w:lvl w:ilvl="6">
       <w:numFmt w:val="bullet"/>
-      <w:lvlText w:val="•"/>
+      <w:lvlText w:val=""/>
       <w:lvlJc w:val="left"/>
       <w:pPr>
-        <w:ind w:left="5040" w:hanging="480"/>
-      </w:pPr>
+        <w:ind w:left="5040" w:hanging="360"/>
+      </w:pPr>
+      <w:rPr>
+        <w:rFonts w:ascii="Symbol" w:hAnsi="Symbol" w:cs="Symbol" w:hint="default"/>
+      </w:rPr>
     </w:lvl>
     <w:lvl w:ilvl="7">
       <w:numFmt w:val="bullet"/>
-      <w:lvlText w:val="–"/>
+      <w:lvlText w:val="o"/>
       <w:lvlJc w:val="left"/>
       <w:pPr>
-        <w:ind w:left="5760" w:hanging="480"/>
-      </w:pPr>
+        <w:ind w:left="5760" w:hanging="360"/>
+      </w:pPr>
+      <w:rPr>
+        <w:rFonts w:ascii="Courier New" w:hAnsi="Courier New" w:cs="Courier New" w:hint="default"/>
+      </w:rPr>
     </w:lvl>
     <w:lvl w:ilvl="8">
       <w:numFmt w:val="bullet"/>
-      <w:lvlText w:val="•"/>
+      <w:lvlText w:val=""/>
       <w:lvlJc w:val="left"/>
       <w:pPr>
-        <w:ind w:left="6480" w:hanging="480"/>
-      </w:pPr>
+        <w:ind w:left="6480" w:hanging="360"/>
+      </w:pPr>
+      <w:rPr>
+        <w:rFonts w:ascii="Wingdings" w:hAnsi="Wingdings" w:cs="Wingdings" w:hint="default"/>
+      </w:rPr>
     </w:lvl>
   </w:abstractNum>
   <w:abstractNum w:abstractNumId="99711">
-    <w:nsid w:val="A99711"/>
+    <w:nsid w:val="00A99711"/>
     <w:multiLevelType w:val="multilevel"/>
     <w:lvl w:ilvl="0">
       <w:start w:val="1"/>
@@ -1995,7 +7005,7 @@
       <w:lvlText w:val="%1."/>
       <w:lvlJc w:val="left"/>
       <w:pPr>
-        <w:ind w:left="720" w:hanging="480"/>
+        <w:ind w:left="720" w:hanging="360"/>
       </w:pPr>
     </w:lvl>
     <w:lvl w:ilvl="1">
@@ -2004,7 +7014,7 @@
       <w:lvlText w:val="%2."/>
       <w:lvlJc w:val="left"/>
       <w:pPr>
-        <w:ind w:left="1440" w:hanging="480"/>
+        <w:ind w:left="1440" w:hanging="360"/>
       </w:pPr>
     </w:lvl>
     <w:lvl w:ilvl="2">
@@ -2013,7 +7023,7 @@
       <w:lvlText w:val="%3."/>
       <w:lvlJc w:val="left"/>
       <w:pPr>
-        <w:ind w:left="2160" w:hanging="480"/>
+        <w:ind w:left="2160" w:hanging="360"/>
       </w:pPr>
     </w:lvl>
     <w:lvl w:ilvl="3">
@@ -2022,7 +7032,7 @@
       <w:lvlText w:val="%4."/>
       <w:lvlJc w:val="left"/>
       <w:pPr>
-        <w:ind w:left="2880" w:hanging="480"/>
+        <w:ind w:left="2880" w:hanging="360"/>
       </w:pPr>
     </w:lvl>
     <w:lvl w:ilvl="4">
@@ -2031,7 +7041,7 @@
       <w:lvlText w:val="%5."/>
       <w:lvlJc w:val="left"/>
       <w:pPr>
-        <w:ind w:left="3600" w:hanging="480"/>
+        <w:ind w:left="3600" w:hanging="360"/>
       </w:pPr>
     </w:lvl>
     <w:lvl w:ilvl="5">
@@ -2040,7 +7050,7 @@
       <w:lvlText w:val="%6."/>
       <w:lvlJc w:val="left"/>
       <w:pPr>
-        <w:ind w:left="4320" w:hanging="480"/>
+        <w:ind w:left="4320" w:hanging="360"/>
       </w:pPr>
     </w:lvl>
     <w:lvl w:ilvl="6">
@@ -2049,7 +7059,7 @@
       <w:lvlText w:val="%7."/>
       <w:lvlJc w:val="left"/>
       <w:pPr>
-        <w:ind w:left="5040" w:hanging="480"/>
+        <w:ind w:left="5040" w:hanging="360"/>
       </w:pPr>
     </w:lvl>
     <w:lvl w:ilvl="7">
@@ -2058,7 +7068,7 @@
       <w:lvlText w:val="%8."/>
       <w:lvlJc w:val="left"/>
       <w:pPr>
-        <w:ind w:left="5760" w:hanging="480"/>
+        <w:ind w:left="5760" w:hanging="360"/>
       </w:pPr>
     </w:lvl>
     <w:lvl w:ilvl="8">
@@ -2067,12 +7077,12 @@
       <w:lvlText w:val="%9."/>
       <w:lvlJc w:val="left"/>
       <w:pPr>
-        <w:ind w:left="6480" w:hanging="480"/>
+        <w:ind w:left="6480" w:hanging="360"/>
       </w:pPr>
     </w:lvl>
   </w:abstractNum>
   <w:abstractNum w:abstractNumId="99712">
-    <w:nsid w:val="A99712"/>
+    <w:nsid w:val="00A99712"/>
     <w:multiLevelType w:val="multilevel"/>
     <w:lvl w:ilvl="0">
       <w:start w:val="2"/>
@@ -2080,7 +7090,7 @@
       <w:lvlText w:val="%1."/>
       <w:lvlJc w:val="left"/>
       <w:pPr>
-        <w:ind w:left="720" w:hanging="480"/>
+        <w:ind w:left="720" w:hanging="360"/>
       </w:pPr>
     </w:lvl>
     <w:lvl w:ilvl="1">
@@ -2089,7 +7099,7 @@
       <w:lvlText w:val="%2."/>
       <w:lvlJc w:val="left"/>
       <w:pPr>
-        <w:ind w:left="1440" w:hanging="480"/>
+        <w:ind w:left="1440" w:hanging="360"/>
       </w:pPr>
     </w:lvl>
     <w:lvl w:ilvl="2">
@@ -2098,7 +7108,7 @@
       <w:lvlText w:val="%3."/>
       <w:lvlJc w:val="left"/>
       <w:pPr>
-        <w:ind w:left="2160" w:hanging="480"/>
+        <w:ind w:left="2160" w:hanging="360"/>
       </w:pPr>
     </w:lvl>
     <w:lvl w:ilvl="3">
@@ -2107,7 +7117,7 @@
       <w:lvlText w:val="%4."/>
       <w:lvlJc w:val="left"/>
       <w:pPr>
-        <w:ind w:left="2880" w:hanging="480"/>
+        <w:ind w:left="2880" w:hanging="360"/>
       </w:pPr>
     </w:lvl>
     <w:lvl w:ilvl="4">
@@ -2116,7 +7126,7 @@
       <w:lvlText w:val="%5."/>
       <w:lvlJc w:val="left"/>
       <w:pPr>
-        <w:ind w:left="3600" w:hanging="480"/>
+        <w:ind w:left="3600" w:hanging="360"/>
       </w:pPr>
     </w:lvl>
     <w:lvl w:ilvl="5">
@@ -2125,7 +7135,7 @@
       <w:lvlText w:val="%6."/>
       <w:lvlJc w:val="left"/>
       <w:pPr>
-        <w:ind w:left="4320" w:hanging="480"/>
+        <w:ind w:left="4320" w:hanging="360"/>
       </w:pPr>
     </w:lvl>
     <w:lvl w:ilvl="6">
@@ -2134,7 +7144,7 @@
       <w:lvlText w:val="%7."/>
       <w:lvlJc w:val="left"/>
       <w:pPr>
-        <w:ind w:left="5040" w:hanging="480"/>
+        <w:ind w:left="5040" w:hanging="360"/>
       </w:pPr>
     </w:lvl>
     <w:lvl w:ilvl="7">
@@ -2143,7 +7153,7 @@
       <w:lvlText w:val="%8."/>
       <w:lvlJc w:val="left"/>
       <w:pPr>
-        <w:ind w:left="5760" w:hanging="480"/>
+        <w:ind w:left="5760" w:hanging="360"/>
       </w:pPr>
     </w:lvl>
     <w:lvl w:ilvl="8">
@@ -2152,12 +7162,12 @@
       <w:lvlText w:val="%9."/>
       <w:lvlJc w:val="left"/>
       <w:pPr>
-        <w:ind w:left="6480" w:hanging="480"/>
+        <w:ind w:left="6480" w:hanging="360"/>
       </w:pPr>
     </w:lvl>
   </w:abstractNum>
   <w:abstractNum w:abstractNumId="99713">
-    <w:nsid w:val="A99713"/>
+    <w:nsid w:val="00A99713"/>
     <w:multiLevelType w:val="multilevel"/>
     <w:lvl w:ilvl="0">
       <w:start w:val="3"/>
@@ -2165,7 +7175,7 @@
       <w:lvlText w:val="%1."/>
       <w:lvlJc w:val="left"/>
       <w:pPr>
-        <w:ind w:left="720" w:hanging="480"/>
+        <w:ind w:left="720" w:hanging="360"/>
       </w:pPr>
     </w:lvl>
     <w:lvl w:ilvl="1">
@@ -2174,7 +7184,7 @@
       <w:lvlText w:val="%2."/>
       <w:lvlJc w:val="left"/>
       <w:pPr>
-        <w:ind w:left="1440" w:hanging="480"/>
+        <w:ind w:left="1440" w:hanging="360"/>
       </w:pPr>
     </w:lvl>
     <w:lvl w:ilvl="2">
@@ -2183,7 +7193,7 @@
       <w:lvlText w:val="%3."/>
       <w:lvlJc w:val="left"/>
       <w:pPr>
-        <w:ind w:left="2160" w:hanging="480"/>
+        <w:ind w:left="2160" w:hanging="360"/>
       </w:pPr>
     </w:lvl>
     <w:lvl w:ilvl="3">
@@ -2192,7 +7202,7 @@
       <w:lvlText w:val="%4."/>
       <w:lvlJc w:val="left"/>
       <w:pPr>
-        <w:ind w:left="2880" w:hanging="480"/>
+        <w:ind w:left="2880" w:hanging="360"/>
       </w:pPr>
     </w:lvl>
     <w:lvl w:ilvl="4">
@@ -2201,7 +7211,7 @@
       <w:lvlText w:val="%5."/>
       <w:lvlJc w:val="left"/>
       <w:pPr>
-        <w:ind w:left="3600" w:hanging="480"/>
+        <w:ind w:left="3600" w:hanging="360"/>
       </w:pPr>
     </w:lvl>
     <w:lvl w:ilvl="5">
@@ -2210,7 +7220,7 @@
       <w:lvlText w:val="%6."/>
       <w:lvlJc w:val="left"/>
       <w:pPr>
-        <w:ind w:left="4320" w:hanging="480"/>
+        <w:ind w:left="4320" w:hanging="360"/>
       </w:pPr>
     </w:lvl>
     <w:lvl w:ilvl="6">
@@ -2219,7 +7229,7 @@
       <w:lvlText w:val="%7."/>
       <w:lvlJc w:val="left"/>
       <w:pPr>
-        <w:ind w:left="5040" w:hanging="480"/>
+        <w:ind w:left="5040" w:hanging="360"/>
       </w:pPr>
     </w:lvl>
     <w:lvl w:ilvl="7">
@@ -2228,7 +7238,7 @@
       <w:lvlText w:val="%8."/>
       <w:lvlJc w:val="left"/>
       <w:pPr>
-        <w:ind w:left="5760" w:hanging="480"/>
+        <w:ind w:left="5760" w:hanging="360"/>
       </w:pPr>
     </w:lvl>
     <w:lvl w:ilvl="8">
@@ -2237,12 +7247,12 @@
       <w:lvlText w:val="%9."/>
       <w:lvlJc w:val="left"/>
       <w:pPr>
-        <w:ind w:left="6480" w:hanging="480"/>
+        <w:ind w:left="6480" w:hanging="360"/>
       </w:pPr>
     </w:lvl>
   </w:abstractNum>
   <w:abstractNum w:abstractNumId="99714">
-    <w:nsid w:val="A99714"/>
+    <w:nsid w:val="00A99714"/>
     <w:multiLevelType w:val="multilevel"/>
     <w:lvl w:ilvl="0">
       <w:start w:val="4"/>
@@ -2250,7 +7260,7 @@
       <w:lvlText w:val="%1."/>
       <w:lvlJc w:val="left"/>
       <w:pPr>
-        <w:ind w:left="720" w:hanging="480"/>
+        <w:ind w:left="720" w:hanging="360"/>
       </w:pPr>
     </w:lvl>
     <w:lvl w:ilvl="1">
@@ -2259,7 +7269,7 @@
       <w:lvlText w:val="%2."/>
       <w:lvlJc w:val="left"/>
       <w:pPr>
-        <w:ind w:left="1440" w:hanging="480"/>
+        <w:ind w:left="1440" w:hanging="360"/>
       </w:pPr>
     </w:lvl>
     <w:lvl w:ilvl="2">
@@ -2268,7 +7278,7 @@
       <w:lvlText w:val="%3."/>
       <w:lvlJc w:val="left"/>
       <w:pPr>
-        <w:ind w:left="2160" w:hanging="480"/>
+        <w:ind w:left="2160" w:hanging="360"/>
       </w:pPr>
     </w:lvl>
     <w:lvl w:ilvl="3">
@@ -2277,7 +7287,7 @@
       <w:lvlText w:val="%4."/>
       <w:lvlJc w:val="left"/>
       <w:pPr>
-        <w:ind w:left="2880" w:hanging="480"/>
+        <w:ind w:left="2880" w:hanging="360"/>
       </w:pPr>
     </w:lvl>
     <w:lvl w:ilvl="4">
@@ -2286,7 +7296,7 @@
       <w:lvlText w:val="%5."/>
       <w:lvlJc w:val="left"/>
       <w:pPr>
-        <w:ind w:left="3600" w:hanging="480"/>
+        <w:ind w:left="3600" w:hanging="360"/>
       </w:pPr>
     </w:lvl>
     <w:lvl w:ilvl="5">
@@ -2295,7 +7305,7 @@
       <w:lvlText w:val="%6."/>
       <w:lvlJc w:val="left"/>
       <w:pPr>
-        <w:ind w:left="4320" w:hanging="480"/>
+        <w:ind w:left="4320" w:hanging="360"/>
       </w:pPr>
     </w:lvl>
     <w:lvl w:ilvl="6">
@@ -2304,7 +7314,7 @@
       <w:lvlText w:val="%7."/>
       <w:lvlJc w:val="left"/>
       <w:pPr>
-        <w:ind w:left="5040" w:hanging="480"/>
+        <w:ind w:left="5040" w:hanging="360"/>
       </w:pPr>
     </w:lvl>
     <w:lvl w:ilvl="7">
@@ -2313,7 +7323,7 @@
       <w:lvlText w:val="%8."/>
       <w:lvlJc w:val="left"/>
       <w:pPr>
-        <w:ind w:left="5760" w:hanging="480"/>
+        <w:ind w:left="5760" w:hanging="360"/>
       </w:pPr>
     </w:lvl>
     <w:lvl w:ilvl="8">
@@ -2322,7 +7332,7 @@
       <w:lvlText w:val="%9."/>
       <w:lvlJc w:val="left"/>
       <w:pPr>
-        <w:ind w:left="6480" w:hanging="480"/>
+        <w:ind w:left="6480" w:hanging="360"/>
       </w:pPr>
     </w:lvl>
   </w:abstractNum>
@@ -2511,10 +7521,10 @@
     <w:name w:val="Body Text"/>
     <w:basedOn w:val="Normal"/>
     <w:link w:val="BodyTextChar"/>
+    <w:qFormat/>
     <w:pPr>
       <w:spacing w:after="180" w:before="180"/>
     </w:pPr>
-    <w:qFormat/>
   </w:style>
   <w:style w:customStyle="1" w:styleId="FirstParagraph" w:type="paragraph">
     <w:name w:val="First Paragraph"/>
@@ -2534,57 +7544,111 @@
     <w:name w:val="Title"/>
     <w:basedOn w:val="Normal"/>
     <w:next w:val="BodyText"/>
+    <w:link w:val="TitleChar"/>
+    <w:uiPriority w:val="10"/>
     <w:qFormat/>
+    <w:rsid w:val="00A10FD9"/>
     <w:pPr>
-      <w:keepNext/>
-      <w:keepLines/>
-      <w:spacing w:after="240" w:before="480"/>
+      <w:spacing w:after="80" w:line="240" w:lineRule="auto"/>
+      <w:contextualSpacing/>
       <w:jc w:val="center"/>
     </w:pPr>
     <w:rPr>
       <w:rFonts w:asciiTheme="majorHAnsi" w:cstheme="majorBidi" w:eastAsiaTheme="majorEastAsia" w:hAnsiTheme="majorHAnsi"/>
-      <w:b/>
-      <w:bCs/>
-      <w:color w:themeColor="accent1" w:themeShade="B5" w:val="345A8A"/>
-      <w:sz w:val="36"/>
-      <w:szCs w:val="36"/>
+      <w:sz w:val="56"/>
+      <w:szCs w:val="56"/>
+    </w:rPr>
+  </w:style>
+  <w:style w:customStyle="1" w:styleId="TitleChar" w:type="character">
+    <w:name w:val="Title Char"/>
+    <w:basedOn w:val="DefaultParagraphFont"/>
+    <w:link w:val="Title"/>
+    <w:uiPriority w:val="10"/>
+    <w:rsid w:val="00A10FD9"/>
+    <w:rPr>
+      <w:rFonts w:asciiTheme="majorHAnsi" w:cstheme="majorBidi" w:eastAsiaTheme="majorEastAsia" w:hAnsiTheme="majorHAnsi"/>
+      <w:sz w:val="56"/>
+      <w:szCs w:val="56"/>
     </w:rPr>
   </w:style>
   <w:style w:styleId="Subtitle" w:type="paragraph">
     <w:name w:val="Subtitle"/>
     <w:basedOn w:val="Title"/>
     <w:next w:val="BodyText"/>
+    <w:link w:val="SubtitleChar"/>
+    <w:uiPriority w:val="11"/>
     <w:qFormat/>
+    <w:rsid w:val="00A10FD9"/>
     <w:pPr>
-      <w:keepNext/>
-      <w:keepLines/>
-      <w:spacing w:after="240" w:before="240"/>
-      <w:jc w:val="center"/>
+      <w:numPr>
+        <w:ilvl w:val="1"/>
+      </w:numPr>
     </w:pPr>
     <w:rPr>
-      <w:sz w:val="30"/>
-      <w:szCs w:val="30"/>
+      <w:rFonts w:cstheme="majorBidi" w:eastAsiaTheme="majorEastAsia"/>
+      <w:spacing w:val="15"/>
+      <w:sz w:val="28"/>
+      <w:szCs w:val="28"/>
+    </w:rPr>
+  </w:style>
+  <w:style w:customStyle="1" w:styleId="SubtitleChar" w:type="character">
+    <w:name w:val="Subtitle Char"/>
+    <w:basedOn w:val="DefaultParagraphFont"/>
+    <w:link w:val="Subtitle"/>
+    <w:uiPriority w:val="11"/>
+    <w:rsid w:val="00A10FD9"/>
+    <w:rPr>
+      <w:rFonts w:cstheme="majorBidi" w:eastAsiaTheme="majorEastAsia"/>
+      <w:color w:themeColor="text1" w:themeTint="A6" w:val="595959"/>
+      <w:spacing w:val="15"/>
+      <w:sz w:val="28"/>
+      <w:szCs w:val="28"/>
     </w:rPr>
   </w:style>
   <w:style w:customStyle="1" w:styleId="Author" w:type="paragraph">
     <w:name w:val="Author"/>
+    <w:basedOn w:val="Title"/>
     <w:next w:val="BodyText"/>
     <w:qFormat/>
     <w:pPr>
       <w:keepNext/>
       <w:keepLines/>
-      <w:jc w:val="center"/>
     </w:pPr>
+    <w:rPr>
+      <w:sz w:val="24"/>
+      <w:szCs w:val="24"/>
+    </w:rPr>
   </w:style>
   <w:style w:styleId="Date" w:type="paragraph">
     <w:name w:val="Date"/>
+    <w:basedOn w:val="Title"/>
     <w:next w:val="BodyText"/>
     <w:qFormat/>
     <w:pPr>
       <w:keepNext/>
       <w:keepLines/>
+    </w:pPr>
+    <w:rPr>
+      <w:sz w:val="24"/>
+      <w:szCs w:val="24"/>
+    </w:rPr>
+  </w:style>
+  <w:style w:customStyle="1" w:styleId="AbstractTitle" w:type="paragraph">
+    <w:name w:val="Abstract Title"/>
+    <w:basedOn w:val="Normal"/>
+    <w:next w:val="Abstract"/>
+    <w:qFormat/>
+    <w:pPr>
+      <w:keepNext/>
+      <w:keepLines/>
+      <w:spacing w:after="0" w:before="300"/>
       <w:jc w:val="center"/>
     </w:pPr>
+    <w:rPr>
+      <w:b/>
+      <w:sz w:val="20"/>
+      <w:szCs w:val="20"/>
+    </w:rPr>
   </w:style>
   <w:style w:customStyle="1" w:styleId="Abstract" w:type="paragraph">
     <w:name w:val="Abstract"/>
@@ -2594,7 +7658,7 @@
     <w:pPr>
       <w:keepNext/>
       <w:keepLines/>
-      <w:spacing w:after="300" w:before="300"/>
+      <w:spacing w:after="300" w:before="100"/>
     </w:pPr>
     <w:rPr>
       <w:sz w:val="20"/>
@@ -2610,191 +7674,321 @@
     <w:rPr/>
   </w:style>
   <w:style w:styleId="Heading1" w:type="paragraph">
-    <w:name w:val="Heading 1"/>
+    <w:name w:val="heading 1"/>
     <w:basedOn w:val="Normal"/>
     <w:next w:val="BodyText"/>
+    <w:link w:val="Heading1Char"/>
     <w:uiPriority w:val="9"/>
     <w:qFormat/>
+    <w:rsid w:val="00A10FD9"/>
     <w:pPr>
       <w:keepNext/>
       <w:keepLines/>
-      <w:spacing w:after="0" w:before="480"/>
+      <w:spacing w:after="80" w:before="360"/>
       <w:outlineLvl w:val="0"/>
     </w:pPr>
     <w:rPr>
       <w:rFonts w:asciiTheme="majorHAnsi" w:cstheme="majorBidi" w:eastAsiaTheme="majorEastAsia" w:hAnsiTheme="majorHAnsi"/>
-      <w:b/>
-      <w:bCs/>
-      <w:color w:themeColor="accent1" w:val="4F81BD"/>
+      <w:color w:themeColor="accent1" w:themeShade="BF" w:val="0F4761"/>
+      <w:sz w:val="40"/>
+      <w:szCs w:val="40"/>
+    </w:rPr>
+  </w:style>
+  <w:style w:styleId="Heading2" w:type="paragraph">
+    <w:name w:val="heading 2"/>
+    <w:basedOn w:val="Normal"/>
+    <w:next w:val="BodyText"/>
+    <w:link w:val="Heading2Char"/>
+    <w:uiPriority w:val="9"/>
+    <w:semiHidden/>
+    <w:unhideWhenUsed/>
+    <w:qFormat/>
+    <w:rsid w:val="00A10FD9"/>
+    <w:pPr>
+      <w:keepNext/>
+      <w:keepLines/>
+      <w:spacing w:after="80" w:before="160"/>
+      <w:outlineLvl w:val="1"/>
+    </w:pPr>
+    <w:rPr>
+      <w:rFonts w:asciiTheme="majorHAnsi" w:cstheme="majorBidi" w:eastAsiaTheme="majorEastAsia" w:hAnsiTheme="majorHAnsi"/>
+      <w:color w:themeColor="accent1" w:themeShade="BF" w:val="0F4761"/>
       <w:sz w:val="32"/>
       <w:szCs w:val="32"/>
     </w:rPr>
   </w:style>
-  <w:style w:styleId="Heading2" w:type="paragraph">
-    <w:name w:val="Heading 2"/>
+  <w:style w:styleId="Heading3" w:type="paragraph">
+    <w:name w:val="heading 3"/>
     <w:basedOn w:val="Normal"/>
     <w:next w:val="BodyText"/>
+    <w:link w:val="Heading3Char"/>
     <w:uiPriority w:val="9"/>
+    <w:semiHidden/>
     <w:unhideWhenUsed/>
     <w:qFormat/>
+    <w:rsid w:val="00A10FD9"/>
     <w:pPr>
       <w:keepNext/>
       <w:keepLines/>
-      <w:spacing w:after="0" w:before="200"/>
-      <w:outlineLvl w:val="1"/>
+      <w:spacing w:after="80" w:before="160"/>
+      <w:outlineLvl w:val="2"/>
     </w:pPr>
     <w:rPr>
-      <w:rFonts w:asciiTheme="majorHAnsi" w:cstheme="majorBidi" w:eastAsiaTheme="majorEastAsia" w:hAnsiTheme="majorHAnsi"/>
-      <w:b/>
-      <w:bCs/>
-      <w:color w:themeColor="accent1" w:val="4F81BD"/>
+      <w:rFonts w:cstheme="majorBidi" w:eastAsiaTheme="majorEastAsia"/>
+      <w:color w:themeColor="accent1" w:themeShade="BF" w:val="0F4761"/>
       <w:sz w:val="28"/>
       <w:szCs w:val="28"/>
     </w:rPr>
   </w:style>
-  <w:style w:styleId="Heading3" w:type="paragraph">
-    <w:name w:val="Heading 3"/>
+  <w:style w:styleId="Heading4" w:type="paragraph">
+    <w:name w:val="heading 4"/>
     <w:basedOn w:val="Normal"/>
     <w:next w:val="BodyText"/>
+    <w:link w:val="Heading4Char"/>
     <w:uiPriority w:val="9"/>
+    <w:semiHidden/>
     <w:unhideWhenUsed/>
     <w:qFormat/>
+    <w:rsid w:val="00A10FD9"/>
     <w:pPr>
       <w:keepNext/>
       <w:keepLines/>
-      <w:spacing w:after="0" w:before="200"/>
-      <w:outlineLvl w:val="2"/>
+      <w:spacing w:after="40" w:before="80"/>
+      <w:outlineLvl w:val="3"/>
     </w:pPr>
     <w:rPr>
-      <w:rFonts w:asciiTheme="majorHAnsi" w:cstheme="majorBidi" w:eastAsiaTheme="majorEastAsia" w:hAnsiTheme="majorHAnsi"/>
-      <w:b/>
-      <w:bCs/>
-      <w:color w:themeColor="accent1" w:val="4F81BD"/>
-      <w:sz w:val="24"/>
-      <w:szCs w:val="24"/>
+      <w:rFonts w:cstheme="majorBidi" w:eastAsiaTheme="majorEastAsia"/>
+      <w:i/>
+      <w:iCs/>
+      <w:color w:themeColor="accent1" w:themeShade="BF" w:val="0F4761"/>
     </w:rPr>
   </w:style>
-  <w:style w:styleId="Heading4" w:type="paragraph">
-    <w:name w:val="Heading 4"/>
+  <w:style w:styleId="Heading5" w:type="paragraph">
+    <w:name w:val="heading 5"/>
     <w:basedOn w:val="Normal"/>
     <w:next w:val="BodyText"/>
+    <w:link w:val="Heading5Char"/>
     <w:uiPriority w:val="9"/>
+    <w:semiHidden/>
     <w:unhideWhenUsed/>
     <w:qFormat/>
+    <w:rsid w:val="00A10FD9"/>
     <w:pPr>
       <w:keepNext/>
       <w:keepLines/>
-      <w:spacing w:after="0" w:before="200"/>
-      <w:outlineLvl w:val="3"/>
+      <w:spacing w:after="40" w:before="80"/>
+      <w:outlineLvl w:val="4"/>
     </w:pPr>
     <w:rPr>
-      <w:rFonts w:asciiTheme="majorHAnsi" w:cstheme="majorBidi" w:eastAsiaTheme="majorEastAsia" w:hAnsiTheme="majorHAnsi"/>
-      <w:i/>
-      <w:bCs/>
-      <w:color w:themeColor="accent1" w:val="4F81BD"/>
-      <w:sz w:val="24"/>
-      <w:szCs w:val="24"/>
+      <w:rFonts w:cstheme="majorBidi" w:eastAsiaTheme="majorEastAsia"/>
+      <w:color w:themeColor="accent1" w:themeShade="BF" w:val="0F4761"/>
     </w:rPr>
   </w:style>
-  <w:style w:styleId="Heading5" w:type="paragraph">
-    <w:name w:val="Heading 5"/>
+  <w:style w:styleId="Heading6" w:type="paragraph">
+    <w:name w:val="heading 6"/>
     <w:basedOn w:val="Normal"/>
     <w:next w:val="BodyText"/>
+    <w:link w:val="Heading6Char"/>
     <w:uiPriority w:val="9"/>
+    <w:semiHidden/>
     <w:unhideWhenUsed/>
     <w:qFormat/>
+    <w:rsid w:val="00A10FD9"/>
     <w:pPr>
       <w:keepNext/>
       <w:keepLines/>
-      <w:spacing w:after="0" w:before="200"/>
-      <w:outlineLvl w:val="4"/>
+      <w:spacing w:after="0" w:before="40"/>
+      <w:outlineLvl w:val="5"/>
     </w:pPr>
     <w:rPr>
-      <w:rFonts w:asciiTheme="majorHAnsi" w:cstheme="majorBidi" w:eastAsiaTheme="majorEastAsia" w:hAnsiTheme="majorHAnsi"/>
+      <w:rFonts w:cstheme="majorBidi" w:eastAsiaTheme="majorEastAsia"/>
+      <w:i/>
       <w:iCs/>
-      <w:color w:themeColor="accent1" w:val="4F81BD"/>
-      <w:sz w:val="24"/>
-      <w:szCs w:val="24"/>
+      <w:color w:themeColor="text1" w:themeTint="A6" w:val="595959"/>
     </w:rPr>
   </w:style>
-  <w:style w:styleId="Heading6" w:type="paragraph">
-    <w:name w:val="Heading 6"/>
+  <w:style w:styleId="Heading7" w:type="paragraph">
+    <w:name w:val="heading 7"/>
     <w:basedOn w:val="Normal"/>
     <w:next w:val="BodyText"/>
+    <w:link w:val="Heading7Char"/>
     <w:uiPriority w:val="9"/>
+    <w:semiHidden/>
     <w:unhideWhenUsed/>
     <w:qFormat/>
+    <w:rsid w:val="00A10FD9"/>
     <w:pPr>
       <w:keepNext/>
       <w:keepLines/>
-      <w:spacing w:after="0" w:before="200"/>
-      <w:outlineLvl w:val="5"/>
+      <w:spacing w:after="0" w:before="40"/>
+      <w:outlineLvl w:val="6"/>
     </w:pPr>
     <w:rPr>
-      <w:rFonts w:asciiTheme="majorHAnsi" w:cstheme="majorBidi" w:eastAsiaTheme="majorEastAsia" w:hAnsiTheme="majorHAnsi"/>
-      <w:color w:themeColor="accent1" w:val="4F81BD"/>
-      <w:sz w:val="24"/>
-      <w:szCs w:val="24"/>
+      <w:rFonts w:cstheme="majorBidi" w:eastAsiaTheme="majorEastAsia"/>
+      <w:color w:themeColor="text1" w:themeTint="A6" w:val="595959"/>
     </w:rPr>
   </w:style>
-  <w:style w:styleId="Heading7" w:type="paragraph">
-    <w:name w:val="Heading 7"/>
+  <w:style w:styleId="Heading8" w:type="paragraph">
+    <w:name w:val="heading 8"/>
     <w:basedOn w:val="Normal"/>
     <w:next w:val="BodyText"/>
+    <w:link w:val="Heading8Char"/>
     <w:uiPriority w:val="9"/>
+    <w:semiHidden/>
     <w:unhideWhenUsed/>
     <w:qFormat/>
+    <w:rsid w:val="00A10FD9"/>
     <w:pPr>
       <w:keepNext/>
       <w:keepLines/>
-      <w:spacing w:after="0" w:before="200"/>
-      <w:outlineLvl w:val="6"/>
+      <w:spacing w:after="0"/>
+      <w:outlineLvl w:val="7"/>
     </w:pPr>
     <w:rPr>
-      <w:rFonts w:asciiTheme="majorHAnsi" w:cstheme="majorBidi" w:eastAsiaTheme="majorEastAsia" w:hAnsiTheme="majorHAnsi"/>
-      <w:color w:themeColor="accent1" w:val="4F81BD"/>
-      <w:sz w:val="24"/>
-      <w:szCs w:val="24"/>
+      <w:rFonts w:cstheme="majorBidi" w:eastAsiaTheme="majorEastAsia"/>
+      <w:i/>
+      <w:iCs/>
+      <w:color w:themeColor="text1" w:themeTint="D8" w:val="272727"/>
     </w:rPr>
   </w:style>
-  <w:style w:styleId="Heading8" w:type="paragraph">
-    <w:name w:val="Heading 8"/>
+  <w:style w:styleId="Heading9" w:type="paragraph">
+    <w:name w:val="heading 9"/>
     <w:basedOn w:val="Normal"/>
     <w:next w:val="BodyText"/>
+    <w:link w:val="Heading9Char"/>
     <w:uiPriority w:val="9"/>
+    <w:semiHidden/>
     <w:unhideWhenUsed/>
     <w:qFormat/>
+    <w:rsid w:val="00A10FD9"/>
     <w:pPr>
       <w:keepNext/>
       <w:keepLines/>
-      <w:spacing w:after="0" w:before="200"/>
-      <w:outlineLvl w:val="7"/>
-    </w:pPr>
-    <w:rPr>
-      <w:rFonts w:asciiTheme="majorHAnsi" w:cstheme="majorBidi" w:eastAsiaTheme="majorEastAsia" w:hAnsiTheme="majorHAnsi"/>
-      <w:color w:themeColor="accent1" w:val="4F81BD"/>
-      <w:sz w:val="24"/>
-      <w:szCs w:val="24"/>
-    </w:rPr>
-  </w:style>
-  <w:style w:styleId="Heading9" w:type="paragraph">
-    <w:name w:val="Heading 9"/>
-    <w:basedOn w:val="Normal"/>
-    <w:next w:val="BodyText"/>
-    <w:uiPriority w:val="9"/>
-    <w:unhideWhenUsed/>
-    <w:qFormat/>
-    <w:pPr>
-      <w:keepNext/>
-      <w:keepLines/>
-      <w:spacing w:after="0" w:before="200"/>
+      <w:spacing w:after="0"/>
       <w:outlineLvl w:val="8"/>
     </w:pPr>
     <w:rPr>
+      <w:rFonts w:cstheme="majorBidi" w:eastAsiaTheme="majorEastAsia"/>
+      <w:color w:themeColor="text1" w:themeTint="D8" w:val="272727"/>
+    </w:rPr>
+  </w:style>
+  <w:style w:customStyle="1" w:styleId="Heading1Char" w:type="character">
+    <w:name w:val="Heading 1 Char"/>
+    <w:basedOn w:val="DefaultParagraphFont"/>
+    <w:link w:val="Heading1"/>
+    <w:uiPriority w:val="9"/>
+    <w:rsid w:val="00A10FD9"/>
+    <w:rPr>
       <w:rFonts w:asciiTheme="majorHAnsi" w:cstheme="majorBidi" w:eastAsiaTheme="majorEastAsia" w:hAnsiTheme="majorHAnsi"/>
-      <w:color w:themeColor="accent1" w:val="4F81BD"/>
-      <w:sz w:val="24"/>
-      <w:szCs w:val="24"/>
+      <w:color w:themeColor="accent1" w:themeShade="BF" w:val="0F4761"/>
+      <w:sz w:val="40"/>
+      <w:szCs w:val="40"/>
+    </w:rPr>
+  </w:style>
+  <w:style w:customStyle="1" w:styleId="Heading2Char" w:type="character">
+    <w:name w:val="Heading 2 Char"/>
+    <w:basedOn w:val="DefaultParagraphFont"/>
+    <w:link w:val="Heading2"/>
+    <w:uiPriority w:val="9"/>
+    <w:semiHidden/>
+    <w:rsid w:val="00A10FD9"/>
+    <w:rPr>
+      <w:rFonts w:asciiTheme="majorHAnsi" w:cstheme="majorBidi" w:eastAsiaTheme="majorEastAsia" w:hAnsiTheme="majorHAnsi"/>
+      <w:color w:themeColor="accent1" w:themeShade="BF" w:val="0F4761"/>
+      <w:sz w:val="32"/>
+      <w:szCs w:val="32"/>
+    </w:rPr>
+  </w:style>
+  <w:style w:customStyle="1" w:styleId="Heading3Char" w:type="character">
+    <w:name w:val="Heading 3 Char"/>
+    <w:basedOn w:val="DefaultParagraphFont"/>
+    <w:link w:val="Heading3"/>
+    <w:uiPriority w:val="9"/>
+    <w:semiHidden/>
+    <w:rsid w:val="00A10FD9"/>
+    <w:rPr>
+      <w:rFonts w:cstheme="majorBidi" w:eastAsiaTheme="majorEastAsia"/>
+      <w:color w:themeColor="accent1" w:themeShade="BF" w:val="0F4761"/>
+      <w:sz w:val="28"/>
+      <w:szCs w:val="28"/>
+    </w:rPr>
+  </w:style>
+  <w:style w:customStyle="1" w:styleId="Heading4Char" w:type="character">
+    <w:name w:val="Heading 4 Char"/>
+    <w:basedOn w:val="DefaultParagraphFont"/>
+    <w:link w:val="Heading4"/>
+    <w:uiPriority w:val="9"/>
+    <w:semiHidden/>
+    <w:rsid w:val="00A10FD9"/>
+    <w:rPr>
+      <w:rFonts w:cstheme="majorBidi" w:eastAsiaTheme="majorEastAsia"/>
+      <w:i/>
+      <w:iCs/>
+      <w:color w:themeColor="accent1" w:themeShade="BF" w:val="0F4761"/>
+    </w:rPr>
+  </w:style>
+  <w:style w:customStyle="1" w:styleId="Heading5Char" w:type="character">
+    <w:name w:val="Heading 5 Char"/>
+    <w:basedOn w:val="DefaultParagraphFont"/>
+    <w:link w:val="Heading5"/>
+    <w:uiPriority w:val="9"/>
+    <w:semiHidden/>
+    <w:rsid w:val="00A10FD9"/>
+    <w:rPr>
+      <w:rFonts w:cstheme="majorBidi" w:eastAsiaTheme="majorEastAsia"/>
+      <w:color w:themeColor="accent1" w:themeShade="BF" w:val="0F4761"/>
+    </w:rPr>
+  </w:style>
+  <w:style w:customStyle="1" w:styleId="Heading6Char" w:type="character">
+    <w:name w:val="Heading 6 Char"/>
+    <w:basedOn w:val="DefaultParagraphFont"/>
+    <w:link w:val="Heading6"/>
+    <w:uiPriority w:val="9"/>
+    <w:semiHidden/>
+    <w:rsid w:val="00A10FD9"/>
+    <w:rPr>
+      <w:rFonts w:cstheme="majorBidi" w:eastAsiaTheme="majorEastAsia"/>
+      <w:i/>
+      <w:iCs/>
+      <w:color w:themeColor="text1" w:themeTint="A6" w:val="595959"/>
+    </w:rPr>
+  </w:style>
+  <w:style w:customStyle="1" w:styleId="Heading7Char" w:type="character">
+    <w:name w:val="Heading 7 Char"/>
+    <w:basedOn w:val="DefaultParagraphFont"/>
+    <w:link w:val="Heading7"/>
+    <w:uiPriority w:val="9"/>
+    <w:semiHidden/>
+    <w:rsid w:val="00A10FD9"/>
+    <w:rPr>
+      <w:rFonts w:cstheme="majorBidi" w:eastAsiaTheme="majorEastAsia"/>
+      <w:color w:themeColor="text1" w:themeTint="A6" w:val="595959"/>
+    </w:rPr>
+  </w:style>
+  <w:style w:customStyle="1" w:styleId="Heading8Char" w:type="character">
+    <w:name w:val="Heading 8 Char"/>
+    <w:basedOn w:val="DefaultParagraphFont"/>
+    <w:link w:val="Heading8"/>
+    <w:uiPriority w:val="9"/>
+    <w:semiHidden/>
+    <w:rsid w:val="00A10FD9"/>
+    <w:rPr>
+      <w:rFonts w:cstheme="majorBidi" w:eastAsiaTheme="majorEastAsia"/>
+      <w:i/>
+      <w:iCs/>
+      <w:color w:themeColor="text1" w:themeTint="D8" w:val="272727"/>
+    </w:rPr>
+  </w:style>
+  <w:style w:customStyle="1" w:styleId="Heading9Char" w:type="character">
+    <w:name w:val="Heading 9 Char"/>
+    <w:basedOn w:val="DefaultParagraphFont"/>
+    <w:link w:val="Heading9"/>
+    <w:uiPriority w:val="9"/>
+    <w:semiHidden/>
+    <w:rsid w:val="00A10FD9"/>
+    <w:rPr>
+      <w:rFonts w:cstheme="majorBidi" w:eastAsiaTheme="majorEastAsia"/>
+      <w:color w:themeColor="text1" w:themeTint="D8" w:val="272727"/>
     </w:rPr>
   </w:style>
   <w:style w:styleId="BlockText" w:type="paragraph">
@@ -2816,6 +8010,18 @@
     <w:uiPriority w:val="9"/>
     <w:unhideWhenUsed/>
     <w:qFormat/>
+  </w:style>
+  <w:style w:styleId="FootnoteBlockText" w:type="paragraph">
+    <w:name w:val="Footnote Block Text"/>
+    <w:basedOn w:val="FootnoteText"/>
+    <w:next w:val="FootnoteText"/>
+    <w:uiPriority w:val="9"/>
+    <w:unhideWhenUsed/>
+    <w:qFormat/>
+    <w:pPr>
+      <w:spacing w:after="100" w:before="100"/>
+      <w:ind w:firstLine="0" w:left="480" w:right="480"/>
+    </w:pPr>
   </w:style>
   <w:style w:default="1" w:styleId="DefaultParagraphFont" w:type="character">
     <w:name w:val="Default Paragraph Font"/>
@@ -2846,10 +8052,10 @@
         <w:jc w:val="left"/>
       </w:trPr>
       <w:tcPr>
-        <w:vAlign w:val="bottom"/>
         <w:tcBorders>
           <w:bottom w:val="single"/>
         </w:tcBorders>
+        <w:vAlign w:val="bottom"/>
       </w:tcPr>
     </w:tblStylePr>
   </w:style>
@@ -2965,9 +8171,9 @@
     <w:name w:val="KeywordTok"/>
     <w:basedOn w:val="VerbatimChar"/>
     <w:rPr>
+      <w:b/>
       <w:color w:val="204a87"/>
       <w:shd w:val="clear" w:fill="f8f8f8"/>
-      <w:b/>
     </w:rPr>
   </w:style>
   <w:style w:type="character" w:customStyle="1" w:styleId="DataTypeTok">
@@ -3006,7 +8212,7 @@
     <w:name w:val="ConstantTok"/>
     <w:basedOn w:val="VerbatimChar"/>
     <w:rPr>
-      <w:color w:val="000000"/>
+      <w:color w:val="8f5902"/>
       <w:shd w:val="clear" w:fill="f8f8f8"/>
     </w:rPr>
   </w:style>
@@ -3022,7 +8228,8 @@
     <w:name w:val="SpecialCharTok"/>
     <w:basedOn w:val="VerbatimChar"/>
     <w:rPr>
-      <w:color w:val="000000"/>
+      <w:b/>
+      <w:color w:val="ce5c00"/>
       <w:shd w:val="clear" w:fill="f8f8f8"/>
     </w:rPr>
   </w:style>
@@ -3061,39 +8268,39 @@
     <w:name w:val="CommentTok"/>
     <w:basedOn w:val="VerbatimChar"/>
     <w:rPr>
+      <w:i/>
       <w:color w:val="8f5902"/>
       <w:shd w:val="clear" w:fill="f8f8f8"/>
-      <w:i/>
     </w:rPr>
   </w:style>
   <w:style w:type="character" w:customStyle="1" w:styleId="DocumentationTok">
     <w:name w:val="DocumentationTok"/>
     <w:basedOn w:val="VerbatimChar"/>
     <w:rPr>
+      <w:b/>
+      <w:i/>
       <w:color w:val="8f5902"/>
       <w:shd w:val="clear" w:fill="f8f8f8"/>
-      <w:b/>
-      <w:i/>
     </w:rPr>
   </w:style>
   <w:style w:type="character" w:customStyle="1" w:styleId="AnnotationTok">
     <w:name w:val="AnnotationTok"/>
     <w:basedOn w:val="VerbatimChar"/>
     <w:rPr>
+      <w:b/>
+      <w:i/>
       <w:color w:val="8f5902"/>
       <w:shd w:val="clear" w:fill="f8f8f8"/>
-      <w:b/>
-      <w:i/>
     </w:rPr>
   </w:style>
   <w:style w:type="character" w:customStyle="1" w:styleId="CommentVarTok">
     <w:name w:val="CommentVarTok"/>
     <w:basedOn w:val="VerbatimChar"/>
     <w:rPr>
+      <w:b/>
+      <w:i/>
       <w:color w:val="8f5902"/>
       <w:shd w:val="clear" w:fill="f8f8f8"/>
-      <w:b/>
-      <w:i/>
     </w:rPr>
   </w:style>
   <w:style w:type="character" w:customStyle="1" w:styleId="OtherTok">
@@ -3108,7 +8315,8 @@
     <w:name w:val="FunctionTok"/>
     <w:basedOn w:val="VerbatimChar"/>
     <w:rPr>
-      <w:color w:val="000000"/>
+      <w:b/>
+      <w:color w:val="204a87"/>
       <w:shd w:val="clear" w:fill="f8f8f8"/>
     </w:rPr>
   </w:style>
@@ -3124,18 +8332,18 @@
     <w:name w:val="ControlFlowTok"/>
     <w:basedOn w:val="VerbatimChar"/>
     <w:rPr>
+      <w:b/>
       <w:color w:val="204a87"/>
       <w:shd w:val="clear" w:fill="f8f8f8"/>
-      <w:b/>
     </w:rPr>
   </w:style>
   <w:style w:type="character" w:customStyle="1" w:styleId="OperatorTok">
     <w:name w:val="OperatorTok"/>
     <w:basedOn w:val="VerbatimChar"/>
     <w:rPr>
+      <w:b/>
       <w:color w:val="ce5c00"/>
       <w:shd w:val="clear" w:fill="f8f8f8"/>
-      <w:b/>
     </w:rPr>
   </w:style>
   <w:style w:type="character" w:customStyle="1" w:styleId="BuiltInTok">
@@ -3156,16 +8364,16 @@
     <w:name w:val="PreprocessorTok"/>
     <w:basedOn w:val="VerbatimChar"/>
     <w:rPr>
+      <w:i/>
       <w:color w:val="8f5902"/>
       <w:shd w:val="clear" w:fill="f8f8f8"/>
-      <w:i/>
     </w:rPr>
   </w:style>
   <w:style w:type="character" w:customStyle="1" w:styleId="AttributeTok">
     <w:name w:val="AttributeTok"/>
     <w:basedOn w:val="VerbatimChar"/>
     <w:rPr>
-      <w:color w:val="c4a000"/>
+      <w:color w:val="204a87"/>
       <w:shd w:val="clear" w:fill="f8f8f8"/>
     </w:rPr>
   </w:style>
@@ -3180,20 +8388,20 @@
     <w:name w:val="InformationTok"/>
     <w:basedOn w:val="VerbatimChar"/>
     <w:rPr>
+      <w:b/>
+      <w:i/>
       <w:color w:val="8f5902"/>
       <w:shd w:val="clear" w:fill="f8f8f8"/>
-      <w:b/>
-      <w:i/>
     </w:rPr>
   </w:style>
   <w:style w:type="character" w:customStyle="1" w:styleId="WarningTok">
     <w:name w:val="WarningTok"/>
     <w:basedOn w:val="VerbatimChar"/>
     <w:rPr>
+      <w:b/>
+      <w:i/>
       <w:color w:val="8f5902"/>
       <w:shd w:val="clear" w:fill="f8f8f8"/>
-      <w:b/>
-      <w:i/>
     </w:rPr>
   </w:style>
   <w:style w:type="character" w:customStyle="1" w:styleId="AlertTok">
@@ -3208,9 +8416,9 @@
     <w:name w:val="ErrorTok"/>
     <w:basedOn w:val="VerbatimChar"/>
     <w:rPr>
+      <w:b/>
       <w:color w:val="a40000"/>
       <w:shd w:val="clear" w:fill="f8f8f8"/>
-      <w:b/>
     </w:rPr>
   </w:style>
   <w:style w:type="character" w:customStyle="1" w:styleId="NormalTok">
@@ -3234,44 +8442,44 @@
         <a:sysClr val="window" lastClr="FFFFFF"/>
       </a:lt1>
       <a:dk2>
-        <a:srgbClr val="1F497D"/>
+        <a:srgbClr val="0E2841"/>
       </a:dk2>
       <a:lt2>
-        <a:srgbClr val="EEECE1"/>
+        <a:srgbClr val="E8E8E8"/>
       </a:lt2>
       <a:accent1>
-        <a:srgbClr val="4F81BD"/>
+        <a:srgbClr val="156082"/>
       </a:accent1>
       <a:accent2>
-        <a:srgbClr val="C0504D"/>
+        <a:srgbClr val="E97132"/>
       </a:accent2>
       <a:accent3>
-        <a:srgbClr val="9BBB59"/>
+        <a:srgbClr val="196B24"/>
       </a:accent3>
       <a:accent4>
-        <a:srgbClr val="8064A2"/>
+        <a:srgbClr val="0F9ED5"/>
       </a:accent4>
       <a:accent5>
-        <a:srgbClr val="4BACC6"/>
+        <a:srgbClr val="A02B93"/>
       </a:accent5>
       <a:accent6>
-        <a:srgbClr val="F79646"/>
+        <a:srgbClr val="4EA72E"/>
       </a:accent6>
       <a:hlink>
-        <a:srgbClr val="0000FF"/>
+        <a:srgbClr val="467886"/>
       </a:hlink>
       <a:folHlink>
-        <a:srgbClr val="800080"/>
+        <a:srgbClr val="96607D"/>
       </a:folHlink>
     </a:clrScheme>
     <a:fontScheme name="Office">
       <a:majorFont>
-        <a:latin typeface="Calibri"/>
+        <a:latin typeface="Aptos Display" panose="02110004020202020204"/>
         <a:ea typeface=""/>
         <a:cs typeface=""/>
-        <a:font script="Jpan" typeface="ＭＳ ゴシック"/>
+        <a:font script="Jpan" typeface="游ゴシック Light"/>
         <a:font script="Hang" typeface="맑은 고딕"/>
-        <a:font script="Hans" typeface="宋体"/>
+        <a:font script="Hans" typeface="等线 Light"/>
         <a:font script="Hant" typeface="新細明體"/>
         <a:font script="Arab" typeface="Times New Roman"/>
         <a:font script="Hebr" typeface="Times New Roman"/>
@@ -3298,14 +8506,32 @@
         <a:font script="Mong" typeface="Mongolian Baiti"/>
         <a:font script="Viet" typeface="Times New Roman"/>
         <a:font script="Uigh" typeface="Microsoft Uighur"/>
+        <a:font script="Geor" typeface="Sylfaen"/>
+        <a:font script="Armn" typeface="Arial"/>
+        <a:font script="Bugi" typeface="Leelawadee UI"/>
+        <a:font script="Bopo" typeface="Microsoft JhengHei"/>
+        <a:font script="Java" typeface="Javanese Text"/>
+        <a:font script="Lisu" typeface="Segoe UI"/>
+        <a:font script="Mymr" typeface="Myanmar Text"/>
+        <a:font script="Nkoo" typeface="Ebrima"/>
+        <a:font script="Olck" typeface="Nirmala UI"/>
+        <a:font script="Osma" typeface="Ebrima"/>
+        <a:font script="Phag" typeface="Phagspa"/>
+        <a:font script="Syrn" typeface="Estrangelo Edessa"/>
+        <a:font script="Syrj" typeface="Estrangelo Edessa"/>
+        <a:font script="Syre" typeface="Estrangelo Edessa"/>
+        <a:font script="Sora" typeface="Nirmala UI"/>
+        <a:font script="Tale" typeface="Microsoft Tai Le"/>
+        <a:font script="Talu" typeface="Microsoft New Tai Lue"/>
+        <a:font script="Tfng" typeface="Ebrima"/>
       </a:majorFont>
       <a:minorFont>
-        <a:latin typeface="Cambria"/>
+        <a:latin typeface="Aptos" panose="02110004020202020204"/>
         <a:ea typeface=""/>
         <a:cs typeface=""/>
-        <a:font script="Jpan" typeface="ＭＳ 明朝"/>
+        <a:font script="Jpan" typeface="游明朝"/>
         <a:font script="Hang" typeface="맑은 고딕"/>
-        <a:font script="Hans" typeface="宋体"/>
+        <a:font script="Hans" typeface="等线"/>
         <a:font script="Hant" typeface="新細明體"/>
         <a:font script="Arab" typeface="Arial"/>
         <a:font script="Hebr" typeface="Arial"/>
@@ -3332,6 +8558,24 @@
         <a:font script="Mong" typeface="Mongolian Baiti"/>
         <a:font script="Viet" typeface="Arial"/>
         <a:font script="Uigh" typeface="Microsoft Uighur"/>
+        <a:font script="Geor" typeface="Sylfaen"/>
+        <a:font script="Armn" typeface="Arial"/>
+        <a:font script="Bugi" typeface="Leelawadee UI"/>
+        <a:font script="Bopo" typeface="Microsoft JhengHei"/>
+        <a:font script="Java" typeface="Javanese Text"/>
+        <a:font script="Lisu" typeface="Segoe UI"/>
+        <a:font script="Mymr" typeface="Myanmar Text"/>
+        <a:font script="Nkoo" typeface="Ebrima"/>
+        <a:font script="Olck" typeface="Nirmala UI"/>
+        <a:font script="Osma" typeface="Ebrima"/>
+        <a:font script="Phag" typeface="Phagspa"/>
+        <a:font script="Syrn" typeface="Estrangelo Edessa"/>
+        <a:font script="Syrj" typeface="Estrangelo Edessa"/>
+        <a:font script="Syre" typeface="Estrangelo Edessa"/>
+        <a:font script="Sora" typeface="Nirmala UI"/>
+        <a:font script="Tale" typeface="Microsoft Tai Le"/>
+        <a:font script="Talu" typeface="Microsoft New Tai Lue"/>
+        <a:font script="Tfng" typeface="Ebrima"/>
       </a:minorFont>
     </a:fontScheme>
     <a:fmtScheme name="Office">
@@ -3343,200 +8587,141 @@
           <a:gsLst>
             <a:gs pos="0">
               <a:schemeClr val="phClr">
-                <a:tint val="50000"/>
-                <a:satMod val="300000"/>
+                <a:lumMod val="110000"/>
+                <a:satMod val="105000"/>
+                <a:tint val="67000"/>
               </a:schemeClr>
             </a:gs>
-            <a:gs pos="35000">
+            <a:gs pos="50000">
               <a:schemeClr val="phClr">
-                <a:tint val="37000"/>
-                <a:satMod val="300000"/>
+                <a:lumMod val="105000"/>
+                <a:satMod val="103000"/>
+                <a:tint val="73000"/>
               </a:schemeClr>
             </a:gs>
             <a:gs pos="100000">
               <a:schemeClr val="phClr">
-                <a:tint val="15000"/>
-                <a:satMod val="350000"/>
+                <a:lumMod val="105000"/>
+                <a:satMod val="109000"/>
+                <a:tint val="81000"/>
               </a:schemeClr>
             </a:gs>
           </a:gsLst>
-          <a:lin ang="16200000" scaled="1"/>
+          <a:lin ang="5400000" scaled="0"/>
         </a:gradFill>
         <a:gradFill rotWithShape="1">
           <a:gsLst>
             <a:gs pos="0">
               <a:schemeClr val="phClr">
-                <a:tint val="100000"/>
+                <a:satMod val="103000"/>
+                <a:lumMod val="102000"/>
+                <a:tint val="94000"/>
+              </a:schemeClr>
+            </a:gs>
+            <a:gs pos="50000">
+              <a:schemeClr val="phClr">
+                <a:satMod val="110000"/>
+                <a:lumMod val="100000"/>
                 <a:shade val="100000"/>
-                <a:satMod val="130000"/>
               </a:schemeClr>
             </a:gs>
             <a:gs pos="100000">
               <a:schemeClr val="phClr">
-                <a:tint val="50000"/>
-                <a:shade val="100000"/>
-                <a:satMod val="350000"/>
+                <a:lumMod val="99000"/>
+                <a:satMod val="120000"/>
+                <a:shade val="78000"/>
               </a:schemeClr>
             </a:gs>
           </a:gsLst>
-          <a:lin ang="16200000" scaled="0"/>
+          <a:lin ang="5400000" scaled="0"/>
         </a:gradFill>
       </a:fillStyleLst>
       <a:lnStyleLst>
-        <a:ln w="9525" cap="flat" cmpd="sng" algn="ctr">
-          <a:solidFill>
-            <a:schemeClr val="phClr">
-              <a:shade val="95000"/>
-              <a:satMod val="105000"/>
-            </a:schemeClr>
-          </a:solidFill>
-          <a:prstDash val="solid"/>
-        </a:ln>
-        <a:ln w="25400" cap="flat" cmpd="sng" algn="ctr">
+        <a:ln w="6350" cap="flat" cmpd="sng" algn="ctr">
           <a:solidFill>
             <a:schemeClr val="phClr"/>
           </a:solidFill>
           <a:prstDash val="solid"/>
+          <a:miter lim="800000"/>
         </a:ln>
-        <a:ln w="38100" cap="flat" cmpd="sng" algn="ctr">
+        <a:ln w="12700" cap="flat" cmpd="sng" algn="ctr">
           <a:solidFill>
             <a:schemeClr val="phClr"/>
           </a:solidFill>
           <a:prstDash val="solid"/>
+          <a:miter lim="800000"/>
+        </a:ln>
+        <a:ln w="19050" cap="flat" cmpd="sng" algn="ctr">
+          <a:solidFill>
+            <a:schemeClr val="phClr"/>
+          </a:solidFill>
+          <a:prstDash val="solid"/>
+          <a:miter lim="800000"/>
         </a:ln>
       </a:lnStyleLst>
       <a:effectStyleLst>
         <a:effectStyle>
+          <a:effectLst/>
+        </a:effectStyle>
+        <a:effectStyle>
+          <a:effectLst/>
+        </a:effectStyle>
+        <a:effectStyle>
           <a:effectLst>
-            <a:outerShdw blurRad="40000" dist="20000" dir="5400000" rotWithShape="0">
+            <a:outerShdw blurRad="57150" dist="19050" dir="5400000" algn="ctr" rotWithShape="0">
               <a:srgbClr val="000000">
-                <a:alpha val="38000"/>
+                <a:alpha val="63000"/>
               </a:srgbClr>
             </a:outerShdw>
           </a:effectLst>
-        </a:effectStyle>
-        <a:effectStyle>
-          <a:effectLst>
-            <a:outerShdw blurRad="40000" dist="23000" dir="5400000" rotWithShape="0">
-              <a:srgbClr val="000000">
-                <a:alpha val="35000"/>
-              </a:srgbClr>
-            </a:outerShdw>
-          </a:effectLst>
-        </a:effectStyle>
-        <a:effectStyle>
-          <a:effectLst>
-            <a:outerShdw blurRad="40000" dist="23000" dir="5400000" rotWithShape="0">
-              <a:srgbClr val="000000">
-                <a:alpha val="35000"/>
-              </a:srgbClr>
-            </a:outerShdw>
-          </a:effectLst>
-          <a:scene3d>
-            <a:camera prst="orthographicFront">
-              <a:rot lat="0" lon="0" rev="0"/>
-            </a:camera>
-            <a:lightRig rig="threePt" dir="t">
-              <a:rot lat="0" lon="0" rev="1200000"/>
-            </a:lightRig>
-          </a:scene3d>
-          <a:sp3d>
-            <a:bevelT w="63500" h="25400"/>
-          </a:sp3d>
         </a:effectStyle>
       </a:effectStyleLst>
       <a:bgFillStyleLst>
         <a:solidFill>
           <a:schemeClr val="phClr"/>
         </a:solidFill>
+        <a:solidFill>
+          <a:schemeClr val="phClr">
+            <a:tint val="95000"/>
+            <a:satMod val="170000"/>
+          </a:schemeClr>
+        </a:solidFill>
         <a:gradFill rotWithShape="1">
           <a:gsLst>
             <a:gs pos="0">
               <a:schemeClr val="phClr">
-                <a:tint val="40000"/>
-                <a:satMod val="350000"/>
+                <a:tint val="93000"/>
+                <a:satMod val="150000"/>
+                <a:shade val="98000"/>
+                <a:lumMod val="102000"/>
               </a:schemeClr>
             </a:gs>
-            <a:gs pos="40000">
+            <a:gs pos="50000">
               <a:schemeClr val="phClr">
-                <a:tint val="45000"/>
-                <a:shade val="99000"/>
-                <a:satMod val="350000"/>
+                <a:tint val="98000"/>
+                <a:satMod val="130000"/>
+                <a:shade val="90000"/>
+                <a:lumMod val="103000"/>
               </a:schemeClr>
             </a:gs>
             <a:gs pos="100000">
               <a:schemeClr val="phClr">
-                <a:shade val="20000"/>
-                <a:satMod val="255000"/>
+                <a:shade val="63000"/>
+                <a:satMod val="120000"/>
               </a:schemeClr>
             </a:gs>
           </a:gsLst>
-          <a:path path="circle">
-            <a:fillToRect l="50000" t="-80000" r="50000" b="180000"/>
-          </a:path>
-        </a:gradFill>
-        <a:gradFill rotWithShape="1">
-          <a:gsLst>
-            <a:gs pos="0">
-              <a:schemeClr val="phClr">
-                <a:tint val="80000"/>
-                <a:satMod val="300000"/>
-              </a:schemeClr>
-            </a:gs>
-            <a:gs pos="100000">
-              <a:schemeClr val="phClr">
-                <a:shade val="30000"/>
-                <a:satMod val="200000"/>
-              </a:schemeClr>
-            </a:gs>
-          </a:gsLst>
-          <a:path path="circle">
-            <a:fillToRect l="50000" t="50000" r="50000" b="50000"/>
-          </a:path>
+          <a:lin ang="5400000" scaled="0"/>
         </a:gradFill>
       </a:bgFillStyleLst>
     </a:fmtScheme>
   </a:themeElements>
-  <a:objectDefaults>
-    <a:spDef>
-      <a:spPr/>
-      <a:bodyPr/>
-      <a:lstStyle/>
-      <a:style>
-        <a:lnRef idx="1">
-          <a:schemeClr val="accent1"/>
-        </a:lnRef>
-        <a:fillRef idx="3">
-          <a:schemeClr val="accent1"/>
-        </a:fillRef>
-        <a:effectRef idx="2">
-          <a:schemeClr val="accent1"/>
-        </a:effectRef>
-        <a:fontRef idx="minor">
-          <a:schemeClr val="lt1"/>
-        </a:fontRef>
-      </a:style>
-    </a:spDef>
-    <a:lnDef>
-      <a:spPr/>
-      <a:bodyPr/>
-      <a:lstStyle/>
-      <a:style>
-        <a:lnRef idx="2">
-          <a:schemeClr val="accent1"/>
-        </a:lnRef>
-        <a:fillRef idx="0">
-          <a:schemeClr val="accent1"/>
-        </a:fillRef>
-        <a:effectRef idx="1">
-          <a:schemeClr val="accent1"/>
-        </a:effectRef>
-        <a:fontRef idx="minor">
-          <a:schemeClr val="tx1"/>
-        </a:fontRef>
-      </a:style>
-    </a:lnDef>
-  </a:objectDefaults>
+  <a:objectDefaults/>
   <a:extraClrSchemeLst/>
+  <a:extLst>
+    <a:ext uri="{05A4C25C-085E-4340-85A3-A5531E510DB2}">
+      <thm15:themeFamily xmlns:thm15="http://schemas.microsoft.com/office/thememl/2012/main" name="Office Theme" id="{2E142A2C-CD16-42D6-873A-C26D2A0506FA}" vid="{1BDDFF52-6CD6-40A5-AB3C-68EB2F1E4D0A}"/>
+    </a:ext>
+  </a:extLst>
 </a:theme>
 </file>